--- a/files/承攬商工具箱會議及預知危險活動（TBM-KY）紀錄表.docx
+++ b/files/承攬商工具箱會議及預知危險活動（TBM-KY）紀錄表.docx
@@ -2,17 +2,6 @@
 <file path=word/document.xml><?xml version="1.0" encoding="utf-8"?>
 <w:document xmlns:wpc="http://schemas.microsoft.com/office/word/2010/wordprocessingCanvas" xmlns:cx="http://schemas.microsoft.com/office/drawing/2014/chartex" xmlns:cx1="http://schemas.microsoft.com/office/drawing/2015/9/8/chartex" xmlns:cx2="http://schemas.microsoft.com/office/drawing/2015/10/21/chartex" xmlns:cx3="http://schemas.microsoft.com/office/drawing/2016/5/9/chartex" xmlns:cx4="http://schemas.microsoft.com/office/drawing/2016/5/10/chartex" xmlns:cx5="http://schemas.microsoft.com/office/drawing/2016/5/11/chartex" xmlns:cx6="http://schemas.microsoft.com/office/drawing/2016/5/12/chartex" xmlns:cx7="http://schemas.microsoft.com/office/drawing/2016/5/13/chartex" xmlns:cx8="http://schemas.microsoft.com/office/drawing/2016/5/14/chartex" xmlns:mc="http://schemas.openxmlformats.org/markup-compatibility/2006" xmlns:aink="http://schemas.microsoft.com/office/drawing/2016/ink" xmlns:am3d="http://schemas.microsoft.com/office/drawing/2017/model3d" xmlns:o="urn:schemas-microsoft-com:office:office" xmlns:oel="http://schemas.microsoft.com/office/2019/extlst" xmlns:r="http://schemas.openxmlformats.org/officeDocument/2006/relationships" xmlns:m="http://schemas.openxmlformats.org/officeDocument/2006/math" xmlns:v="urn:schemas-microsoft-com:vml" xmlns:wp14="http://schemas.microsoft.com/office/word/2010/wordprocessingDrawing" xmlns:wp="http://schemas.openxmlformats.org/drawingml/2006/wordprocessingDrawing" xmlns:w10="urn:schemas-microsoft-com:office:word" xmlns:w="http://schemas.openxmlformats.org/wordprocessingml/2006/main" xmlns:w14="http://schemas.microsoft.com/office/word/2010/wordml" xmlns:w15="http://schemas.microsoft.com/office/word/2012/wordml" xmlns:w16cex="http://schemas.microsoft.com/office/word/2018/wordml/cex" xmlns:w16cid="http://schemas.microsoft.com/office/word/2016/wordml/cid" xmlns:w16="http://schemas.microsoft.com/office/word/2018/wordml" xmlns:w16sdtdh="http://schemas.microsoft.com/office/word/2020/wordml/sdtdatahash" xmlns:w16se="http://schemas.microsoft.com/office/word/2015/wordml/symex" xmlns:wpg="http://schemas.microsoft.com/office/word/2010/wordprocessingGroup" xmlns:wpi="http://schemas.microsoft.com/office/word/2010/wordprocessingInk" xmlns:wne="http://schemas.microsoft.com/office/word/2006/wordml" xmlns:wps="http://schemas.microsoft.com/office/word/2010/wordprocessingShape" mc:Ignorable="w14 w15 w16se w16cid w16 w16cex w16sdtdh wp14">
   <w:body>
-    <w:p>
-      <w:pPr>
-        <w:spacing w:beforeLines="50" w:before="180" w:line="200" w:lineRule="exact"/>
-        <w:jc w:val="both"/>
-        <w:rPr>
-          <w:rFonts w:ascii="標楷體" w:eastAsia="標楷體" w:hAnsi="標楷體"/>
-          <w:b/>
-          <w:sz w:val="20"/>
-        </w:rPr>
-      </w:pPr>
-    </w:p>
     <w:tbl>
       <w:tblPr>
         <w:tblW w:w="10065" w:type="dxa"/>
@@ -43,29 +32,37 @@
             <w:noWrap/>
             <w:vAlign w:val="bottom"/>
           </w:tcPr>
+          <w:bookmarkStart w:id="84" w:name="_Toc242179503"/>
+          <w:bookmarkStart w:id="85" w:name="_Toc242179562"/>
+          <w:bookmarkStart w:id="86" w:name="_Toc242179765"/>
           <w:p>
             <w:pPr>
               <w:spacing w:line="0" w:lineRule="atLeast"/>
               <w:jc w:val="center"/>
-              <w:rPr>
-                <w:rFonts w:eastAsia="標楷體"/>
+              <w:outlineLvl w:val="0"/>
+              <w:rPr>
+                <w:rFonts w:eastAsia="標楷體"/>
+                <w:b/>
+                <w:bCs/>
+                <w:color w:val="000000" w:themeColor="text1"/>
                 <w:sz w:val="32"/>
-                <w:szCs w:val="32"/>
                 <w:u w:val="double"/>
               </w:rPr>
             </w:pPr>
             <w:r>
               <w:rPr>
-                <w:rFonts w:ascii="標楷體" w:eastAsia="標楷體" w:hAnsi="標楷體"/>
+                <w:rFonts w:eastAsia="標楷體"/>
                 <w:b/>
+                <w:bCs/>
                 <w:noProof/>
+                <w:color w:val="000000" w:themeColor="text1"/>
                 <w:sz w:val="32"/>
-                <w:szCs w:val="32"/>
-              </w:rPr>
+              </w:rPr>
+              <w:lastRenderedPageBreak/>
               <mc:AlternateContent>
                 <mc:Choice Requires="wps">
                   <w:drawing>
-                    <wp:anchor distT="0" distB="0" distL="114300" distR="114300" simplePos="0" relativeHeight="251848704" behindDoc="0" locked="0" layoutInCell="1" allowOverlap="1" wp14:anchorId="65BA6287" wp14:editId="14E466E2">
+                    <wp:anchor distT="0" distB="0" distL="114300" distR="114300" simplePos="0" relativeHeight="251848704" behindDoc="0" locked="0" layoutInCell="1" allowOverlap="1" wp14:anchorId="65BA6287" wp14:editId="5A060585">
                       <wp:simplePos x="0" y="0"/>
                       <wp:positionH relativeFrom="column">
                         <wp:posOffset>5436235</wp:posOffset>
@@ -123,64 +120,55 @@
                                 <w:p>
                                   <w:pPr>
                                     <w:rPr>
-                                      <w:rFonts w:eastAsia="標楷體"/>
                                       <w:b/>
                                       <w:i/>
-                                      <w:iCs/>
+                                      <w:color w:val="000000" w:themeColor="text1"/>
                                       <w:sz w:val="20"/>
                                     </w:rPr>
                                   </w:pPr>
                                   <w:r>
                                     <w:rPr>
-                                      <w:rFonts w:eastAsia="標楷體"/>
                                       <w:b/>
                                       <w:i/>
-                                      <w:iCs/>
-                                      <w:color w:val="FF0000"/>
+                                      <w:color w:val="000000" w:themeColor="text1"/>
                                       <w:sz w:val="20"/>
                                     </w:rPr>
                                     <w:t>11</w:t>
                                   </w:r>
                                   <w:r>
                                     <w:rPr>
-                                      <w:rFonts w:eastAsia="標楷體" w:hint="eastAsia"/>
                                       <w:b/>
                                       <w:i/>
-                                      <w:iCs/>
-                                      <w:color w:val="FF0000"/>
+                                      <w:color w:val="000000" w:themeColor="text1"/>
                                       <w:sz w:val="20"/>
                                     </w:rPr>
                                     <w:t>5</w:t>
                                   </w:r>
                                   <w:r>
                                     <w:rPr>
-                                      <w:rFonts w:eastAsia="標楷體"/>
                                       <w:b/>
                                       <w:i/>
-                                      <w:iCs/>
+                                      <w:color w:val="000000" w:themeColor="text1"/>
+                                      <w:sz w:val="20"/>
+                                    </w:rPr>
+                                    <w:t>.</w:t>
+                                  </w:r>
+                                  <w:r>
+                                    <w:rPr>
+                                      <w:rFonts w:hint="eastAsia"/>
+                                      <w:b/>
+                                      <w:i/>
                                       <w:color w:val="FF0000"/>
                                       <w:sz w:val="20"/>
                                     </w:rPr>
-                                    <w:t>.0</w:t>
+                                    <w:t>10</w:t>
                                   </w:r>
                                   <w:r>
                                     <w:rPr>
-                                      <w:rFonts w:eastAsia="標楷體" w:hint="eastAsia"/>
+                                      <w:rFonts w:hint="eastAsia"/>
                                       <w:b/>
                                       <w:i/>
-                                      <w:iCs/>
-                                      <w:color w:val="FF0000"/>
-                                      <w:sz w:val="20"/>
-                                    </w:rPr>
-                                    <w:t>3</w:t>
-                                  </w:r>
-                                  <w:r>
-                                    <w:rPr>
-                                      <w:rFonts w:eastAsia="標楷體"/>
-                                      <w:b/>
-                                      <w:i/>
-                                      <w:iCs/>
-                                      <w:color w:val="FF0000"/>
+                                      <w:color w:val="000000" w:themeColor="text1"/>
                                       <w:sz w:val="20"/>
                                     </w:rPr>
                                     <w:t>修訂</w:t>
@@ -206,74 +194,61 @@
                 </mc:Choice>
                 <mc:Fallback>
                   <w:pict>
-                    <v:shapetype w14:anchorId="65BA6287" id="_x0000_t202" coordsize="21600,21600" o:spt="202" path="m,l,21600r21600,l21600,xe">
-                      <v:stroke joinstyle="miter"/>
-                      <v:path gradientshapeok="t" o:connecttype="rect"/>
-                    </v:shapetype>
-                    <v:shape id="Text Box 98" o:spid="_x0000_s1026" type="#_x0000_t202" style="position:absolute;left:0;text-align:left;margin-left:428.05pt;margin-top:-19.85pt;width:73.5pt;height:22.85pt;z-index:251848704;visibility:visible;mso-wrap-style:square;mso-width-percent:0;mso-height-percent:0;mso-wrap-distance-left:9pt;mso-wrap-distance-top:0;mso-wrap-distance-right:9pt;mso-wrap-distance-bottom:0;mso-position-horizontal:absolute;mso-position-horizontal-relative:text;mso-position-vertical:absolute;mso-position-vertical-relative:text;mso-width-percent:0;mso-height-percent:0;mso-width-relative:page;mso-height-relative:page;v-text-anchor:top" o:gfxdata="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" filled="f" stroked="f">
+                    <v:shape w14:anchorId="65BA6287" id="Text Box 98" o:spid="_x0000_s1062" type="#_x0000_t202" style="position:absolute;left:0;text-align:left;margin-left:428.05pt;margin-top:-19.85pt;width:73.5pt;height:22.85pt;z-index:251848704;visibility:visible;mso-wrap-style:square;mso-width-percent:0;mso-height-percent:0;mso-wrap-distance-left:9pt;mso-wrap-distance-top:0;mso-wrap-distance-right:9pt;mso-wrap-distance-bottom:0;mso-position-horizontal:absolute;mso-position-horizontal-relative:text;mso-position-vertical:absolute;mso-position-vertical-relative:text;mso-width-percent:0;mso-height-percent:0;mso-width-relative:page;mso-height-relative:page;v-text-anchor:top" o:gfxdata="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" filled="f" stroked="f">
                       <v:textbox>
                         <w:txbxContent>
                           <w:p>
                             <w:pPr>
                               <w:rPr>
-                                <w:rFonts w:eastAsia="標楷體"/>
                                 <w:b/>
                                 <w:i/>
-                                <w:iCs/>
+                                <w:color w:val="000000" w:themeColor="text1"/>
                                 <w:sz w:val="20"/>
                               </w:rPr>
                             </w:pPr>
                             <w:r>
                               <w:rPr>
-                                <w:rFonts w:eastAsia="標楷體"/>
                                 <w:b/>
                                 <w:i/>
-                                <w:iCs/>
-                                <w:color w:val="FF0000"/>
+                                <w:color w:val="000000" w:themeColor="text1"/>
                                 <w:sz w:val="20"/>
                               </w:rPr>
                               <w:t>11</w:t>
                             </w:r>
                             <w:r>
                               <w:rPr>
-                                <w:rFonts w:eastAsia="標楷體" w:hint="eastAsia"/>
                                 <w:b/>
                                 <w:i/>
-                                <w:iCs/>
-                                <w:color w:val="FF0000"/>
+                                <w:color w:val="000000" w:themeColor="text1"/>
                                 <w:sz w:val="20"/>
                               </w:rPr>
                               <w:t>5</w:t>
                             </w:r>
                             <w:r>
                               <w:rPr>
-                                <w:rFonts w:eastAsia="標楷體"/>
                                 <w:b/>
                                 <w:i/>
-                                <w:iCs/>
+                                <w:color w:val="000000" w:themeColor="text1"/>
+                                <w:sz w:val="20"/>
+                              </w:rPr>
+                              <w:t>.</w:t>
+                            </w:r>
+                            <w:r>
+                              <w:rPr>
+                                <w:rFonts w:hint="eastAsia"/>
+                                <w:b/>
+                                <w:i/>
                                 <w:color w:val="FF0000"/>
                                 <w:sz w:val="20"/>
                               </w:rPr>
-                              <w:t>.0</w:t>
+                              <w:t>10</w:t>
                             </w:r>
                             <w:r>
                               <w:rPr>
-                                <w:rFonts w:eastAsia="標楷體" w:hint="eastAsia"/>
+                                <w:rFonts w:hint="eastAsia"/>
                                 <w:b/>
                                 <w:i/>
-                                <w:iCs/>
-                                <w:color w:val="FF0000"/>
-                                <w:sz w:val="20"/>
-                              </w:rPr>
-                              <w:t>3</w:t>
-                            </w:r>
-                            <w:r>
-                              <w:rPr>
-                                <w:rFonts w:eastAsia="標楷體"/>
-                                <w:b/>
-                                <w:i/>
-                                <w:iCs/>
-                                <w:color w:val="FF0000"/>
+                                <w:color w:val="000000" w:themeColor="text1"/>
                                 <w:sz w:val="20"/>
                               </w:rPr>
                               <w:t>修訂</w:t>
@@ -289,9 +264,11 @@
             </w:r>
             <w:r>
               <w:rPr>
-                <w:rFonts w:eastAsia="標楷體"/>
+                <w:rFonts w:eastAsia="標楷體" w:hint="eastAsia"/>
+                <w:b/>
+                <w:bCs/>
+                <w:color w:val="000000" w:themeColor="text1"/>
                 <w:sz w:val="32"/>
-                <w:szCs w:val="32"/>
                 <w:u w:val="double"/>
               </w:rPr>
               <w:t>興達發電廠承攬商工具箱會議及預知危險活動（</w:t>
@@ -299,21 +276,28 @@
             <w:r>
               <w:rPr>
                 <w:rFonts w:eastAsia="標楷體"/>
+                <w:b/>
+                <w:bCs/>
+                <w:color w:val="000000" w:themeColor="text1"/>
                 <w:sz w:val="32"/>
-                <w:szCs w:val="32"/>
                 <w:u w:val="double"/>
               </w:rPr>
               <w:t>TBM-KY</w:t>
             </w:r>
             <w:r>
               <w:rPr>
-                <w:rFonts w:eastAsia="標楷體"/>
+                <w:rFonts w:eastAsia="標楷體" w:hint="eastAsia"/>
+                <w:b/>
+                <w:bCs/>
+                <w:color w:val="000000" w:themeColor="text1"/>
                 <w:sz w:val="32"/>
-                <w:szCs w:val="32"/>
                 <w:u w:val="double"/>
               </w:rPr>
               <w:t>）紀錄表</w:t>
             </w:r>
+            <w:bookmarkEnd w:id="84"/>
+            <w:bookmarkEnd w:id="85"/>
+            <w:bookmarkEnd w:id="86"/>
           </w:p>
           <w:p>
             <w:pPr>
@@ -321,75 +305,71 @@
               <w:ind w:firstLineChars="5" w:firstLine="12"/>
               <w:rPr>
                 <w:rFonts w:eastAsia="標楷體"/>
+                <w:color w:val="000000" w:themeColor="text1"/>
                 <w:u w:val="single"/>
               </w:rPr>
             </w:pPr>
             <w:r>
               <w:rPr>
-                <w:rFonts w:eastAsia="標楷體"/>
+                <w:rFonts w:eastAsia="標楷體" w:hint="eastAsia"/>
+                <w:color w:val="000000" w:themeColor="text1"/>
               </w:rPr>
               <w:t>承攬商：</w:t>
             </w:r>
             <w:r>
               <w:rPr>
+                <w:rFonts w:eastAsia="標楷體"/>
+                <w:color w:val="000000" w:themeColor="text1"/>
+                <w:u w:val="single"/>
+              </w:rPr>
+              <w:t xml:space="preserve">                                 </w:t>
+            </w:r>
+            <w:r>
+              <w:rPr>
+                <w:rFonts w:eastAsia="標楷體"/>
+                <w:color w:val="000000" w:themeColor="text1"/>
+              </w:rPr>
+              <w:t xml:space="preserve"> </w:t>
+            </w:r>
+            <w:r>
+              <w:rPr>
                 <w:rFonts w:eastAsia="標楷體" w:hint="eastAsia"/>
-                <w:u w:val="single"/>
-              </w:rPr>
-              <w:t xml:space="preserve">  </w:t>
-            </w:r>
-            <w:r>
-              <w:rPr>
-                <w:rFonts w:eastAsia="標楷體"/>
-                <w:u w:val="single"/>
-              </w:rPr>
-              <w:t xml:space="preserve">                              </w:t>
+                <w:color w:val="000000" w:themeColor="text1"/>
+              </w:rPr>
+              <w:t>承攬工程</w:t>
+            </w:r>
+            <w:r>
+              <w:rPr>
+                <w:rFonts w:eastAsia="標楷體"/>
+                <w:color w:val="000000" w:themeColor="text1"/>
+              </w:rPr>
+              <w:t>(</w:t>
             </w:r>
             <w:r>
               <w:rPr>
                 <w:rFonts w:eastAsia="標楷體" w:hint="eastAsia"/>
-                <w:u w:val="single"/>
-              </w:rPr>
-              <w:t xml:space="preserve"> </w:t>
-            </w:r>
-            <w:r>
-              <w:rPr>
-                <w:rFonts w:eastAsia="標楷體"/>
-              </w:rPr>
-              <w:t xml:space="preserve"> </w:t>
-            </w:r>
-            <w:r>
-              <w:rPr>
-                <w:rFonts w:eastAsia="標楷體"/>
-              </w:rPr>
-              <w:t>承攬工程</w:t>
+                <w:color w:val="000000" w:themeColor="text1"/>
+              </w:rPr>
+              <w:t>作</w:t>
+            </w:r>
+            <w:r>
+              <w:rPr>
+                <w:rFonts w:eastAsia="標楷體"/>
+                <w:color w:val="000000" w:themeColor="text1"/>
+              </w:rPr>
+              <w:t>)</w:t>
             </w:r>
             <w:r>
               <w:rPr>
                 <w:rFonts w:eastAsia="標楷體" w:hint="eastAsia"/>
-              </w:rPr>
-              <w:t>(</w:t>
-            </w:r>
-            <w:r>
-              <w:rPr>
-                <w:rFonts w:eastAsia="標楷體"/>
-              </w:rPr>
-              <w:t>作</w:t>
-            </w:r>
-            <w:r>
-              <w:rPr>
-                <w:rFonts w:eastAsia="標楷體" w:hint="eastAsia"/>
-              </w:rPr>
-              <w:t>)</w:t>
-            </w:r>
-            <w:r>
-              <w:rPr>
-                <w:rFonts w:eastAsia="標楷體"/>
+                <w:color w:val="000000" w:themeColor="text1"/>
               </w:rPr>
               <w:t>名稱：</w:t>
             </w:r>
             <w:r>
               <w:rPr>
                 <w:rFonts w:eastAsia="標楷體"/>
+                <w:color w:val="000000" w:themeColor="text1"/>
                 <w:u w:val="single"/>
               </w:rPr>
               <w:t xml:space="preserve">                         </w:t>
@@ -401,161 +381,154 @@
               <w:ind w:firstLineChars="5" w:firstLine="12"/>
               <w:rPr>
                 <w:rFonts w:eastAsia="標楷體"/>
+                <w:color w:val="000000" w:themeColor="text1"/>
               </w:rPr>
             </w:pPr>
             <w:r>
               <w:rPr>
-                <w:rFonts w:eastAsia="標楷體"/>
+                <w:rFonts w:eastAsia="標楷體" w:hint="eastAsia"/>
+                <w:color w:val="000000" w:themeColor="text1"/>
               </w:rPr>
               <w:t>時</w:t>
             </w:r>
             <w:r>
               <w:rPr>
                 <w:rFonts w:eastAsia="標楷體"/>
+                <w:color w:val="000000" w:themeColor="text1"/>
               </w:rPr>
               <w:t xml:space="preserve">   </w:t>
             </w:r>
             <w:r>
               <w:rPr>
-                <w:rFonts w:eastAsia="標楷體"/>
+                <w:rFonts w:eastAsia="標楷體" w:hint="eastAsia"/>
+                <w:color w:val="000000" w:themeColor="text1"/>
               </w:rPr>
               <w:t>間：</w:t>
             </w:r>
             <w:r>
               <w:rPr>
                 <w:rFonts w:eastAsia="標楷體"/>
+                <w:color w:val="000000" w:themeColor="text1"/>
                 <w:u w:val="single"/>
               </w:rPr>
-              <w:t xml:space="preserve"> </w:t>
-            </w:r>
-            <w:r>
-              <w:rPr>
-                <w:rFonts w:ascii="標楷體" w:eastAsia="標楷體" w:hAnsi="標楷體"/>
+              <w:t xml:space="preserve">     </w:t>
+            </w:r>
+            <w:r>
+              <w:rPr>
+                <w:rFonts w:eastAsia="標楷體" w:hint="eastAsia"/>
+                <w:color w:val="000000" w:themeColor="text1"/>
+              </w:rPr>
+              <w:t>年</w:t>
+            </w:r>
+            <w:r>
+              <w:rPr>
+                <w:rFonts w:eastAsia="標楷體"/>
+                <w:color w:val="000000" w:themeColor="text1"/>
                 <w:u w:val="single"/>
               </w:rPr>
-              <w:t xml:space="preserve">   </w:t>
-            </w:r>
-            <w:r>
-              <w:rPr>
-                <w:rFonts w:eastAsia="標楷體"/>
+              <w:t xml:space="preserve">     </w:t>
+            </w:r>
+            <w:r>
+              <w:rPr>
+                <w:rFonts w:eastAsia="標楷體" w:hint="eastAsia"/>
+                <w:color w:val="000000" w:themeColor="text1"/>
+              </w:rPr>
+              <w:t>月</w:t>
+            </w:r>
+            <w:r>
+              <w:rPr>
+                <w:rFonts w:eastAsia="標楷體"/>
+                <w:color w:val="000000" w:themeColor="text1"/>
                 <w:u w:val="single"/>
               </w:rPr>
-              <w:t xml:space="preserve"> </w:t>
-            </w:r>
-            <w:r>
-              <w:rPr>
-                <w:rFonts w:eastAsia="標楷體"/>
-              </w:rPr>
-              <w:t>年</w:t>
-            </w:r>
-            <w:r>
-              <w:rPr>
-                <w:rFonts w:eastAsia="標楷體"/>
+              <w:t xml:space="preserve">     </w:t>
+            </w:r>
+            <w:r>
+              <w:rPr>
+                <w:rFonts w:eastAsia="標楷體" w:hint="eastAsia"/>
+                <w:color w:val="000000" w:themeColor="text1"/>
+              </w:rPr>
+              <w:t>日</w:t>
+            </w:r>
+            <w:r>
+              <w:rPr>
+                <w:rFonts w:eastAsia="標楷體"/>
+                <w:color w:val="000000" w:themeColor="text1"/>
                 <w:u w:val="single"/>
               </w:rPr>
               <w:t xml:space="preserve">     </w:t>
             </w:r>
             <w:r>
               <w:rPr>
-                <w:rFonts w:eastAsia="標楷體"/>
-              </w:rPr>
-              <w:t>月</w:t>
-            </w:r>
-            <w:r>
-              <w:rPr>
-                <w:rFonts w:eastAsia="標楷體"/>
+                <w:rFonts w:eastAsia="標楷體" w:hint="eastAsia"/>
+                <w:color w:val="000000" w:themeColor="text1"/>
+              </w:rPr>
+              <w:t>時</w:t>
+            </w:r>
+            <w:r>
+              <w:rPr>
+                <w:rFonts w:eastAsia="標楷體"/>
+                <w:color w:val="000000" w:themeColor="text1"/>
                 <w:u w:val="single"/>
               </w:rPr>
               <w:t xml:space="preserve">     </w:t>
             </w:r>
             <w:r>
               <w:rPr>
-                <w:rFonts w:eastAsia="標楷體"/>
-              </w:rPr>
-              <w:t>日</w:t>
-            </w:r>
-            <w:r>
-              <w:rPr>
-                <w:rFonts w:eastAsia="標楷體"/>
+                <w:rFonts w:eastAsia="標楷體" w:hint="eastAsia"/>
+                <w:color w:val="000000" w:themeColor="text1"/>
+              </w:rPr>
+              <w:t>分</w:t>
+            </w:r>
+            <w:r>
+              <w:rPr>
+                <w:rFonts w:eastAsia="標楷體"/>
+                <w:color w:val="000000" w:themeColor="text1"/>
+              </w:rPr>
+              <w:t xml:space="preserve">  </w:t>
+            </w:r>
+            <w:r>
+              <w:rPr>
+                <w:rFonts w:eastAsia="標楷體" w:hint="eastAsia"/>
+                <w:color w:val="000000" w:themeColor="text1"/>
+              </w:rPr>
+              <w:t>召集人</w:t>
+            </w:r>
+            <w:r>
+              <w:rPr>
+                <w:rFonts w:eastAsia="標楷體"/>
+                <w:color w:val="000000" w:themeColor="text1"/>
+              </w:rPr>
+              <w:t>(</w:t>
+            </w:r>
+            <w:r>
+              <w:rPr>
+                <w:rFonts w:eastAsia="標楷體" w:hint="eastAsia"/>
+                <w:color w:val="000000" w:themeColor="text1"/>
+              </w:rPr>
+              <w:t>承攬商負責人員</w:t>
+            </w:r>
+            <w:r>
+              <w:rPr>
+                <w:rFonts w:eastAsia="標楷體"/>
+                <w:color w:val="000000" w:themeColor="text1"/>
+              </w:rPr>
+              <w:t>)</w:t>
+            </w:r>
+            <w:r>
+              <w:rPr>
+                <w:rFonts w:eastAsia="標楷體" w:hint="eastAsia"/>
+                <w:color w:val="000000" w:themeColor="text1"/>
+              </w:rPr>
+              <w:t>：</w:t>
+            </w:r>
+            <w:r>
+              <w:rPr>
+                <w:rFonts w:eastAsia="標楷體"/>
+                <w:color w:val="000000" w:themeColor="text1"/>
                 <w:u w:val="single"/>
               </w:rPr>
-              <w:t xml:space="preserve">     </w:t>
-            </w:r>
-            <w:r>
-              <w:rPr>
-                <w:rFonts w:eastAsia="標楷體"/>
-              </w:rPr>
-              <w:t>時</w:t>
-            </w:r>
-            <w:r>
-              <w:rPr>
-                <w:rFonts w:eastAsia="標楷體"/>
-                <w:u w:val="single"/>
-              </w:rPr>
-              <w:t xml:space="preserve">     </w:t>
-            </w:r>
-            <w:r>
-              <w:rPr>
-                <w:rFonts w:eastAsia="標楷體"/>
-              </w:rPr>
-              <w:t>分</w:t>
-            </w:r>
-            <w:r>
-              <w:rPr>
-                <w:rFonts w:eastAsia="標楷體"/>
-              </w:rPr>
-              <w:t xml:space="preserve">  </w:t>
-            </w:r>
-            <w:r>
-              <w:rPr>
-                <w:rFonts w:eastAsia="標楷體"/>
-              </w:rPr>
-              <w:t>召集人</w:t>
-            </w:r>
-            <w:r>
-              <w:rPr>
-                <w:rFonts w:eastAsia="標楷體" w:hint="eastAsia"/>
-              </w:rPr>
-              <w:t>(</w:t>
-            </w:r>
-            <w:r>
-              <w:rPr>
-                <w:rFonts w:eastAsia="標楷體"/>
-              </w:rPr>
-              <w:t>承攬商負責人員</w:t>
-            </w:r>
-            <w:r>
-              <w:rPr>
-                <w:rFonts w:eastAsia="標楷體" w:hint="eastAsia"/>
-              </w:rPr>
-              <w:t>)</w:t>
-            </w:r>
-            <w:r>
-              <w:rPr>
-                <w:rFonts w:eastAsia="標楷體"/>
-              </w:rPr>
-              <w:t>：</w:t>
-            </w:r>
-            <w:r>
-              <w:rPr>
-                <w:rFonts w:eastAsia="標楷體"/>
-                <w:u w:val="single"/>
-              </w:rPr>
-              <w:t xml:space="preserve">       </w:t>
-            </w:r>
-            <w:r>
-              <w:rPr>
-                <w:rFonts w:eastAsia="標楷體" w:hint="eastAsia"/>
-                <w:u w:val="single"/>
-              </w:rPr>
-              <w:t xml:space="preserve"> </w:t>
-            </w:r>
-            <w:r>
-              <w:rPr>
-                <w:rFonts w:eastAsia="標楷體"/>
-                <w:u w:val="single"/>
-              </w:rPr>
-              <w:t xml:space="preserve">       </w:t>
+              <w:t xml:space="preserve">               </w:t>
             </w:r>
           </w:p>
           <w:p>
@@ -564,91 +537,46 @@
               <w:ind w:firstLineChars="5" w:firstLine="12"/>
               <w:rPr>
                 <w:rFonts w:eastAsia="標楷體"/>
-                <w:szCs w:val="16"/>
+                <w:color w:val="000000" w:themeColor="text1"/>
                 <w:u w:val="single"/>
               </w:rPr>
             </w:pPr>
             <w:r>
               <w:rPr>
-                <w:rFonts w:eastAsia="標楷體"/>
+                <w:rFonts w:eastAsia="標楷體" w:hint="eastAsia"/>
+                <w:color w:val="000000" w:themeColor="text1"/>
               </w:rPr>
               <w:t>工作項目：</w:t>
             </w:r>
             <w:r>
               <w:rPr>
                 <w:rFonts w:eastAsia="標楷體"/>
+                <w:color w:val="000000" w:themeColor="text1"/>
                 <w:u w:val="single"/>
               </w:rPr>
+              <w:t xml:space="preserve">                                   </w:t>
+            </w:r>
+            <w:r>
+              <w:rPr>
+                <w:rFonts w:eastAsia="標楷體"/>
+                <w:color w:val="000000" w:themeColor="text1"/>
+              </w:rPr>
               <w:t xml:space="preserve">  </w:t>
             </w:r>
             <w:r>
               <w:rPr>
                 <w:rFonts w:eastAsia="標楷體" w:hint="eastAsia"/>
+                <w:color w:val="000000" w:themeColor="text1"/>
+              </w:rPr>
+              <w:t>工作地點：</w:t>
+            </w:r>
+            <w:r>
+              <w:rPr>
+                <w:rFonts w:eastAsia="標楷體"/>
+                <w:color w:val="000000" w:themeColor="text1"/>
                 <w:u w:val="single"/>
               </w:rPr>
-              <w:t xml:space="preserve"> </w:t>
-            </w:r>
-            <w:r>
-              <w:rPr>
-                <w:rFonts w:eastAsia="標楷體"/>
-                <w:u w:val="single"/>
-              </w:rPr>
-              <w:t xml:space="preserve">                                </w:t>
-            </w:r>
-            <w:r>
-              <w:rPr>
-                <w:rFonts w:eastAsia="標楷體"/>
-              </w:rPr>
-              <w:t xml:space="preserve">  </w:t>
-            </w:r>
-            <w:r>
-              <w:rPr>
-                <w:rFonts w:eastAsia="標楷體"/>
-              </w:rPr>
-              <w:t>工作地點：</w:t>
-            </w:r>
-            <w:r>
-              <w:rPr>
-                <w:rFonts w:eastAsia="標楷體"/>
-                <w:u w:val="single"/>
-              </w:rPr>
-              <w:t xml:space="preserve"> </w:t>
-            </w:r>
-            <w:r>
-              <w:rPr>
-                <w:rFonts w:eastAsia="標楷體" w:hint="eastAsia"/>
-                <w:u w:val="single"/>
-              </w:rPr>
-              <w:t xml:space="preserve"> </w:t>
-            </w:r>
-            <w:r>
-              <w:rPr>
-                <w:rFonts w:eastAsia="標楷體"/>
-                <w:u w:val="single"/>
-              </w:rPr>
-              <w:t xml:space="preserve">              </w:t>
-            </w:r>
-            <w:r>
-              <w:rPr>
-                <w:rFonts w:eastAsia="標楷體" w:hint="eastAsia"/>
-                <w:u w:val="single"/>
-              </w:rPr>
-              <w:t xml:space="preserve"> </w:t>
-            </w:r>
-            <w:r>
-              <w:rPr>
-                <w:rFonts w:eastAsia="標楷體"/>
-                <w:u w:val="single"/>
-              </w:rPr>
-              <w:t xml:space="preserve"> </w:t>
-            </w:r>
-            <w:r>
-              <w:rPr>
-                <w:rFonts w:eastAsia="標楷體"/>
-                <w:szCs w:val="16"/>
-                <w:u w:val="single"/>
-              </w:rPr>
-              <w:t xml:space="preserve">          </w:t>
+              <w:t xml:space="preserve">                            </w:t>
             </w:r>
           </w:p>
         </w:tc>
@@ -672,42 +600,49 @@
               <w:spacing w:beforeLines="50" w:before="180" w:line="240" w:lineRule="exact"/>
               <w:jc w:val="both"/>
               <w:rPr>
-                <w:rFonts w:ascii="標楷體" w:eastAsia="標楷體" w:hAnsi="標楷體"/>
+                <w:rFonts w:eastAsia="標楷體"/>
+                <w:color w:val="000000" w:themeColor="text1"/>
               </w:rPr>
             </w:pPr>
             <w:r>
               <w:rPr>
-                <w:rFonts w:ascii="標楷體" w:eastAsia="標楷體" w:hAnsi="標楷體"/>
+                <w:rFonts w:eastAsia="標楷體"/>
+                <w:color w:val="000000" w:themeColor="text1"/>
               </w:rPr>
               <w:t>一、</w:t>
             </w:r>
             <w:r>
               <w:rPr>
-                <w:rFonts w:ascii="標楷體" w:eastAsia="標楷體" w:hAnsi="標楷體" w:hint="eastAsia"/>
+                <w:rFonts w:eastAsia="標楷體" w:hint="eastAsia"/>
+                <w:color w:val="000000" w:themeColor="text1"/>
               </w:rPr>
               <w:t>會議</w:t>
             </w:r>
             <w:r>
               <w:rPr>
-                <w:rFonts w:ascii="標楷體" w:eastAsia="標楷體" w:hAnsi="標楷體"/>
+                <w:rFonts w:eastAsia="標楷體"/>
+                <w:color w:val="000000" w:themeColor="text1"/>
               </w:rPr>
               <w:t>前之準備</w:t>
             </w:r>
             <w:r>
               <w:rPr>
-                <w:rFonts w:ascii="標楷體" w:eastAsia="標楷體" w:hAnsi="標楷體" w:hint="eastAsia"/>
+                <w:rFonts w:eastAsia="標楷體" w:hint="eastAsia"/>
+                <w:color w:val="000000" w:themeColor="text1"/>
               </w:rPr>
               <w:t>（有辦理時以</w:t>
             </w:r>
             <w:r>
               <w:rPr>
-                <w:rFonts w:ascii="標楷體" w:eastAsia="標楷體" w:hAnsi="標楷體" w:hint="eastAsia"/>
+                <w:rFonts w:eastAsia="標楷體"/>
+                <w:color w:val="000000" w:themeColor="text1"/>
               </w:rPr>
               <w:sym w:font="Wingdings 2" w:char="F052"/>
             </w:r>
             <w:r>
               <w:rPr>
-                <w:rFonts w:ascii="標楷體" w:eastAsia="標楷體" w:hAnsi="標楷體" w:hint="eastAsia"/>
+                <w:rFonts w:eastAsia="標楷體" w:hint="eastAsia"/>
+                <w:color w:val="000000" w:themeColor="text1"/>
               </w:rPr>
               <w:t>表示）</w:t>
             </w:r>
@@ -735,30 +670,28 @@
               <w:jc w:val="both"/>
               <w:rPr>
                 <w:rFonts w:eastAsia="標楷體"/>
+                <w:color w:val="000000" w:themeColor="text1"/>
               </w:rPr>
             </w:pPr>
             <w:r>
               <w:rPr>
-                <w:rFonts w:ascii="標楷體" w:eastAsia="標楷體" w:hAnsi="標楷體"/>
-              </w:rPr>
-              <w:t>□</w:t>
-            </w:r>
-            <w:r>
-              <w:rPr>
-                <w:rFonts w:eastAsia="標楷體"/>
-              </w:rPr>
-              <w:t>1.</w:t>
-            </w:r>
-            <w:r>
-              <w:rPr>
-                <w:rFonts w:eastAsia="標楷體"/>
+                <w:rFonts w:eastAsia="標楷體"/>
+                <w:color w:val="000000" w:themeColor="text1"/>
+              </w:rPr>
+              <w:t>□1.</w:t>
+            </w:r>
+            <w:r>
+              <w:rPr>
+                <w:rFonts w:eastAsia="標楷體" w:hint="eastAsia"/>
+                <w:color w:val="000000" w:themeColor="text1"/>
               </w:rPr>
               <w:t>集合、一起</w:t>
             </w:r>
             <w:proofErr w:type="gramStart"/>
             <w:r>
               <w:rPr>
-                <w:rFonts w:eastAsia="標楷體"/>
+                <w:rFonts w:eastAsia="標楷體" w:hint="eastAsia"/>
+                <w:color w:val="000000" w:themeColor="text1"/>
               </w:rPr>
               <w:t>問早道好</w:t>
             </w:r>
@@ -782,50 +715,30 @@
               <w:jc w:val="both"/>
               <w:rPr>
                 <w:rFonts w:eastAsia="標楷體"/>
+                <w:color w:val="000000" w:themeColor="text1"/>
               </w:rPr>
             </w:pPr>
             <w:r>
               <w:rPr>
-                <w:rFonts w:ascii="標楷體" w:eastAsia="標楷體" w:hAnsi="標楷體"/>
-              </w:rPr>
-              <w:t>□</w:t>
-            </w:r>
-            <w:r>
-              <w:rPr>
-                <w:rFonts w:eastAsia="標楷體"/>
-              </w:rPr>
-              <w:t>3.</w:t>
-            </w:r>
-            <w:r>
-              <w:rPr>
-                <w:rFonts w:eastAsia="標楷體"/>
+                <w:rFonts w:eastAsia="標楷體"/>
+                <w:color w:val="000000" w:themeColor="text1"/>
+              </w:rPr>
+              <w:t>□3.</w:t>
+            </w:r>
+            <w:r>
+              <w:rPr>
+                <w:rFonts w:eastAsia="標楷體" w:hint="eastAsia"/>
+                <w:color w:val="000000" w:themeColor="text1"/>
               </w:rPr>
               <w:t>檢查服裝、裝備（</w:t>
             </w:r>
             <w:r>
               <w:rPr>
-                <w:rFonts w:eastAsia="標楷體"/>
+                <w:rFonts w:eastAsia="標楷體" w:hint="eastAsia"/>
+                <w:color w:val="000000" w:themeColor="text1"/>
                 <w:sz w:val="18"/>
-                <w:szCs w:val="18"/>
-              </w:rPr>
-              <w:t>含安全帽、</w:t>
-            </w:r>
-            <w:r>
-              <w:rPr>
-                <w:rFonts w:ascii="標楷體" w:eastAsia="標楷體" w:hAnsi="標楷體" w:cs="標楷體" w:hint="eastAsia"/>
-                <w:color w:val="FF0000"/>
-                <w:sz w:val="18"/>
-                <w:szCs w:val="18"/>
-              </w:rPr>
-              <w:t>全身背負式</w:t>
-            </w:r>
-            <w:r>
-              <w:rPr>
-                <w:rFonts w:eastAsia="標楷體"/>
-                <w:sz w:val="18"/>
-                <w:szCs w:val="18"/>
-              </w:rPr>
-              <w:t>安全帶等護具）</w:t>
+              </w:rPr>
+              <w:t>含安全帽、全身背負式安全帶等護具）</w:t>
             </w:r>
           </w:p>
         </w:tc>
@@ -851,23 +764,20 @@
               <w:jc w:val="both"/>
               <w:rPr>
                 <w:rFonts w:eastAsia="標楷體"/>
+                <w:color w:val="000000" w:themeColor="text1"/>
               </w:rPr>
             </w:pPr>
             <w:r>
               <w:rPr>
-                <w:rFonts w:ascii="標楷體" w:eastAsia="標楷體" w:hAnsi="標楷體"/>
-              </w:rPr>
-              <w:t>□</w:t>
-            </w:r>
-            <w:r>
-              <w:rPr>
-                <w:rFonts w:eastAsia="標楷體"/>
-              </w:rPr>
-              <w:t>2.</w:t>
-            </w:r>
-            <w:r>
-              <w:rPr>
-                <w:rFonts w:eastAsia="標楷體"/>
+                <w:rFonts w:eastAsia="標楷體"/>
+                <w:color w:val="000000" w:themeColor="text1"/>
+              </w:rPr>
+              <w:t>□2.</w:t>
+            </w:r>
+            <w:r>
+              <w:rPr>
+                <w:rFonts w:eastAsia="標楷體" w:hint="eastAsia"/>
+                <w:color w:val="000000" w:themeColor="text1"/>
               </w:rPr>
               <w:t>觀察班員身心狀況、確認健康</w:t>
             </w:r>
@@ -890,26 +800,71 @@
               <w:jc w:val="both"/>
               <w:rPr>
                 <w:rFonts w:eastAsia="標楷體"/>
+                <w:color w:val="000000" w:themeColor="text1"/>
               </w:rPr>
             </w:pPr>
             <w:r>
               <w:rPr>
-                <w:rFonts w:ascii="標楷體" w:eastAsia="標楷體" w:hAnsi="標楷體"/>
-              </w:rPr>
-              <w:t>□</w:t>
-            </w:r>
-            <w:r>
-              <w:rPr>
-                <w:rFonts w:eastAsia="標楷體"/>
-              </w:rPr>
-              <w:t>4.</w:t>
-            </w:r>
-            <w:r>
-              <w:rPr>
-                <w:rFonts w:eastAsia="標楷體"/>
+                <w:rFonts w:eastAsia="標楷體"/>
+                <w:color w:val="000000" w:themeColor="text1"/>
+              </w:rPr>
+              <w:t>□4.</w:t>
+            </w:r>
+            <w:r>
+              <w:rPr>
+                <w:rFonts w:eastAsia="標楷體" w:hint="eastAsia"/>
+                <w:color w:val="000000" w:themeColor="text1"/>
               </w:rPr>
               <w:t>概述工作環境、內容、安全及品質要求</w:t>
             </w:r>
+          </w:p>
+        </w:tc>
+      </w:tr>
+      <w:tr>
+        <w:trPr>
+          <w:trHeight w:val="1365"/>
+        </w:trPr>
+        <w:tc>
+          <w:tcPr>
+            <w:tcW w:w="10065" w:type="dxa"/>
+            <w:gridSpan w:val="2"/>
+            <w:tcBorders>
+              <w:top w:val="single" w:sz="4" w:space="0" w:color="auto"/>
+              <w:left w:val="single" w:sz="4" w:space="0" w:color="auto"/>
+              <w:bottom w:val="single" w:sz="4" w:space="0" w:color="auto"/>
+              <w:right w:val="single" w:sz="4" w:space="0" w:color="auto"/>
+            </w:tcBorders>
+            <w:noWrap/>
+          </w:tcPr>
+          <w:p>
+            <w:pPr>
+              <w:rPr>
+                <w:rFonts w:eastAsia="標楷體"/>
+                <w:color w:val="FF0000"/>
+              </w:rPr>
+            </w:pPr>
+            <w:r>
+              <w:rPr>
+                <w:rFonts w:eastAsia="標楷體"/>
+                <w:color w:val="FF0000"/>
+              </w:rPr>
+              <w:t>□5.</w:t>
+            </w:r>
+            <w:r>
+              <w:rPr>
+                <w:rFonts w:eastAsia="標楷體" w:hint="eastAsia"/>
+                <w:color w:val="FF0000"/>
+              </w:rPr>
+              <w:t>工作分配</w:t>
+            </w:r>
+          </w:p>
+          <w:p>
+            <w:pPr>
+              <w:rPr>
+                <w:rFonts w:eastAsia="標楷體"/>
+                <w:color w:val="FF0000"/>
+              </w:rPr>
+            </w:pPr>
           </w:p>
         </w:tc>
       </w:tr>
@@ -919,7 +874,8 @@
         </w:trPr>
         <w:tc>
           <w:tcPr>
-            <w:tcW w:w="4820" w:type="dxa"/>
+            <w:tcW w:w="10065" w:type="dxa"/>
+            <w:gridSpan w:val="2"/>
             <w:tcBorders>
               <w:top w:val="single" w:sz="4" w:space="0" w:color="auto"/>
               <w:left w:val="single" w:sz="4" w:space="0" w:color="auto"/>
@@ -933,74 +889,36 @@
             <w:pPr>
               <w:rPr>
                 <w:rFonts w:eastAsia="標楷體"/>
+                <w:color w:val="FF0000"/>
               </w:rPr>
             </w:pPr>
             <w:r>
               <w:rPr>
-                <w:rFonts w:ascii="標楷體" w:eastAsia="標楷體" w:hAnsi="標楷體"/>
-              </w:rPr>
-              <w:t>□</w:t>
-            </w:r>
-            <w:r>
-              <w:rPr>
-                <w:rFonts w:eastAsia="標楷體"/>
-              </w:rPr>
-              <w:t>5.</w:t>
-            </w:r>
-            <w:r>
-              <w:rPr>
-                <w:rFonts w:eastAsia="標楷體"/>
-              </w:rPr>
-              <w:t>工作分配</w:t>
-            </w:r>
-          </w:p>
-        </w:tc>
-        <w:tc>
-          <w:tcPr>
-            <w:tcW w:w="5245" w:type="dxa"/>
-            <w:tcBorders>
-              <w:top w:val="single" w:sz="4" w:space="0" w:color="auto"/>
-              <w:left w:val="single" w:sz="4" w:space="0" w:color="auto"/>
-              <w:bottom w:val="single" w:sz="4" w:space="0" w:color="auto"/>
-              <w:right w:val="single" w:sz="4" w:space="0" w:color="auto"/>
-            </w:tcBorders>
-            <w:vAlign w:val="center"/>
-          </w:tcPr>
-          <w:p>
-            <w:pPr>
-              <w:rPr>
-                <w:rFonts w:eastAsia="標楷體"/>
-              </w:rPr>
-            </w:pPr>
-            <w:r>
-              <w:rPr>
-                <w:rFonts w:ascii="標楷體" w:eastAsia="標楷體" w:hAnsi="標楷體"/>
-              </w:rPr>
-              <w:t>□</w:t>
+                <w:rFonts w:eastAsia="標楷體"/>
+                <w:color w:val="FF0000"/>
+              </w:rPr>
+              <w:t>□6.</w:t>
             </w:r>
             <w:r>
               <w:rPr>
                 <w:rFonts w:eastAsia="標楷體" w:hint="eastAsia"/>
-              </w:rPr>
-              <w:t>6.</w:t>
-            </w:r>
+                <w:color w:val="FF0000"/>
+              </w:rPr>
+              <w:t>對於高齡工作者應依工作適性</w:t>
+            </w:r>
+            <w:proofErr w:type="gramStart"/>
             <w:r>
               <w:rPr>
                 <w:rFonts w:eastAsia="標楷體" w:hint="eastAsia"/>
-              </w:rPr>
-              <w:t>對於高齡工作者應依工作適性</w:t>
-            </w:r>
-            <w:proofErr w:type="gramStart"/>
+                <w:color w:val="FF0000"/>
+              </w:rPr>
+              <w:t>評估派工</w:t>
+            </w:r>
+            <w:proofErr w:type="gramEnd"/>
             <w:r>
               <w:rPr>
                 <w:rFonts w:eastAsia="標楷體" w:hint="eastAsia"/>
-              </w:rPr>
-              <w:t>評估派工</w:t>
-            </w:r>
-            <w:proofErr w:type="gramEnd"/>
-            <w:r>
-              <w:rPr>
-                <w:rFonts w:eastAsia="標楷體" w:hint="eastAsia"/>
+                <w:color w:val="FF0000"/>
               </w:rPr>
               <w:t>，避免單獨作業</w:t>
             </w:r>
@@ -1027,62 +945,91 @@
               <w:spacing w:beforeLines="30" w:before="108" w:line="280" w:lineRule="exact"/>
               <w:jc w:val="both"/>
               <w:rPr>
-                <w:rFonts w:ascii="標楷體" w:eastAsia="標楷體" w:hAnsi="標楷體"/>
+                <w:rFonts w:eastAsia="標楷體"/>
+                <w:color w:val="000000" w:themeColor="text1"/>
                 <w:sz w:val="19"/>
-                <w:szCs w:val="19"/>
               </w:rPr>
             </w:pPr>
             <w:r>
               <w:rPr>
-                <w:rFonts w:ascii="標楷體" w:eastAsia="標楷體" w:hAnsi="標楷體"/>
+                <w:rFonts w:eastAsia="標楷體"/>
+                <w:color w:val="000000" w:themeColor="text1"/>
               </w:rPr>
               <w:t>二、</w:t>
             </w:r>
             <w:r>
               <w:rPr>
-                <w:rFonts w:ascii="標楷體" w:eastAsia="標楷體" w:hAnsi="標楷體" w:hint="eastAsia"/>
+                <w:rFonts w:eastAsia="標楷體" w:hint="eastAsia"/>
+                <w:color w:val="000000" w:themeColor="text1"/>
               </w:rPr>
               <w:t>「有什麼潛在的危險」</w:t>
             </w:r>
             <w:r>
               <w:rPr>
-                <w:rFonts w:ascii="標楷體" w:eastAsia="標楷體" w:hAnsi="標楷體" w:hint="eastAsia"/>
+                <w:rFonts w:eastAsia="標楷體" w:hint="eastAsia"/>
+                <w:color w:val="000000" w:themeColor="text1"/>
                 <w:sz w:val="19"/>
-                <w:szCs w:val="19"/>
               </w:rPr>
               <w:t>（由召集人揭示或由班員腦力激盪『因…會…』</w:t>
             </w:r>
             <w:r>
               <w:rPr>
-                <w:rFonts w:ascii="標楷體" w:eastAsia="標楷體" w:hAnsi="標楷體" w:hint="eastAsia"/>
+                <w:rFonts w:eastAsia="標楷體" w:hint="eastAsia"/>
                 <w:b/>
+                <w:color w:val="000000" w:themeColor="text1"/>
                 <w:sz w:val="19"/>
-                <w:szCs w:val="19"/>
               </w:rPr>
               <w:t>，</w:t>
             </w:r>
             <w:r>
               <w:rPr>
-                <w:rFonts w:ascii="標楷體" w:eastAsia="標楷體" w:hAnsi="標楷體" w:hint="eastAsia"/>
+                <w:rFonts w:eastAsia="標楷體" w:hint="eastAsia"/>
+                <w:color w:val="000000" w:themeColor="text1"/>
                 <w:sz w:val="19"/>
-                <w:szCs w:val="19"/>
               </w:rPr>
               <w:t>並由班員共同</w:t>
             </w:r>
             <w:r>
               <w:rPr>
-                <w:rFonts w:ascii="標楷體" w:eastAsia="標楷體" w:hAnsi="標楷體" w:hint="eastAsia"/>
+                <w:rFonts w:eastAsia="標楷體" w:hint="eastAsia"/>
                 <w:b/>
+                <w:color w:val="000000" w:themeColor="text1"/>
                 <w:sz w:val="19"/>
-                <w:szCs w:val="19"/>
-              </w:rPr>
-              <w:t>指認出最危險因素[標示◎]</w:t>
-            </w:r>
-            <w:r>
-              <w:rPr>
-                <w:rFonts w:ascii="標楷體" w:eastAsia="標楷體" w:hAnsi="標楷體" w:hint="eastAsia"/>
+              </w:rPr>
+              <w:t>指認出最危險因素</w:t>
+            </w:r>
+            <w:r>
+              <w:rPr>
+                <w:rFonts w:eastAsia="標楷體"/>
+                <w:b/>
+                <w:color w:val="000000" w:themeColor="text1"/>
                 <w:sz w:val="19"/>
-                <w:szCs w:val="19"/>
+              </w:rPr>
+              <w:t>[</w:t>
+            </w:r>
+            <w:r>
+              <w:rPr>
+                <w:rFonts w:eastAsia="標楷體" w:hint="eastAsia"/>
+                <w:b/>
+                <w:color w:val="000000" w:themeColor="text1"/>
+                <w:sz w:val="19"/>
+              </w:rPr>
+              <w:t>標示◎</w:t>
+            </w:r>
+            <w:r>
+              <w:rPr>
+                <w:rFonts w:eastAsia="標楷體"/>
+                <w:b/>
+                <w:color w:val="000000" w:themeColor="text1"/>
+                <w:sz w:val="19"/>
+              </w:rPr>
+              <w:t>]</w:t>
+            </w:r>
+            <w:r>
+              <w:rPr>
+                <w:rFonts w:eastAsia="標楷體" w:hint="eastAsia"/>
+                <w:color w:val="000000" w:themeColor="text1"/>
+                <w:sz w:val="19"/>
               </w:rPr>
               <w:t>）</w:t>
             </w:r>
@@ -1092,80 +1039,110 @@
               <w:spacing w:line="200" w:lineRule="exact"/>
               <w:jc w:val="both"/>
               <w:rPr>
-                <w:rFonts w:ascii="標楷體" w:eastAsia="標楷體" w:hAnsi="標楷體"/>
+                <w:rFonts w:eastAsia="標楷體"/>
+                <w:color w:val="000000" w:themeColor="text1"/>
               </w:rPr>
             </w:pPr>
             <w:r>
               <w:rPr>
-                <w:rFonts w:ascii="標楷體" w:eastAsia="標楷體" w:hAnsi="標楷體" w:hint="eastAsia"/>
+                <w:rFonts w:eastAsia="標楷體"/>
                 <w:b/>
-                <w:bCs/>
+                <w:color w:val="000000" w:themeColor="text1"/>
                 <w:sz w:val="19"/>
-                <w:szCs w:val="19"/>
               </w:rPr>
               <w:t>(</w:t>
             </w:r>
             <w:r>
               <w:rPr>
-                <w:rFonts w:ascii="標楷體" w:eastAsia="標楷體" w:hAnsi="標楷體"/>
+                <w:rFonts w:eastAsia="標楷體"/>
                 <w:b/>
-                <w:bCs/>
+                <w:color w:val="000000" w:themeColor="text1"/>
                 <w:sz w:val="19"/>
-                <w:szCs w:val="19"/>
               </w:rPr>
               <w:t>如：墜落、</w:t>
             </w:r>
             <w:proofErr w:type="gramStart"/>
             <w:r>
               <w:rPr>
-                <w:rFonts w:ascii="標楷體" w:eastAsia="標楷體" w:hAnsi="標楷體"/>
+                <w:rFonts w:eastAsia="標楷體"/>
                 <w:b/>
-                <w:bCs/>
+                <w:color w:val="000000" w:themeColor="text1"/>
                 <w:sz w:val="19"/>
-                <w:szCs w:val="19"/>
               </w:rPr>
               <w:t>感電</w:t>
             </w:r>
             <w:proofErr w:type="gramEnd"/>
             <w:r>
               <w:rPr>
-                <w:rFonts w:ascii="標楷體" w:eastAsia="標楷體" w:hAnsi="標楷體"/>
+                <w:rFonts w:eastAsia="標楷體"/>
                 <w:b/>
-                <w:bCs/>
+                <w:color w:val="000000" w:themeColor="text1"/>
                 <w:sz w:val="19"/>
-                <w:szCs w:val="19"/>
-              </w:rPr>
-              <w:t>、物體飛落、被夾/被</w:t>
+              </w:rPr>
+              <w:t>、物體飛落、被夾</w:t>
+            </w:r>
+            <w:r>
+              <w:rPr>
+                <w:rFonts w:eastAsia="標楷體"/>
+                <w:b/>
+                <w:color w:val="000000" w:themeColor="text1"/>
+                <w:sz w:val="19"/>
+              </w:rPr>
+              <w:t>/</w:t>
+            </w:r>
+            <w:r>
+              <w:rPr>
+                <w:rFonts w:eastAsia="標楷體"/>
+                <w:b/>
+                <w:color w:val="000000" w:themeColor="text1"/>
+                <w:sz w:val="19"/>
+              </w:rPr>
+              <w:t>被</w:t>
             </w:r>
             <w:proofErr w:type="gramStart"/>
             <w:r>
               <w:rPr>
-                <w:rFonts w:ascii="標楷體" w:eastAsia="標楷體" w:hAnsi="標楷體"/>
+                <w:rFonts w:eastAsia="標楷體"/>
                 <w:b/>
-                <w:bCs/>
+                <w:color w:val="000000" w:themeColor="text1"/>
                 <w:sz w:val="19"/>
-                <w:szCs w:val="19"/>
               </w:rPr>
               <w:t>捲</w:t>
             </w:r>
             <w:proofErr w:type="gramEnd"/>
             <w:r>
               <w:rPr>
-                <w:rFonts w:ascii="標楷體" w:eastAsia="標楷體" w:hAnsi="標楷體"/>
+                <w:rFonts w:eastAsia="標楷體"/>
                 <w:b/>
-                <w:bCs/>
+                <w:color w:val="000000" w:themeColor="text1"/>
                 <w:sz w:val="19"/>
-                <w:szCs w:val="19"/>
-              </w:rPr>
-              <w:t>、火災/爆炸、化學品接觸、噪音、高溫、交通碰撞、環境因素等</w:t>
-            </w:r>
-            <w:r>
-              <w:rPr>
-                <w:rFonts w:ascii="標楷體" w:eastAsia="標楷體" w:hAnsi="標楷體" w:hint="eastAsia"/>
+              </w:rPr>
+              <w:t>、火災</w:t>
+            </w:r>
+            <w:r>
+              <w:rPr>
+                <w:rFonts w:eastAsia="標楷體"/>
                 <w:b/>
-                <w:bCs/>
+                <w:color w:val="000000" w:themeColor="text1"/>
                 <w:sz w:val="19"/>
-                <w:szCs w:val="19"/>
+              </w:rPr>
+              <w:t>/</w:t>
+            </w:r>
+            <w:r>
+              <w:rPr>
+                <w:rFonts w:eastAsia="標楷體"/>
+                <w:b/>
+                <w:color w:val="000000" w:themeColor="text1"/>
+                <w:sz w:val="19"/>
+              </w:rPr>
+              <w:t>爆炸、化學品接觸、噪音、高溫、交通碰撞、環境因素等</w:t>
+            </w:r>
+            <w:r>
+              <w:rPr>
+                <w:rFonts w:eastAsia="標楷體"/>
+                <w:b/>
+                <w:color w:val="000000" w:themeColor="text1"/>
+                <w:sz w:val="19"/>
               </w:rPr>
               <w:t>)</w:t>
             </w:r>
@@ -1193,21 +1170,22 @@
               <w:spacing w:line="280" w:lineRule="exact"/>
               <w:jc w:val="both"/>
               <w:rPr>
-                <w:rFonts w:ascii="標楷體" w:eastAsia="標楷體" w:hAnsi="標楷體"/>
-                <w:szCs w:val="16"/>
+                <w:rFonts w:eastAsia="標楷體"/>
+                <w:color w:val="000000" w:themeColor="text1"/>
               </w:rPr>
             </w:pPr>
             <w:r>
               <w:rPr>
-                <w:rFonts w:ascii="標楷體" w:eastAsia="標楷體" w:hAnsi="標楷體"/>
-                <w:szCs w:val="16"/>
+                <w:rFonts w:eastAsia="標楷體"/>
+                <w:color w:val="000000" w:themeColor="text1"/>
               </w:rPr>
               <w:t>1.</w:t>
             </w:r>
             <w:r>
               <w:rPr>
-                <w:rFonts w:ascii="標楷體" w:eastAsia="標楷體" w:hAnsi="標楷體" w:hint="eastAsia"/>
+                <w:rFonts w:eastAsia="標楷體"/>
                 <w:b/>
+                <w:color w:val="000000" w:themeColor="text1"/>
                 <w:w w:val="80"/>
                 <w:kern w:val="0"/>
                 <w:sz w:val="20"/>
@@ -1233,28 +1211,22 @@
               <w:spacing w:line="280" w:lineRule="exact"/>
               <w:jc w:val="both"/>
               <w:rPr>
-                <w:rFonts w:ascii="標楷體" w:eastAsia="標楷體" w:hAnsi="標楷體"/>
-                <w:szCs w:val="16"/>
+                <w:rFonts w:eastAsia="標楷體"/>
+                <w:color w:val="000000" w:themeColor="text1"/>
               </w:rPr>
             </w:pPr>
             <w:r>
               <w:rPr>
-                <w:rFonts w:ascii="標楷體" w:eastAsia="標楷體" w:hAnsi="標楷體" w:hint="eastAsia"/>
-                <w:szCs w:val="16"/>
-              </w:rPr>
-              <w:t>4</w:t>
-            </w:r>
-            <w:r>
-              <w:rPr>
-                <w:rFonts w:ascii="標楷體" w:eastAsia="標楷體" w:hAnsi="標楷體"/>
-                <w:szCs w:val="16"/>
-              </w:rPr>
-              <w:t>.</w:t>
-            </w:r>
-            <w:r>
-              <w:rPr>
-                <w:rFonts w:ascii="標楷體" w:eastAsia="標楷體" w:hAnsi="標楷體" w:hint="eastAsia"/>
+                <w:rFonts w:eastAsia="標楷體"/>
+                <w:color w:val="000000" w:themeColor="text1"/>
+              </w:rPr>
+              <w:t>4.</w:t>
+            </w:r>
+            <w:r>
+              <w:rPr>
+                <w:rFonts w:eastAsia="標楷體"/>
                 <w:b/>
+                <w:color w:val="000000" w:themeColor="text1"/>
                 <w:w w:val="80"/>
                 <w:kern w:val="0"/>
                 <w:sz w:val="20"/>
@@ -1285,21 +1257,22 @@
               <w:spacing w:line="280" w:lineRule="exact"/>
               <w:jc w:val="both"/>
               <w:rPr>
-                <w:rFonts w:ascii="標楷體" w:eastAsia="標楷體" w:hAnsi="標楷體"/>
-                <w:szCs w:val="16"/>
+                <w:rFonts w:eastAsia="標楷體"/>
+                <w:color w:val="000000" w:themeColor="text1"/>
               </w:rPr>
             </w:pPr>
             <w:r>
               <w:rPr>
-                <w:rFonts w:ascii="標楷體" w:eastAsia="標楷體" w:hAnsi="標楷體"/>
-                <w:szCs w:val="16"/>
+                <w:rFonts w:eastAsia="標楷體"/>
+                <w:color w:val="000000" w:themeColor="text1"/>
               </w:rPr>
               <w:t>2.</w:t>
             </w:r>
             <w:r>
               <w:rPr>
-                <w:rFonts w:ascii="標楷體" w:eastAsia="標楷體" w:hAnsi="標楷體" w:hint="eastAsia"/>
+                <w:rFonts w:eastAsia="標楷體"/>
                 <w:b/>
+                <w:color w:val="000000" w:themeColor="text1"/>
                 <w:w w:val="80"/>
                 <w:kern w:val="0"/>
                 <w:sz w:val="20"/>
@@ -1325,28 +1298,22 @@
               <w:spacing w:line="280" w:lineRule="exact"/>
               <w:jc w:val="both"/>
               <w:rPr>
-                <w:rFonts w:ascii="標楷體" w:eastAsia="標楷體" w:hAnsi="標楷體"/>
-                <w:szCs w:val="16"/>
+                <w:rFonts w:eastAsia="標楷體"/>
+                <w:color w:val="000000" w:themeColor="text1"/>
               </w:rPr>
             </w:pPr>
             <w:r>
               <w:rPr>
-                <w:rFonts w:ascii="標楷體" w:eastAsia="標楷體" w:hAnsi="標楷體" w:hint="eastAsia"/>
-                <w:szCs w:val="16"/>
-              </w:rPr>
-              <w:t>5</w:t>
-            </w:r>
-            <w:r>
-              <w:rPr>
-                <w:rFonts w:ascii="標楷體" w:eastAsia="標楷體" w:hAnsi="標楷體"/>
-                <w:szCs w:val="16"/>
-              </w:rPr>
-              <w:t>.</w:t>
-            </w:r>
-            <w:r>
-              <w:rPr>
-                <w:rFonts w:ascii="標楷體" w:eastAsia="標楷體" w:hAnsi="標楷體" w:hint="eastAsia"/>
+                <w:rFonts w:eastAsia="標楷體"/>
+                <w:color w:val="000000" w:themeColor="text1"/>
+              </w:rPr>
+              <w:t>5.</w:t>
+            </w:r>
+            <w:r>
+              <w:rPr>
+                <w:rFonts w:eastAsia="標楷體"/>
                 <w:b/>
+                <w:color w:val="000000" w:themeColor="text1"/>
                 <w:w w:val="80"/>
                 <w:kern w:val="0"/>
                 <w:sz w:val="20"/>
@@ -1377,21 +1344,22 @@
               <w:spacing w:line="280" w:lineRule="exact"/>
               <w:jc w:val="both"/>
               <w:rPr>
-                <w:rFonts w:ascii="標楷體" w:eastAsia="標楷體" w:hAnsi="標楷體"/>
-                <w:szCs w:val="16"/>
+                <w:rFonts w:eastAsia="標楷體"/>
+                <w:color w:val="000000" w:themeColor="text1"/>
               </w:rPr>
             </w:pPr>
             <w:r>
               <w:rPr>
-                <w:rFonts w:ascii="標楷體" w:eastAsia="標楷體" w:hAnsi="標楷體"/>
-                <w:szCs w:val="16"/>
+                <w:rFonts w:eastAsia="標楷體"/>
+                <w:color w:val="000000" w:themeColor="text1"/>
               </w:rPr>
               <w:t>3.</w:t>
             </w:r>
             <w:r>
               <w:rPr>
-                <w:rFonts w:ascii="標楷體" w:eastAsia="標楷體" w:hAnsi="標楷體" w:hint="eastAsia"/>
+                <w:rFonts w:eastAsia="標楷體"/>
                 <w:b/>
+                <w:color w:val="000000" w:themeColor="text1"/>
                 <w:w w:val="80"/>
                 <w:kern w:val="0"/>
                 <w:sz w:val="20"/>
@@ -1417,28 +1385,22 @@
               <w:spacing w:line="280" w:lineRule="exact"/>
               <w:jc w:val="both"/>
               <w:rPr>
-                <w:rFonts w:ascii="標楷體" w:eastAsia="標楷體" w:hAnsi="標楷體"/>
-                <w:szCs w:val="16"/>
+                <w:rFonts w:eastAsia="標楷體"/>
+                <w:color w:val="000000" w:themeColor="text1"/>
               </w:rPr>
             </w:pPr>
             <w:r>
               <w:rPr>
-                <w:rFonts w:ascii="標楷體" w:eastAsia="標楷體" w:hAnsi="標楷體" w:hint="eastAsia"/>
-                <w:szCs w:val="16"/>
-              </w:rPr>
-              <w:t>6</w:t>
-            </w:r>
-            <w:r>
-              <w:rPr>
-                <w:rFonts w:ascii="標楷體" w:eastAsia="標楷體" w:hAnsi="標楷體"/>
-                <w:szCs w:val="16"/>
-              </w:rPr>
-              <w:t>.</w:t>
-            </w:r>
-            <w:r>
-              <w:rPr>
-                <w:rFonts w:ascii="標楷體" w:eastAsia="標楷體" w:hAnsi="標楷體" w:hint="eastAsia"/>
+                <w:rFonts w:eastAsia="標楷體"/>
+                <w:color w:val="000000" w:themeColor="text1"/>
+              </w:rPr>
+              <w:t>6.</w:t>
+            </w:r>
+            <w:r>
+              <w:rPr>
+                <w:rFonts w:eastAsia="標楷體"/>
                 <w:b/>
+                <w:color w:val="000000" w:themeColor="text1"/>
                 <w:w w:val="80"/>
                 <w:kern w:val="0"/>
                 <w:sz w:val="20"/>
@@ -1468,126 +1430,141 @@
               <w:spacing w:beforeLines="30" w:before="108" w:line="280" w:lineRule="exact"/>
               <w:jc w:val="both"/>
               <w:rPr>
-                <w:rFonts w:ascii="標楷體" w:eastAsia="標楷體" w:hAnsi="標楷體"/>
+                <w:rFonts w:eastAsia="標楷體"/>
+                <w:color w:val="000000" w:themeColor="text1"/>
               </w:rPr>
             </w:pPr>
             <w:r>
               <w:rPr>
-                <w:rFonts w:ascii="標楷體" w:eastAsia="標楷體" w:hAnsi="標楷體"/>
+                <w:rFonts w:eastAsia="標楷體"/>
+                <w:color w:val="000000" w:themeColor="text1"/>
               </w:rPr>
               <w:t>三、</w:t>
             </w:r>
             <w:r>
               <w:rPr>
-                <w:rFonts w:ascii="標楷體" w:eastAsia="標楷體" w:hAnsi="標楷體" w:hint="eastAsia"/>
+                <w:rFonts w:eastAsia="標楷體" w:hint="eastAsia"/>
+                <w:color w:val="000000" w:themeColor="text1"/>
               </w:rPr>
               <w:t>「樹立</w:t>
             </w:r>
             <w:r>
               <w:rPr>
-                <w:rFonts w:ascii="標楷體" w:eastAsia="標楷體" w:hAnsi="標楷體"/>
+                <w:rFonts w:eastAsia="標楷體"/>
+                <w:color w:val="000000" w:themeColor="text1"/>
               </w:rPr>
               <w:t>對策</w:t>
             </w:r>
             <w:r>
               <w:rPr>
-                <w:rFonts w:ascii="標楷體" w:eastAsia="標楷體" w:hAnsi="標楷體" w:hint="eastAsia"/>
+                <w:rFonts w:eastAsia="標楷體" w:hint="eastAsia"/>
+                <w:color w:val="000000" w:themeColor="text1"/>
               </w:rPr>
               <w:t>」</w:t>
             </w:r>
             <w:r>
               <w:rPr>
-                <w:rFonts w:ascii="標楷體" w:eastAsia="標楷體" w:hAnsi="標楷體" w:hint="eastAsia"/>
+                <w:rFonts w:eastAsia="標楷體" w:hint="eastAsia"/>
+                <w:color w:val="000000" w:themeColor="text1"/>
                 <w:sz w:val="16"/>
               </w:rPr>
               <w:t>（針對「</w:t>
             </w:r>
             <w:r>
               <w:rPr>
-                <w:rFonts w:ascii="標楷體" w:eastAsia="標楷體" w:hAnsi="標楷體"/>
+                <w:rFonts w:eastAsia="標楷體"/>
+                <w:color w:val="000000" w:themeColor="text1"/>
                 <w:sz w:val="16"/>
               </w:rPr>
               <w:t>危險關鍵</w:t>
             </w:r>
             <w:r>
               <w:rPr>
-                <w:rFonts w:ascii="標楷體" w:eastAsia="標楷體" w:hAnsi="標楷體" w:hint="eastAsia"/>
+                <w:rFonts w:eastAsia="標楷體" w:hint="eastAsia"/>
+                <w:color w:val="000000" w:themeColor="text1"/>
                 <w:sz w:val="16"/>
               </w:rPr>
               <w:t>」擬定</w:t>
             </w:r>
             <w:r>
               <w:rPr>
-                <w:rFonts w:ascii="標楷體" w:eastAsia="標楷體" w:hAnsi="標楷體"/>
+                <w:rFonts w:eastAsia="標楷體"/>
+                <w:color w:val="000000" w:themeColor="text1"/>
                 <w:sz w:val="16"/>
               </w:rPr>
               <w:t>對策</w:t>
             </w:r>
             <w:r>
               <w:rPr>
-                <w:rFonts w:ascii="標楷體" w:eastAsia="標楷體" w:hAnsi="標楷體" w:hint="eastAsia"/>
+                <w:rFonts w:eastAsia="標楷體" w:hint="eastAsia"/>
+                <w:color w:val="000000" w:themeColor="text1"/>
                 <w:sz w:val="16"/>
               </w:rPr>
               <w:t>，並濃縮為「設定</w:t>
             </w:r>
             <w:r>
               <w:rPr>
-                <w:rFonts w:ascii="標楷體" w:eastAsia="標楷體" w:hAnsi="標楷體"/>
+                <w:rFonts w:eastAsia="標楷體"/>
+                <w:color w:val="000000" w:themeColor="text1"/>
                 <w:sz w:val="16"/>
               </w:rPr>
               <w:t>目標</w:t>
             </w:r>
             <w:r>
               <w:rPr>
-                <w:rFonts w:ascii="標楷體" w:eastAsia="標楷體" w:hAnsi="標楷體" w:hint="eastAsia"/>
+                <w:rFonts w:eastAsia="標楷體" w:hint="eastAsia"/>
+                <w:color w:val="000000" w:themeColor="text1"/>
                 <w:sz w:val="16"/>
               </w:rPr>
               <w:t>」</w:t>
             </w:r>
             <w:r>
               <w:rPr>
-                <w:rFonts w:ascii="標楷體" w:eastAsia="標楷體" w:hAnsi="標楷體" w:hint="eastAsia"/>
+                <w:rFonts w:eastAsia="標楷體"/>
                 <w:b/>
+                <w:color w:val="000000" w:themeColor="text1"/>
                 <w:sz w:val="19"/>
-                <w:szCs w:val="19"/>
-              </w:rPr>
-              <w:t>[標示</w:t>
-            </w:r>
-            <w:r>
-              <w:rPr>
-                <w:rFonts w:ascii="標楷體" w:eastAsia="標楷體" w:hAnsi="標楷體"/>
+              </w:rPr>
+              <w:t>[</w:t>
+            </w:r>
+            <w:r>
+              <w:rPr>
+                <w:rFonts w:eastAsia="標楷體" w:hint="eastAsia"/>
                 <w:b/>
+                <w:color w:val="000000" w:themeColor="text1"/>
                 <w:sz w:val="19"/>
-                <w:szCs w:val="19"/>
-              </w:rPr>
-              <w:t>※</w:t>
-            </w:r>
-            <w:r>
-              <w:rPr>
-                <w:rFonts w:ascii="標楷體" w:eastAsia="標楷體" w:hAnsi="標楷體" w:hint="eastAsia"/>
+              </w:rPr>
+              <w:t>標示</w:t>
+            </w:r>
+            <w:r>
+              <w:rPr>
+                <w:rFonts w:eastAsia="標楷體"/>
                 <w:b/>
+                <w:color w:val="000000" w:themeColor="text1"/>
                 <w:sz w:val="19"/>
-                <w:szCs w:val="19"/>
-              </w:rPr>
-              <w:t>]</w:t>
-            </w:r>
-            <w:r>
-              <w:rPr>
-                <w:rFonts w:ascii="標楷體" w:eastAsia="標楷體" w:hAnsi="標楷體" w:hint="eastAsia"/>
+              </w:rPr>
+              <w:t>※]</w:t>
+            </w:r>
+            <w:r>
+              <w:rPr>
+                <w:rFonts w:eastAsia="標楷體" w:hint="eastAsia"/>
+                <w:color w:val="000000" w:themeColor="text1"/>
                 <w:sz w:val="16"/>
               </w:rPr>
               <w:t>，並「</w:t>
             </w:r>
             <w:r>
               <w:rPr>
-                <w:rFonts w:ascii="標楷體" w:eastAsia="標楷體" w:hAnsi="標楷體"/>
+                <w:rFonts w:eastAsia="標楷體"/>
+                <w:color w:val="000000" w:themeColor="text1"/>
                 <w:sz w:val="16"/>
               </w:rPr>
               <w:t>指認</w:t>
             </w:r>
             <w:r>
               <w:rPr>
-                <w:rFonts w:ascii="標楷體" w:eastAsia="標楷體" w:hAnsi="標楷體" w:hint="eastAsia"/>
+                <w:rFonts w:eastAsia="標楷體" w:hint="eastAsia"/>
+                <w:color w:val="000000" w:themeColor="text1"/>
                 <w:sz w:val="16"/>
               </w:rPr>
               <w:t>唱和」）</w:t>
@@ -1616,8 +1593,8 @@
               <w:spacing w:line="280" w:lineRule="exact"/>
               <w:jc w:val="both"/>
               <w:rPr>
-                <w:rFonts w:ascii="標楷體" w:eastAsia="標楷體" w:hAnsi="標楷體"/>
-                <w:szCs w:val="16"/>
+                <w:rFonts w:eastAsia="標楷體"/>
+                <w:color w:val="000000" w:themeColor="text1"/>
               </w:rPr>
             </w:pPr>
           </w:p>
@@ -1639,8 +1616,8 @@
               <w:spacing w:line="280" w:lineRule="exact"/>
               <w:jc w:val="both"/>
               <w:rPr>
-                <w:rFonts w:ascii="標楷體" w:eastAsia="標楷體" w:hAnsi="標楷體"/>
-                <w:szCs w:val="16"/>
+                <w:rFonts w:eastAsia="標楷體"/>
+                <w:color w:val="000000" w:themeColor="text1"/>
               </w:rPr>
             </w:pPr>
           </w:p>
@@ -1651,27 +1628,28 @@
       <w:pPr>
         <w:spacing w:beforeLines="30" w:before="108" w:line="280" w:lineRule="exact"/>
         <w:rPr>
-          <w:rFonts w:ascii="標楷體" w:eastAsia="標楷體" w:hAnsi="標楷體"/>
+          <w:rFonts w:eastAsia="標楷體"/>
+          <w:color w:val="000000" w:themeColor="text1"/>
         </w:rPr>
       </w:pPr>
       <w:r>
         <w:rPr>
-          <w:rFonts w:ascii="標楷體" w:eastAsia="標楷體" w:hAnsi="標楷體"/>
+          <w:rFonts w:eastAsia="標楷體"/>
           <w:b/>
           <w:noProof/>
+          <w:color w:val="000000" w:themeColor="text1"/>
           <w:sz w:val="40"/>
-          <w:szCs w:val="40"/>
         </w:rPr>
         <mc:AlternateContent>
           <mc:Choice Requires="wps">
             <w:drawing>
-              <wp:anchor distT="0" distB="0" distL="114300" distR="114300" simplePos="0" relativeHeight="251849728" behindDoc="0" locked="0" layoutInCell="1" allowOverlap="1" wp14:anchorId="427DFD46" wp14:editId="76FE3C07">
+              <wp:anchor distT="0" distB="0" distL="114300" distR="114300" simplePos="0" relativeHeight="251849728" behindDoc="0" locked="0" layoutInCell="1" allowOverlap="1" wp14:anchorId="427DFD46" wp14:editId="66CE97E8">
                 <wp:simplePos x="0" y="0"/>
                 <wp:positionH relativeFrom="margin">
-                  <wp:posOffset>5648628</wp:posOffset>
+                  <wp:posOffset>4772025</wp:posOffset>
                 </wp:positionH>
                 <wp:positionV relativeFrom="paragraph">
-                  <wp:posOffset>-5648676</wp:posOffset>
+                  <wp:posOffset>-6381750</wp:posOffset>
                 </wp:positionV>
                 <wp:extent cx="638175" cy="295275"/>
                 <wp:effectExtent l="0" t="0" r="28575" b="28575"/>
@@ -1746,7 +1724,7 @@
           </mc:Choice>
           <mc:Fallback>
             <w:pict>
-              <v:shape w14:anchorId="427DFD46" id="Text Box 39" o:spid="_x0000_s1027" type="#_x0000_t202" style="position:absolute;margin-left:444.75pt;margin-top:-444.8pt;width:50.25pt;height:23.25pt;z-index:251849728;visibility:visible;mso-wrap-style:square;mso-width-percent:0;mso-height-percent:0;mso-wrap-distance-left:9pt;mso-wrap-distance-top:0;mso-wrap-distance-right:9pt;mso-wrap-distance-bottom:0;mso-position-horizontal:absolute;mso-position-horizontal-relative:margin;mso-position-vertical:absolute;mso-position-vertical-relative:text;mso-width-percent:0;mso-height-percent:0;mso-width-relative:page;mso-height-relative:page;v-text-anchor:top" o:gfxdata="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">
+              <v:shape w14:anchorId="427DFD46" id="_x0000_s1063" type="#_x0000_t202" style="position:absolute;margin-left:375.75pt;margin-top:-502.5pt;width:50.25pt;height:23.25pt;z-index:251849728;visibility:visible;mso-wrap-style:square;mso-width-percent:0;mso-height-percent:0;mso-wrap-distance-left:9pt;mso-wrap-distance-top:0;mso-wrap-distance-right:9pt;mso-wrap-distance-bottom:0;mso-position-horizontal:absolute;mso-position-horizontal-relative:margin;mso-position-vertical:absolute;mso-position-vertical-relative:text;mso-width-percent:0;mso-height-percent:0;mso-width-relative:page;mso-height-relative:page;v-text-anchor:top" o:gfxdata="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">
                 <v:textbox>
                   <w:txbxContent>
                     <w:p>
@@ -1778,45 +1756,66 @@
       </w:r>
       <w:r>
         <w:rPr>
-          <w:rFonts w:ascii="標楷體" w:eastAsia="標楷體" w:hAnsi="標楷體" w:hint="eastAsia"/>
+          <w:rFonts w:eastAsia="標楷體" w:hint="eastAsia"/>
+          <w:color w:val="000000" w:themeColor="text1"/>
         </w:rPr>
         <w:t>四</w:t>
       </w:r>
       <w:r>
         <w:rPr>
-          <w:rFonts w:ascii="標楷體" w:eastAsia="標楷體" w:hAnsi="標楷體"/>
+          <w:rFonts w:eastAsia="標楷體"/>
+          <w:color w:val="000000" w:themeColor="text1"/>
         </w:rPr>
         <w:t>、</w:t>
       </w:r>
       <w:r>
         <w:rPr>
-          <w:rFonts w:ascii="標楷體" w:eastAsia="標楷體" w:hAnsi="標楷體" w:hint="eastAsia"/>
+          <w:rFonts w:eastAsia="標楷體" w:hint="eastAsia"/>
+          <w:color w:val="000000" w:themeColor="text1"/>
         </w:rPr>
-        <w:t>召集人宣導事項(</w:t>
+        <w:t>召集人宣導事項</w:t>
+      </w:r>
+      <w:r>
+        <w:rPr>
+          <w:rFonts w:eastAsia="標楷體"/>
+          <w:color w:val="000000" w:themeColor="text1"/>
+        </w:rPr>
+        <w:t>(</w:t>
       </w:r>
       <w:proofErr w:type="gramStart"/>
       <w:r>
         <w:rPr>
-          <w:rFonts w:ascii="標楷體" w:eastAsia="標楷體" w:hAnsi="標楷體" w:hint="eastAsia"/>
+          <w:rFonts w:eastAsia="標楷體" w:hint="eastAsia"/>
+          <w:color w:val="000000" w:themeColor="text1"/>
         </w:rPr>
         <w:t>含風控</w:t>
       </w:r>
       <w:proofErr w:type="gramEnd"/>
       <w:r>
         <w:rPr>
-          <w:rFonts w:ascii="標楷體" w:eastAsia="標楷體" w:hAnsi="標楷體" w:hint="eastAsia"/>
+          <w:rFonts w:eastAsia="標楷體" w:hint="eastAsia"/>
+          <w:color w:val="000000" w:themeColor="text1"/>
         </w:rPr>
         <w:t>宣導事</w:t>
       </w:r>
       <w:r>
         <w:rPr>
-          <w:rFonts w:ascii="標楷體" w:eastAsia="標楷體" w:hAnsi="標楷體"/>
+          <w:rFonts w:eastAsia="標楷體"/>
+          <w:color w:val="000000" w:themeColor="text1"/>
         </w:rPr>
-        <w:t>項)</w:t>
+        <w:t>項</w:t>
       </w:r>
       <w:r>
         <w:rPr>
-          <w:rFonts w:ascii="標楷體" w:eastAsia="標楷體" w:hAnsi="標楷體" w:hint="eastAsia"/>
+          <w:rFonts w:eastAsia="標楷體"/>
+          <w:color w:val="000000" w:themeColor="text1"/>
+        </w:rPr>
+        <w:t>)</w:t>
+      </w:r>
+      <w:r>
+        <w:rPr>
+          <w:rFonts w:eastAsia="標楷體" w:hint="eastAsia"/>
+          <w:color w:val="000000" w:themeColor="text1"/>
         </w:rPr>
         <w:t>：</w:t>
       </w:r>
@@ -1851,12 +1850,14 @@
             <w:pPr>
               <w:jc w:val="right"/>
               <w:rPr>
-                <w:rFonts w:ascii="標楷體" w:eastAsia="標楷體" w:hAnsi="標楷體"/>
+                <w:rFonts w:eastAsia="標楷體"/>
+                <w:color w:val="000000" w:themeColor="text1"/>
               </w:rPr>
             </w:pPr>
             <w:r>
               <w:rPr>
-                <w:rFonts w:ascii="標楷體" w:eastAsia="標楷體" w:hAnsi="標楷體" w:hint="eastAsia"/>
+                <w:rFonts w:eastAsia="標楷體" w:hint="eastAsia"/>
+                <w:color w:val="000000" w:themeColor="text1"/>
               </w:rPr>
               <w:t>（工作場所環境、危害因素、應採取之防護措施說明及告知）</w:t>
             </w:r>
@@ -1870,12 +1871,14 @@
               </w:numPr>
               <w:ind w:leftChars="0" w:left="283" w:hangingChars="118" w:hanging="283"/>
               <w:rPr>
-                <w:rFonts w:ascii="標楷體" w:eastAsia="標楷體" w:hAnsi="標楷體"/>
+                <w:rFonts w:eastAsia="標楷體"/>
+                <w:color w:val="000000" w:themeColor="text1"/>
               </w:rPr>
             </w:pPr>
             <w:r>
               <w:rPr>
-                <w:rFonts w:ascii="標楷體" w:eastAsia="標楷體" w:hAnsi="標楷體" w:hint="eastAsia"/>
+                <w:rFonts w:eastAsia="標楷體" w:hint="eastAsia"/>
+                <w:color w:val="000000" w:themeColor="text1"/>
               </w:rPr>
               <w:t>須遵照每日作業前自主檢查表所勾選事項確實辦理。</w:t>
             </w:r>
@@ -1889,30 +1892,77 @@
               </w:numPr>
               <w:ind w:leftChars="0" w:left="283" w:hangingChars="118" w:hanging="283"/>
               <w:rPr>
-                <w:rFonts w:ascii="標楷體" w:eastAsia="標楷體" w:hAnsi="標楷體"/>
+                <w:rFonts w:eastAsia="標楷體"/>
+                <w:color w:val="000000" w:themeColor="text1"/>
               </w:rPr>
             </w:pPr>
             <w:r>
               <w:rPr>
-                <w:rFonts w:ascii="標楷體" w:eastAsia="標楷體" w:hAnsi="標楷體"/>
+                <w:rFonts w:eastAsia="標楷體"/>
+                <w:color w:val="000000" w:themeColor="text1"/>
               </w:rPr>
               <w:t>相關作業許可證</w:t>
             </w:r>
             <w:r>
               <w:rPr>
-                <w:rFonts w:ascii="標楷體" w:eastAsia="標楷體" w:hAnsi="標楷體" w:hint="eastAsia"/>
+                <w:rFonts w:eastAsia="標楷體" w:hint="eastAsia"/>
+                <w:color w:val="000000" w:themeColor="text1"/>
               </w:rPr>
               <w:t>：</w:t>
             </w:r>
             <w:r>
               <w:rPr>
-                <w:rFonts w:ascii="標楷體" w:eastAsia="標楷體" w:hAnsi="標楷體"/>
-              </w:rPr>
-              <w:t>□已申請 □已核准 □已檢視內容□</w:t>
-            </w:r>
-            <w:r>
-              <w:rPr>
-                <w:rFonts w:ascii="標楷體" w:eastAsia="標楷體" w:hAnsi="標楷體" w:hint="eastAsia"/>
+                <w:rFonts w:eastAsia="標楷體"/>
+                <w:color w:val="000000" w:themeColor="text1"/>
+              </w:rPr>
+              <w:t>□</w:t>
+            </w:r>
+            <w:r>
+              <w:rPr>
+                <w:rFonts w:eastAsia="標楷體"/>
+                <w:color w:val="000000" w:themeColor="text1"/>
+              </w:rPr>
+              <w:t>已申請</w:t>
+            </w:r>
+            <w:r>
+              <w:rPr>
+                <w:rFonts w:eastAsia="標楷體"/>
+                <w:color w:val="000000" w:themeColor="text1"/>
+              </w:rPr>
+              <w:t xml:space="preserve"> □</w:t>
+            </w:r>
+            <w:r>
+              <w:rPr>
+                <w:rFonts w:eastAsia="標楷體"/>
+                <w:color w:val="000000" w:themeColor="text1"/>
+              </w:rPr>
+              <w:t>已核准</w:t>
+            </w:r>
+            <w:r>
+              <w:rPr>
+                <w:rFonts w:eastAsia="標楷體"/>
+                <w:color w:val="000000" w:themeColor="text1"/>
+              </w:rPr>
+              <w:t xml:space="preserve"> □</w:t>
+            </w:r>
+            <w:r>
+              <w:rPr>
+                <w:rFonts w:eastAsia="標楷體"/>
+                <w:color w:val="000000" w:themeColor="text1"/>
+              </w:rPr>
+              <w:t>已檢視內容</w:t>
+            </w:r>
+            <w:r>
+              <w:rPr>
+                <w:rFonts w:eastAsia="標楷體"/>
+                <w:color w:val="000000" w:themeColor="text1"/>
+              </w:rPr>
+              <w:t>□</w:t>
+            </w:r>
+            <w:r>
+              <w:rPr>
+                <w:rFonts w:eastAsia="標楷體" w:hint="eastAsia"/>
+                <w:color w:val="000000" w:themeColor="text1"/>
               </w:rPr>
               <w:t>無相關作業</w:t>
             </w:r>
@@ -1926,12 +1976,14 @@
               </w:numPr>
               <w:ind w:leftChars="0" w:left="283" w:hangingChars="118" w:hanging="283"/>
               <w:rPr>
-                <w:rFonts w:ascii="標楷體" w:eastAsia="標楷體" w:hAnsi="標楷體"/>
+                <w:rFonts w:eastAsia="標楷體"/>
+                <w:color w:val="000000" w:themeColor="text1"/>
               </w:rPr>
             </w:pPr>
             <w:r>
               <w:rPr>
-                <w:rFonts w:ascii="標楷體" w:eastAsia="標楷體" w:hAnsi="標楷體" w:hint="eastAsia"/>
+                <w:rFonts w:eastAsia="標楷體" w:hint="eastAsia"/>
+                <w:color w:val="000000" w:themeColor="text1"/>
               </w:rPr>
               <w:t>其他：</w:t>
             </w:r>
@@ -1943,16 +1995,16 @@
       <w:pPr>
         <w:spacing w:beforeLines="10" w:before="36" w:line="280" w:lineRule="exact"/>
         <w:rPr>
-          <w:rFonts w:ascii="標楷體" w:eastAsia="標楷體" w:hAnsi="標楷體"/>
+          <w:rFonts w:eastAsia="標楷體"/>
+          <w:color w:val="000000" w:themeColor="text1"/>
           <w:sz w:val="18"/>
-          <w:szCs w:val="18"/>
         </w:rPr>
       </w:pPr>
       <w:r>
         <w:rPr>
-          <w:rFonts w:ascii="標楷體" w:eastAsia="標楷體" w:hAnsi="標楷體" w:hint="eastAsia"/>
+          <w:rFonts w:eastAsia="標楷體" w:hint="eastAsia"/>
+          <w:color w:val="000000" w:themeColor="text1"/>
           <w:sz w:val="18"/>
-          <w:szCs w:val="18"/>
         </w:rPr>
         <w:t>※承攬商工作人員除應遵守宣導告知內容外，並應遵守『依職業安全衛生法令規定之應注意事項』，以防範職業災害之發生。</w:t>
       </w:r>
@@ -1961,128 +2013,172 @@
       <w:pPr>
         <w:spacing w:beforeLines="10" w:before="36" w:line="280" w:lineRule="exact"/>
         <w:rPr>
-          <w:rFonts w:ascii="標楷體" w:eastAsia="標楷體" w:hAnsi="標楷體"/>
+          <w:rFonts w:eastAsia="標楷體"/>
+          <w:color w:val="000000" w:themeColor="text1"/>
           <w:sz w:val="22"/>
-          <w:szCs w:val="22"/>
         </w:rPr>
       </w:pPr>
       <w:r>
         <w:rPr>
-          <w:rFonts w:ascii="標楷體" w:eastAsia="標楷體" w:hAnsi="標楷體" w:hint="eastAsia"/>
+          <w:rFonts w:eastAsia="標楷體" w:hint="eastAsia"/>
+          <w:color w:val="000000" w:themeColor="text1"/>
         </w:rPr>
-        <w:t xml:space="preserve">五、工作班人員簽名: </w:t>
+        <w:t>五、工作班人員簽名</w:t>
+      </w:r>
+      <w:r>
+        <w:rPr>
+          <w:rFonts w:eastAsia="標楷體"/>
+          <w:color w:val="000000" w:themeColor="text1"/>
+        </w:rPr>
+        <w:t xml:space="preserve">: </w:t>
       </w:r>
       <w:proofErr w:type="gramStart"/>
       <w:r>
         <w:rPr>
-          <w:rFonts w:ascii="標楷體" w:eastAsia="標楷體" w:hAnsi="標楷體" w:hint="eastAsia"/>
+          <w:rFonts w:eastAsia="標楷體" w:hint="eastAsia"/>
+          <w:color w:val="000000" w:themeColor="text1"/>
           <w:sz w:val="22"/>
-          <w:szCs w:val="22"/>
         </w:rPr>
         <w:t>（</w:t>
       </w:r>
       <w:proofErr w:type="gramEnd"/>
       <w:r>
         <w:rPr>
-          <w:rFonts w:ascii="標楷體" w:eastAsia="標楷體" w:hAnsi="標楷體" w:hint="eastAsia"/>
+          <w:rFonts w:eastAsia="標楷體" w:hint="eastAsia"/>
+          <w:color w:val="000000" w:themeColor="text1"/>
           <w:sz w:val="22"/>
-          <w:szCs w:val="22"/>
         </w:rPr>
         <w:t>承攬商所有工作人員須</w:t>
       </w:r>
       <w:r>
         <w:rPr>
-          <w:rFonts w:ascii="標楷體" w:eastAsia="標楷體" w:hAnsi="標楷體" w:hint="eastAsia"/>
+          <w:rFonts w:eastAsia="標楷體" w:hint="eastAsia"/>
           <w:b/>
+          <w:color w:val="000000" w:themeColor="text1"/>
           <w:sz w:val="22"/>
-          <w:szCs w:val="22"/>
         </w:rPr>
-        <w:t>親自簽名切結身體狀況適任從事現場作業-工地負責人以簽〝可〞確認註記；高齡工作</w:t>
+        <w:t>親自簽名切結身體狀況適任從事現場作業</w:t>
       </w:r>
       <w:r>
         <w:rPr>
-          <w:rFonts w:ascii="標楷體" w:eastAsia="標楷體" w:hAnsi="標楷體" w:hint="eastAsia"/>
+          <w:rFonts w:eastAsia="標楷體"/>
           <w:b/>
+          <w:color w:val="000000" w:themeColor="text1"/>
           <w:sz w:val="22"/>
-          <w:szCs w:val="22"/>
+        </w:rPr>
+        <w:t>-</w:t>
+      </w:r>
+      <w:r>
+        <w:rPr>
+          <w:rFonts w:eastAsia="標楷體" w:hint="eastAsia"/>
+          <w:b/>
+          <w:color w:val="000000" w:themeColor="text1"/>
+          <w:sz w:val="22"/>
+        </w:rPr>
+        <w:t>工地負責人以簽〝可〞確認註記；高齡工作</w:t>
+      </w:r>
+      <w:r>
+        <w:rPr>
+          <w:rFonts w:eastAsia="標楷體" w:hint="eastAsia"/>
+          <w:b/>
+          <w:color w:val="000000" w:themeColor="text1"/>
+          <w:sz w:val="22"/>
         </w:rPr>
         <w:t>者</w:t>
       </w:r>
       <w:r>
         <w:rPr>
-          <w:rFonts w:ascii="標楷體" w:eastAsia="標楷體" w:hAnsi="標楷體" w:hint="eastAsia"/>
+          <w:rFonts w:eastAsia="標楷體" w:hint="eastAsia"/>
           <w:b/>
+          <w:color w:val="000000" w:themeColor="text1"/>
           <w:sz w:val="22"/>
-          <w:szCs w:val="22"/>
         </w:rPr>
-        <w:t>（&gt;65歲）以簽</w:t>
+        <w:t>（</w:t>
+      </w:r>
+      <w:r>
+        <w:rPr>
+          <w:rFonts w:eastAsia="標楷體"/>
+          <w:b/>
+          <w:color w:val="000000" w:themeColor="text1"/>
+          <w:sz w:val="22"/>
+        </w:rPr>
+        <w:t>&gt;65</w:t>
+      </w:r>
+      <w:r>
+        <w:rPr>
+          <w:rFonts w:eastAsia="標楷體" w:hint="eastAsia"/>
+          <w:b/>
+          <w:color w:val="000000" w:themeColor="text1"/>
+          <w:sz w:val="22"/>
+        </w:rPr>
+        <w:t>歲）以簽</w:t>
       </w:r>
       <w:proofErr w:type="gramStart"/>
       <w:r>
         <w:rPr>
-          <w:rFonts w:ascii="標楷體" w:eastAsia="標楷體" w:hAnsi="標楷體" w:hint="eastAsia"/>
+          <w:rFonts w:eastAsia="標楷體" w:hint="eastAsia"/>
           <w:b/>
+          <w:color w:val="000000" w:themeColor="text1"/>
           <w:sz w:val="22"/>
-          <w:szCs w:val="22"/>
         </w:rPr>
         <w:t>〝</w:t>
       </w:r>
       <w:proofErr w:type="gramEnd"/>
       <w:r>
         <w:rPr>
-          <w:rFonts w:ascii="標楷體" w:eastAsia="標楷體" w:hAnsi="標楷體" w:hint="eastAsia"/>
+          <w:rFonts w:eastAsia="標楷體" w:hint="eastAsia"/>
           <w:b/>
+          <w:color w:val="000000" w:themeColor="text1"/>
           <w:sz w:val="22"/>
-          <w:szCs w:val="22"/>
         </w:rPr>
         <w:t>★</w:t>
       </w:r>
       <w:proofErr w:type="gramStart"/>
       <w:r>
         <w:rPr>
-          <w:rFonts w:ascii="標楷體" w:eastAsia="標楷體" w:hAnsi="標楷體" w:hint="eastAsia"/>
+          <w:rFonts w:eastAsia="標楷體" w:hint="eastAsia"/>
           <w:b/>
+          <w:color w:val="000000" w:themeColor="text1"/>
           <w:sz w:val="22"/>
-          <w:szCs w:val="22"/>
         </w:rPr>
         <w:t>〞</w:t>
       </w:r>
       <w:proofErr w:type="gramEnd"/>
       <w:r>
         <w:rPr>
-          <w:rFonts w:ascii="標楷體" w:eastAsia="標楷體" w:hAnsi="標楷體" w:hint="eastAsia"/>
+          <w:rFonts w:eastAsia="標楷體" w:hint="eastAsia"/>
           <w:b/>
+          <w:color w:val="000000" w:themeColor="text1"/>
           <w:sz w:val="22"/>
-          <w:szCs w:val="22"/>
         </w:rPr>
         <w:t>確認註記；工作服編號加</w:t>
       </w:r>
       <w:proofErr w:type="gramStart"/>
       <w:r>
         <w:rPr>
-          <w:rFonts w:ascii="標楷體" w:eastAsia="標楷體" w:hAnsi="標楷體" w:hint="eastAsia"/>
+          <w:rFonts w:eastAsia="標楷體" w:hint="eastAsia"/>
           <w:b/>
+          <w:color w:val="000000" w:themeColor="text1"/>
           <w:sz w:val="22"/>
-          <w:szCs w:val="22"/>
         </w:rPr>
         <w:t>註</w:t>
       </w:r>
       <w:proofErr w:type="gramEnd"/>
       <w:r>
         <w:rPr>
-          <w:rFonts w:ascii="標楷體" w:eastAsia="標楷體" w:hAnsi="標楷體" w:hint="eastAsia"/>
+          <w:rFonts w:eastAsia="標楷體" w:hint="eastAsia"/>
           <w:b/>
+          <w:color w:val="000000" w:themeColor="text1"/>
           <w:sz w:val="22"/>
-          <w:szCs w:val="22"/>
         </w:rPr>
         <w:t>於編號欄</w:t>
       </w:r>
       <w:proofErr w:type="gramStart"/>
       <w:r>
         <w:rPr>
-          <w:rFonts w:ascii="標楷體" w:eastAsia="標楷體" w:hAnsi="標楷體" w:hint="eastAsia"/>
+          <w:rFonts w:eastAsia="標楷體" w:hint="eastAsia"/>
+          <w:color w:val="000000" w:themeColor="text1"/>
           <w:sz w:val="22"/>
-          <w:szCs w:val="22"/>
         </w:rPr>
         <w:t>）</w:t>
       </w:r>
@@ -2091,7 +2187,7 @@
     <w:tbl>
       <w:tblPr>
         <w:tblpPr w:leftFromText="180" w:rightFromText="180" w:vertAnchor="text" w:horzAnchor="margin" w:tblpX="90" w:tblpY="56"/>
-        <w:tblW w:w="9975" w:type="dxa"/>
+        <w:tblW w:w="9918" w:type="dxa"/>
         <w:tblBorders>
           <w:top w:val="single" w:sz="4" w:space="0" w:color="auto"/>
           <w:left w:val="single" w:sz="4" w:space="0" w:color="auto"/>
@@ -2105,17 +2201,14 @@
       </w:tblPr>
       <w:tblGrid>
         <w:gridCol w:w="1814"/>
-        <w:gridCol w:w="340"/>
-        <w:gridCol w:w="340"/>
-        <w:gridCol w:w="1814"/>
-        <w:gridCol w:w="340"/>
-        <w:gridCol w:w="340"/>
-        <w:gridCol w:w="1814"/>
-        <w:gridCol w:w="340"/>
-        <w:gridCol w:w="340"/>
-        <w:gridCol w:w="1813"/>
-        <w:gridCol w:w="340"/>
-        <w:gridCol w:w="340"/>
+        <w:gridCol w:w="1016"/>
+        <w:gridCol w:w="567"/>
+        <w:gridCol w:w="1843"/>
+        <w:gridCol w:w="851"/>
+        <w:gridCol w:w="708"/>
+        <w:gridCol w:w="1701"/>
+        <w:gridCol w:w="851"/>
+        <w:gridCol w:w="567"/>
       </w:tblGrid>
       <w:tr>
         <w:trPr>
@@ -2131,22 +2224,40 @@
               <w:spacing w:line="360" w:lineRule="exact"/>
               <w:jc w:val="center"/>
               <w:rPr>
-                <w:rFonts w:ascii="標楷體" w:eastAsia="標楷體" w:hAnsi="標楷體"/>
+                <w:rFonts w:eastAsia="標楷體"/>
                 <w:b/>
+                <w:color w:val="000000" w:themeColor="text1"/>
               </w:rPr>
             </w:pPr>
             <w:r>
               <w:rPr>
-                <w:rFonts w:ascii="標楷體" w:eastAsia="標楷體" w:hAnsi="標楷體" w:hint="eastAsia"/>
+                <w:rFonts w:eastAsia="標楷體" w:hint="eastAsia"/>
                 <w:b/>
-              </w:rPr>
-              <w:t>簽  名</w:t>
+                <w:color w:val="000000" w:themeColor="text1"/>
+              </w:rPr>
+              <w:t>簽</w:t>
+            </w:r>
+            <w:r>
+              <w:rPr>
+                <w:rFonts w:eastAsia="標楷體"/>
+                <w:b/>
+                <w:color w:val="000000" w:themeColor="text1"/>
+              </w:rPr>
+              <w:t xml:space="preserve">  </w:t>
+            </w:r>
+            <w:r>
+              <w:rPr>
+                <w:rFonts w:eastAsia="標楷體" w:hint="eastAsia"/>
+                <w:b/>
+                <w:color w:val="000000" w:themeColor="text1"/>
+              </w:rPr>
+              <w:t>名</w:t>
             </w:r>
           </w:p>
         </w:tc>
         <w:tc>
           <w:tcPr>
-            <w:tcW w:w="340" w:type="dxa"/>
+            <w:tcW w:w="1016" w:type="dxa"/>
             <w:vAlign w:val="center"/>
           </w:tcPr>
           <w:p>
@@ -2155,14 +2266,16 @@
               <w:ind w:leftChars="-45" w:left="-108" w:rightChars="-45" w:right="-108"/>
               <w:jc w:val="center"/>
               <w:rPr>
-                <w:rFonts w:ascii="標楷體" w:eastAsia="標楷體" w:hAnsi="標楷體"/>
+                <w:rFonts w:eastAsia="標楷體"/>
                 <w:b/>
+                <w:color w:val="000000" w:themeColor="text1"/>
               </w:rPr>
             </w:pPr>
             <w:r>
               <w:rPr>
-                <w:rFonts w:ascii="標楷體" w:eastAsia="標楷體" w:hAnsi="標楷體" w:hint="eastAsia"/>
+                <w:rFonts w:eastAsia="標楷體" w:hint="eastAsia"/>
                 <w:b/>
+                <w:color w:val="000000" w:themeColor="text1"/>
               </w:rPr>
               <w:t>編號</w:t>
             </w:r>
@@ -2170,7 +2283,7 @@
         </w:tc>
         <w:tc>
           <w:tcPr>
-            <w:tcW w:w="340" w:type="dxa"/>
+            <w:tcW w:w="567" w:type="dxa"/>
             <w:tcBorders>
               <w:right w:val="single" w:sz="2" w:space="0" w:color="auto"/>
             </w:tcBorders>
@@ -2182,15 +2295,17 @@
               <w:ind w:leftChars="-45" w:left="-108" w:rightChars="-45" w:right="-108"/>
               <w:jc w:val="center"/>
               <w:rPr>
-                <w:rFonts w:ascii="標楷體" w:eastAsia="標楷體" w:hAnsi="標楷體"/>
+                <w:rFonts w:eastAsia="標楷體"/>
                 <w:b/>
+                <w:color w:val="000000" w:themeColor="text1"/>
               </w:rPr>
             </w:pPr>
             <w:proofErr w:type="gramStart"/>
             <w:r>
               <w:rPr>
-                <w:rFonts w:ascii="標楷體" w:eastAsia="標楷體" w:hAnsi="標楷體" w:hint="eastAsia"/>
+                <w:rFonts w:eastAsia="標楷體" w:hint="eastAsia"/>
                 <w:b/>
+                <w:color w:val="000000" w:themeColor="text1"/>
               </w:rPr>
               <w:t>註</w:t>
             </w:r>
@@ -2202,14 +2317,16 @@
               <w:ind w:leftChars="-45" w:left="-108" w:rightChars="-45" w:right="-108"/>
               <w:jc w:val="center"/>
               <w:rPr>
-                <w:rFonts w:ascii="標楷體" w:eastAsia="標楷體" w:hAnsi="標楷體"/>
+                <w:rFonts w:eastAsia="標楷體"/>
                 <w:b/>
+                <w:color w:val="000000" w:themeColor="text1"/>
               </w:rPr>
             </w:pPr>
             <w:r>
               <w:rPr>
-                <w:rFonts w:ascii="標楷體" w:eastAsia="標楷體" w:hAnsi="標楷體" w:hint="eastAsia"/>
+                <w:rFonts w:eastAsia="標楷體" w:hint="eastAsia"/>
                 <w:b/>
+                <w:color w:val="000000" w:themeColor="text1"/>
               </w:rPr>
               <w:t>記</w:t>
             </w:r>
@@ -2217,7 +2334,7 @@
         </w:tc>
         <w:tc>
           <w:tcPr>
-            <w:tcW w:w="1814" w:type="dxa"/>
+            <w:tcW w:w="1843" w:type="dxa"/>
             <w:tcBorders>
               <w:left w:val="single" w:sz="2" w:space="0" w:color="auto"/>
             </w:tcBorders>
@@ -2228,22 +2345,40 @@
               <w:spacing w:line="360" w:lineRule="exact"/>
               <w:jc w:val="center"/>
               <w:rPr>
-                <w:rFonts w:ascii="標楷體" w:eastAsia="標楷體" w:hAnsi="標楷體"/>
+                <w:rFonts w:eastAsia="標楷體"/>
                 <w:b/>
+                <w:color w:val="000000" w:themeColor="text1"/>
               </w:rPr>
             </w:pPr>
             <w:r>
               <w:rPr>
-                <w:rFonts w:ascii="標楷體" w:eastAsia="標楷體" w:hAnsi="標楷體" w:hint="eastAsia"/>
+                <w:rFonts w:eastAsia="標楷體" w:hint="eastAsia"/>
                 <w:b/>
-              </w:rPr>
-              <w:t>簽  名</w:t>
+                <w:color w:val="000000" w:themeColor="text1"/>
+              </w:rPr>
+              <w:t>簽</w:t>
+            </w:r>
+            <w:r>
+              <w:rPr>
+                <w:rFonts w:eastAsia="標楷體"/>
+                <w:b/>
+                <w:color w:val="000000" w:themeColor="text1"/>
+              </w:rPr>
+              <w:t xml:space="preserve">  </w:t>
+            </w:r>
+            <w:r>
+              <w:rPr>
+                <w:rFonts w:eastAsia="標楷體" w:hint="eastAsia"/>
+                <w:b/>
+                <w:color w:val="000000" w:themeColor="text1"/>
+              </w:rPr>
+              <w:t>名</w:t>
             </w:r>
           </w:p>
         </w:tc>
         <w:tc>
           <w:tcPr>
-            <w:tcW w:w="340" w:type="dxa"/>
+            <w:tcW w:w="851" w:type="dxa"/>
             <w:vAlign w:val="center"/>
           </w:tcPr>
           <w:p>
@@ -2252,14 +2387,16 @@
               <w:ind w:leftChars="-45" w:left="-108" w:rightChars="-45" w:right="-108"/>
               <w:jc w:val="center"/>
               <w:rPr>
-                <w:rFonts w:ascii="標楷體" w:eastAsia="標楷體" w:hAnsi="標楷體"/>
+                <w:rFonts w:eastAsia="標楷體"/>
                 <w:b/>
+                <w:color w:val="000000" w:themeColor="text1"/>
               </w:rPr>
             </w:pPr>
             <w:r>
               <w:rPr>
-                <w:rFonts w:ascii="標楷體" w:eastAsia="標楷體" w:hAnsi="標楷體" w:hint="eastAsia"/>
+                <w:rFonts w:eastAsia="標楷體" w:hint="eastAsia"/>
                 <w:b/>
+                <w:color w:val="000000" w:themeColor="text1"/>
               </w:rPr>
               <w:t>編號</w:t>
             </w:r>
@@ -2267,7 +2404,7 @@
         </w:tc>
         <w:tc>
           <w:tcPr>
-            <w:tcW w:w="340" w:type="dxa"/>
+            <w:tcW w:w="708" w:type="dxa"/>
             <w:vAlign w:val="center"/>
           </w:tcPr>
           <w:p>
@@ -2276,15 +2413,17 @@
               <w:ind w:leftChars="-45" w:left="-108" w:rightChars="-45" w:right="-108"/>
               <w:jc w:val="center"/>
               <w:rPr>
-                <w:rFonts w:ascii="標楷體" w:eastAsia="標楷體" w:hAnsi="標楷體"/>
+                <w:rFonts w:eastAsia="標楷體"/>
                 <w:b/>
+                <w:color w:val="000000" w:themeColor="text1"/>
               </w:rPr>
             </w:pPr>
             <w:proofErr w:type="gramStart"/>
             <w:r>
               <w:rPr>
-                <w:rFonts w:ascii="標楷體" w:eastAsia="標楷體" w:hAnsi="標楷體" w:hint="eastAsia"/>
+                <w:rFonts w:eastAsia="標楷體" w:hint="eastAsia"/>
                 <w:b/>
+                <w:color w:val="000000" w:themeColor="text1"/>
               </w:rPr>
               <w:t>註</w:t>
             </w:r>
@@ -2296,14 +2435,16 @@
               <w:ind w:leftChars="-45" w:left="-108" w:rightChars="-45" w:right="-108"/>
               <w:jc w:val="center"/>
               <w:rPr>
-                <w:rFonts w:ascii="標楷體" w:eastAsia="標楷體" w:hAnsi="標楷體"/>
+                <w:rFonts w:eastAsia="標楷體"/>
                 <w:b/>
+                <w:color w:val="000000" w:themeColor="text1"/>
               </w:rPr>
             </w:pPr>
             <w:r>
               <w:rPr>
-                <w:rFonts w:ascii="標楷體" w:eastAsia="標楷體" w:hAnsi="標楷體" w:hint="eastAsia"/>
+                <w:rFonts w:eastAsia="標楷體" w:hint="eastAsia"/>
                 <w:b/>
+                <w:color w:val="000000" w:themeColor="text1"/>
               </w:rPr>
               <w:t>記</w:t>
             </w:r>
@@ -2311,7 +2452,7 @@
         </w:tc>
         <w:tc>
           <w:tcPr>
-            <w:tcW w:w="1814" w:type="dxa"/>
+            <w:tcW w:w="1701" w:type="dxa"/>
             <w:vAlign w:val="center"/>
           </w:tcPr>
           <w:p>
@@ -2319,22 +2460,40 @@
               <w:spacing w:line="360" w:lineRule="exact"/>
               <w:jc w:val="center"/>
               <w:rPr>
-                <w:rFonts w:ascii="標楷體" w:eastAsia="標楷體" w:hAnsi="標楷體"/>
+                <w:rFonts w:eastAsia="標楷體"/>
                 <w:b/>
+                <w:color w:val="000000" w:themeColor="text1"/>
               </w:rPr>
             </w:pPr>
             <w:r>
               <w:rPr>
-                <w:rFonts w:ascii="標楷體" w:eastAsia="標楷體" w:hAnsi="標楷體" w:hint="eastAsia"/>
+                <w:rFonts w:eastAsia="標楷體" w:hint="eastAsia"/>
                 <w:b/>
-              </w:rPr>
-              <w:t>簽  名</w:t>
+                <w:color w:val="000000" w:themeColor="text1"/>
+              </w:rPr>
+              <w:t>簽</w:t>
+            </w:r>
+            <w:r>
+              <w:rPr>
+                <w:rFonts w:eastAsia="標楷體"/>
+                <w:b/>
+                <w:color w:val="000000" w:themeColor="text1"/>
+              </w:rPr>
+              <w:t xml:space="preserve">  </w:t>
+            </w:r>
+            <w:r>
+              <w:rPr>
+                <w:rFonts w:eastAsia="標楷體" w:hint="eastAsia"/>
+                <w:b/>
+                <w:color w:val="000000" w:themeColor="text1"/>
+              </w:rPr>
+              <w:t>名</w:t>
             </w:r>
           </w:p>
         </w:tc>
         <w:tc>
           <w:tcPr>
-            <w:tcW w:w="340" w:type="dxa"/>
+            <w:tcW w:w="851" w:type="dxa"/>
             <w:vAlign w:val="center"/>
           </w:tcPr>
           <w:p>
@@ -2343,14 +2502,16 @@
               <w:ind w:leftChars="-45" w:left="-108" w:rightChars="-45" w:right="-108"/>
               <w:jc w:val="center"/>
               <w:rPr>
-                <w:rFonts w:ascii="標楷體" w:eastAsia="標楷體" w:hAnsi="標楷體"/>
+                <w:rFonts w:eastAsia="標楷體"/>
                 <w:b/>
+                <w:color w:val="000000" w:themeColor="text1"/>
               </w:rPr>
             </w:pPr>
             <w:r>
               <w:rPr>
-                <w:rFonts w:ascii="標楷體" w:eastAsia="標楷體" w:hAnsi="標楷體" w:hint="eastAsia"/>
+                <w:rFonts w:eastAsia="標楷體" w:hint="eastAsia"/>
                 <w:b/>
+                <w:color w:val="000000" w:themeColor="text1"/>
               </w:rPr>
               <w:t>編號</w:t>
             </w:r>
@@ -2358,7 +2519,7 @@
         </w:tc>
         <w:tc>
           <w:tcPr>
-            <w:tcW w:w="340" w:type="dxa"/>
+            <w:tcW w:w="567" w:type="dxa"/>
             <w:vAlign w:val="center"/>
           </w:tcPr>
           <w:p>
@@ -2367,15 +2528,17 @@
               <w:ind w:leftChars="-45" w:left="-108" w:rightChars="-45" w:right="-108"/>
               <w:jc w:val="center"/>
               <w:rPr>
-                <w:rFonts w:ascii="標楷體" w:eastAsia="標楷體" w:hAnsi="標楷體"/>
+                <w:rFonts w:eastAsia="標楷體"/>
                 <w:b/>
+                <w:color w:val="000000" w:themeColor="text1"/>
               </w:rPr>
             </w:pPr>
             <w:proofErr w:type="gramStart"/>
             <w:r>
               <w:rPr>
-                <w:rFonts w:ascii="標楷體" w:eastAsia="標楷體" w:hAnsi="標楷體" w:hint="eastAsia"/>
+                <w:rFonts w:eastAsia="標楷體" w:hint="eastAsia"/>
                 <w:b/>
+                <w:color w:val="000000" w:themeColor="text1"/>
               </w:rPr>
               <w:t>註</w:t>
             </w:r>
@@ -2387,105 +2550,16 @@
               <w:ind w:leftChars="-45" w:left="-108" w:rightChars="-45" w:right="-108"/>
               <w:jc w:val="center"/>
               <w:rPr>
-                <w:rFonts w:ascii="標楷體" w:eastAsia="標楷體" w:hAnsi="標楷體"/>
+                <w:rFonts w:eastAsia="標楷體"/>
                 <w:b/>
+                <w:color w:val="000000" w:themeColor="text1"/>
               </w:rPr>
             </w:pPr>
             <w:r>
               <w:rPr>
-                <w:rFonts w:ascii="標楷體" w:eastAsia="標楷體" w:hAnsi="標楷體" w:hint="eastAsia"/>
+                <w:rFonts w:eastAsia="標楷體" w:hint="eastAsia"/>
                 <w:b/>
-              </w:rPr>
-              <w:t>記</w:t>
-            </w:r>
-          </w:p>
-        </w:tc>
-        <w:tc>
-          <w:tcPr>
-            <w:tcW w:w="1813" w:type="dxa"/>
-            <w:vAlign w:val="center"/>
-          </w:tcPr>
-          <w:p>
-            <w:pPr>
-              <w:spacing w:line="360" w:lineRule="exact"/>
-              <w:jc w:val="center"/>
-              <w:rPr>
-                <w:rFonts w:ascii="標楷體" w:eastAsia="標楷體" w:hAnsi="標楷體"/>
-                <w:b/>
-              </w:rPr>
-            </w:pPr>
-            <w:r>
-              <w:rPr>
-                <w:rFonts w:ascii="標楷體" w:eastAsia="標楷體" w:hAnsi="標楷體" w:hint="eastAsia"/>
-                <w:b/>
-              </w:rPr>
-              <w:t>簽  名</w:t>
-            </w:r>
-          </w:p>
-        </w:tc>
-        <w:tc>
-          <w:tcPr>
-            <w:tcW w:w="340" w:type="dxa"/>
-            <w:vAlign w:val="center"/>
-          </w:tcPr>
-          <w:p>
-            <w:pPr>
-              <w:spacing w:line="220" w:lineRule="exact"/>
-              <w:ind w:leftChars="-45" w:left="-108" w:rightChars="-45" w:right="-108"/>
-              <w:jc w:val="center"/>
-              <w:rPr>
-                <w:rFonts w:ascii="標楷體" w:eastAsia="標楷體" w:hAnsi="標楷體"/>
-                <w:b/>
-              </w:rPr>
-            </w:pPr>
-            <w:r>
-              <w:rPr>
-                <w:rFonts w:ascii="標楷體" w:eastAsia="標楷體" w:hAnsi="標楷體" w:hint="eastAsia"/>
-                <w:b/>
-              </w:rPr>
-              <w:t>編號</w:t>
-            </w:r>
-          </w:p>
-        </w:tc>
-        <w:tc>
-          <w:tcPr>
-            <w:tcW w:w="340" w:type="dxa"/>
-            <w:vAlign w:val="center"/>
-          </w:tcPr>
-          <w:p>
-            <w:pPr>
-              <w:spacing w:line="220" w:lineRule="exact"/>
-              <w:ind w:leftChars="-45" w:left="-108" w:rightChars="-45" w:right="-108"/>
-              <w:jc w:val="center"/>
-              <w:rPr>
-                <w:rFonts w:ascii="標楷體" w:eastAsia="標楷體" w:hAnsi="標楷體"/>
-                <w:b/>
-              </w:rPr>
-            </w:pPr>
-            <w:proofErr w:type="gramStart"/>
-            <w:r>
-              <w:rPr>
-                <w:rFonts w:ascii="標楷體" w:eastAsia="標楷體" w:hAnsi="標楷體" w:hint="eastAsia"/>
-                <w:b/>
-              </w:rPr>
-              <w:t>註</w:t>
-            </w:r>
-            <w:proofErr w:type="gramEnd"/>
-          </w:p>
-          <w:p>
-            <w:pPr>
-              <w:spacing w:line="220" w:lineRule="exact"/>
-              <w:ind w:leftChars="-45" w:left="-108" w:rightChars="-45" w:right="-108"/>
-              <w:jc w:val="center"/>
-              <w:rPr>
-                <w:rFonts w:ascii="標楷體" w:eastAsia="標楷體" w:hAnsi="標楷體"/>
-                <w:b/>
-              </w:rPr>
-            </w:pPr>
-            <w:r>
-              <w:rPr>
-                <w:rFonts w:ascii="標楷體" w:eastAsia="標楷體" w:hAnsi="標楷體" w:hint="eastAsia"/>
-                <w:b/>
+                <w:color w:val="000000" w:themeColor="text1"/>
               </w:rPr>
               <w:t>記</w:t>
             </w:r>
@@ -2505,48 +2579,43 @@
             <w:pPr>
               <w:spacing w:line="0" w:lineRule="atLeast"/>
               <w:rPr>
-                <w:rFonts w:ascii="標楷體" w:eastAsia="標楷體" w:hAnsi="標楷體"/>
-                <w:bCs/>
-                <w:szCs w:val="16"/>
+                <w:rFonts w:eastAsia="標楷體"/>
+                <w:color w:val="000000" w:themeColor="text1"/>
               </w:rPr>
             </w:pPr>
             <w:r>
               <w:rPr>
-                <w:rFonts w:ascii="標楷體" w:eastAsia="標楷體" w:hAnsi="標楷體"/>
-                <w:bCs/>
-                <w:szCs w:val="16"/>
-              </w:rPr>
-              <w:t>E</w:t>
-            </w:r>
-            <w:r>
-              <w:rPr>
-                <w:rFonts w:ascii="標楷體" w:eastAsia="標楷體" w:hAnsi="標楷體" w:hint="eastAsia"/>
-                <w:bCs/>
-                <w:szCs w:val="16"/>
-              </w:rPr>
-              <w:t>x.王大明</w:t>
+                <w:rFonts w:eastAsia="標楷體"/>
+                <w:color w:val="000000" w:themeColor="text1"/>
+              </w:rPr>
+              <w:t>Ex.</w:t>
+            </w:r>
+            <w:r>
+              <w:rPr>
+                <w:rFonts w:eastAsia="標楷體" w:hint="eastAsia"/>
+                <w:color w:val="000000" w:themeColor="text1"/>
+              </w:rPr>
+              <w:t>王大明</w:t>
             </w:r>
           </w:p>
         </w:tc>
         <w:tc>
           <w:tcPr>
-            <w:tcW w:w="340" w:type="dxa"/>
+            <w:tcW w:w="1016" w:type="dxa"/>
             <w:vMerge w:val="restart"/>
           </w:tcPr>
           <w:p>
             <w:pPr>
               <w:spacing w:line="0" w:lineRule="atLeast"/>
               <w:rPr>
-                <w:rFonts w:ascii="標楷體" w:eastAsia="標楷體" w:hAnsi="標楷體"/>
-                <w:bCs/>
-                <w:szCs w:val="16"/>
+                <w:rFonts w:eastAsia="標楷體"/>
+                <w:color w:val="000000" w:themeColor="text1"/>
               </w:rPr>
             </w:pPr>
             <w:r>
               <w:rPr>
-                <w:rFonts w:ascii="標楷體" w:eastAsia="標楷體" w:hAnsi="標楷體" w:hint="eastAsia"/>
-                <w:bCs/>
-                <w:szCs w:val="16"/>
+                <w:rFonts w:eastAsia="標楷體"/>
+                <w:color w:val="000000" w:themeColor="text1"/>
               </w:rPr>
               <w:t>3</w:t>
             </w:r>
@@ -2554,7 +2623,7 @@
         </w:tc>
         <w:tc>
           <w:tcPr>
-            <w:tcW w:w="340" w:type="dxa"/>
+            <w:tcW w:w="567" w:type="dxa"/>
             <w:tcBorders>
               <w:right w:val="single" w:sz="2" w:space="0" w:color="auto"/>
             </w:tcBorders>
@@ -2563,16 +2632,14 @@
             <w:pPr>
               <w:spacing w:line="0" w:lineRule="atLeast"/>
               <w:rPr>
-                <w:rFonts w:ascii="標楷體" w:eastAsia="標楷體" w:hAnsi="標楷體"/>
-                <w:bCs/>
-                <w:szCs w:val="16"/>
+                <w:rFonts w:eastAsia="標楷體"/>
+                <w:color w:val="000000" w:themeColor="text1"/>
               </w:rPr>
             </w:pPr>
             <w:r>
               <w:rPr>
-                <w:rFonts w:ascii="標楷體" w:eastAsia="標楷體" w:hAnsi="標楷體" w:hint="eastAsia"/>
-                <w:bCs/>
-                <w:szCs w:val="16"/>
+                <w:rFonts w:eastAsia="標楷體" w:hint="eastAsia"/>
+                <w:color w:val="000000" w:themeColor="text1"/>
               </w:rPr>
               <w:t>可</w:t>
             </w:r>
@@ -2580,7 +2647,7 @@
         </w:tc>
         <w:tc>
           <w:tcPr>
-            <w:tcW w:w="1814" w:type="dxa"/>
+            <w:tcW w:w="1843" w:type="dxa"/>
             <w:vMerge w:val="restart"/>
             <w:tcBorders>
               <w:left w:val="single" w:sz="2" w:space="0" w:color="auto"/>
@@ -2590,134 +2657,87 @@
             <w:pPr>
               <w:spacing w:line="0" w:lineRule="atLeast"/>
               <w:rPr>
-                <w:rFonts w:ascii="標楷體" w:eastAsia="標楷體" w:hAnsi="標楷體"/>
+                <w:rFonts w:eastAsia="標楷體"/>
                 <w:b/>
-                <w:szCs w:val="16"/>
+                <w:color w:val="000000" w:themeColor="text1"/>
               </w:rPr>
             </w:pPr>
           </w:p>
         </w:tc>
         <w:tc>
           <w:tcPr>
-            <w:tcW w:w="340" w:type="dxa"/>
+            <w:tcW w:w="851" w:type="dxa"/>
             <w:vMerge w:val="restart"/>
           </w:tcPr>
           <w:p>
             <w:pPr>
               <w:spacing w:line="0" w:lineRule="atLeast"/>
               <w:rPr>
-                <w:rFonts w:ascii="標楷體" w:eastAsia="標楷體" w:hAnsi="標楷體"/>
+                <w:rFonts w:eastAsia="標楷體"/>
                 <w:b/>
-                <w:szCs w:val="16"/>
+                <w:color w:val="000000" w:themeColor="text1"/>
               </w:rPr>
             </w:pPr>
           </w:p>
         </w:tc>
         <w:tc>
           <w:tcPr>
-            <w:tcW w:w="340" w:type="dxa"/>
+            <w:tcW w:w="708" w:type="dxa"/>
           </w:tcPr>
           <w:p>
             <w:pPr>
               <w:spacing w:line="0" w:lineRule="atLeast"/>
               <w:rPr>
-                <w:rFonts w:ascii="標楷體" w:eastAsia="標楷體" w:hAnsi="標楷體"/>
+                <w:rFonts w:eastAsia="標楷體"/>
                 <w:b/>
-                <w:szCs w:val="16"/>
+                <w:color w:val="000000" w:themeColor="text1"/>
               </w:rPr>
             </w:pPr>
           </w:p>
         </w:tc>
         <w:tc>
           <w:tcPr>
-            <w:tcW w:w="1814" w:type="dxa"/>
+            <w:tcW w:w="1701" w:type="dxa"/>
             <w:vMerge w:val="restart"/>
           </w:tcPr>
           <w:p>
             <w:pPr>
               <w:spacing w:line="0" w:lineRule="atLeast"/>
               <w:rPr>
-                <w:rFonts w:ascii="標楷體" w:eastAsia="標楷體" w:hAnsi="標楷體"/>
+                <w:rFonts w:eastAsia="標楷體"/>
                 <w:b/>
-                <w:szCs w:val="16"/>
+                <w:color w:val="000000" w:themeColor="text1"/>
               </w:rPr>
             </w:pPr>
           </w:p>
         </w:tc>
         <w:tc>
           <w:tcPr>
-            <w:tcW w:w="340" w:type="dxa"/>
+            <w:tcW w:w="851" w:type="dxa"/>
             <w:vMerge w:val="restart"/>
           </w:tcPr>
           <w:p>
             <w:pPr>
               <w:spacing w:line="0" w:lineRule="atLeast"/>
               <w:rPr>
-                <w:rFonts w:ascii="標楷體" w:eastAsia="標楷體" w:hAnsi="標楷體"/>
+                <w:rFonts w:eastAsia="標楷體"/>
                 <w:b/>
-                <w:szCs w:val="16"/>
+                <w:color w:val="000000" w:themeColor="text1"/>
               </w:rPr>
             </w:pPr>
           </w:p>
         </w:tc>
         <w:tc>
           <w:tcPr>
-            <w:tcW w:w="340" w:type="dxa"/>
+            <w:tcW w:w="567" w:type="dxa"/>
           </w:tcPr>
           <w:p>
             <w:pPr>
               <w:spacing w:line="0" w:lineRule="atLeast"/>
               <w:rPr>
-                <w:rFonts w:ascii="標楷體" w:eastAsia="標楷體" w:hAnsi="標楷體"/>
+                <w:rFonts w:eastAsia="標楷體"/>
                 <w:b/>
-                <w:szCs w:val="16"/>
-              </w:rPr>
-            </w:pPr>
-          </w:p>
-        </w:tc>
-        <w:tc>
-          <w:tcPr>
-            <w:tcW w:w="1813" w:type="dxa"/>
-            <w:vMerge w:val="restart"/>
-          </w:tcPr>
-          <w:p>
-            <w:pPr>
-              <w:spacing w:line="0" w:lineRule="atLeast"/>
-              <w:rPr>
-                <w:rFonts w:ascii="標楷體" w:eastAsia="標楷體" w:hAnsi="標楷體"/>
-                <w:b/>
-                <w:szCs w:val="16"/>
-              </w:rPr>
-            </w:pPr>
-          </w:p>
-        </w:tc>
-        <w:tc>
-          <w:tcPr>
-            <w:tcW w:w="340" w:type="dxa"/>
-            <w:vMerge w:val="restart"/>
-          </w:tcPr>
-          <w:p>
-            <w:pPr>
-              <w:spacing w:line="0" w:lineRule="atLeast"/>
-              <w:rPr>
-                <w:rFonts w:ascii="標楷體" w:eastAsia="標楷體" w:hAnsi="標楷體"/>
-                <w:b/>
-                <w:szCs w:val="16"/>
-              </w:rPr>
-            </w:pPr>
-          </w:p>
-        </w:tc>
-        <w:tc>
-          <w:tcPr>
-            <w:tcW w:w="340" w:type="dxa"/>
-          </w:tcPr>
-          <w:p>
-            <w:pPr>
-              <w:spacing w:line="0" w:lineRule="atLeast"/>
-              <w:rPr>
-                <w:rFonts w:ascii="標楷體" w:eastAsia="標楷體" w:hAnsi="標楷體"/>
-                <w:b/>
-                <w:szCs w:val="16"/>
+                <w:color w:val="000000" w:themeColor="text1"/>
               </w:rPr>
             </w:pPr>
           </w:p>
@@ -2736,32 +2756,30 @@
             <w:pPr>
               <w:spacing w:line="0" w:lineRule="atLeast"/>
               <w:rPr>
-                <w:rFonts w:ascii="標楷體" w:eastAsia="標楷體" w:hAnsi="標楷體"/>
-                <w:bCs/>
-                <w:szCs w:val="16"/>
+                <w:rFonts w:eastAsia="標楷體"/>
+                <w:color w:val="000000" w:themeColor="text1"/>
               </w:rPr>
             </w:pPr>
           </w:p>
         </w:tc>
         <w:tc>
           <w:tcPr>
-            <w:tcW w:w="340" w:type="dxa"/>
+            <w:tcW w:w="1016" w:type="dxa"/>
             <w:vMerge/>
           </w:tcPr>
           <w:p>
             <w:pPr>
               <w:spacing w:line="0" w:lineRule="atLeast"/>
               <w:rPr>
-                <w:rFonts w:ascii="標楷體" w:eastAsia="標楷體" w:hAnsi="標楷體"/>
-                <w:bCs/>
-                <w:szCs w:val="16"/>
+                <w:rFonts w:eastAsia="標楷體"/>
+                <w:color w:val="000000" w:themeColor="text1"/>
               </w:rPr>
             </w:pPr>
           </w:p>
         </w:tc>
         <w:tc>
           <w:tcPr>
-            <w:tcW w:w="340" w:type="dxa"/>
+            <w:tcW w:w="567" w:type="dxa"/>
             <w:tcBorders>
               <w:right w:val="single" w:sz="2" w:space="0" w:color="auto"/>
             </w:tcBorders>
@@ -2770,16 +2788,14 @@
             <w:pPr>
               <w:spacing w:line="0" w:lineRule="atLeast"/>
               <w:rPr>
-                <w:rFonts w:ascii="標楷體" w:eastAsia="標楷體" w:hAnsi="標楷體"/>
-                <w:bCs/>
-                <w:szCs w:val="16"/>
+                <w:rFonts w:eastAsia="標楷體"/>
+                <w:color w:val="000000" w:themeColor="text1"/>
               </w:rPr>
             </w:pPr>
             <w:r>
               <w:rPr>
-                <w:rFonts w:ascii="標楷體" w:eastAsia="標楷體" w:hAnsi="標楷體" w:hint="eastAsia"/>
-                <w:bCs/>
-                <w:szCs w:val="16"/>
+                <w:rFonts w:eastAsia="標楷體" w:hint="eastAsia"/>
+                <w:color w:val="000000" w:themeColor="text1"/>
               </w:rPr>
               <w:t>★</w:t>
             </w:r>
@@ -2787,7 +2803,7 @@
         </w:tc>
         <w:tc>
           <w:tcPr>
-            <w:tcW w:w="1814" w:type="dxa"/>
+            <w:tcW w:w="1843" w:type="dxa"/>
             <w:vMerge/>
             <w:tcBorders>
               <w:left w:val="single" w:sz="2" w:space="0" w:color="auto"/>
@@ -2797,134 +2813,87 @@
             <w:pPr>
               <w:spacing w:line="0" w:lineRule="atLeast"/>
               <w:rPr>
-                <w:rFonts w:ascii="標楷體" w:eastAsia="標楷體" w:hAnsi="標楷體"/>
+                <w:rFonts w:eastAsia="標楷體"/>
                 <w:b/>
-                <w:szCs w:val="16"/>
+                <w:color w:val="000000" w:themeColor="text1"/>
               </w:rPr>
             </w:pPr>
           </w:p>
         </w:tc>
         <w:tc>
           <w:tcPr>
-            <w:tcW w:w="340" w:type="dxa"/>
+            <w:tcW w:w="851" w:type="dxa"/>
             <w:vMerge/>
           </w:tcPr>
           <w:p>
             <w:pPr>
               <w:spacing w:line="0" w:lineRule="atLeast"/>
               <w:rPr>
-                <w:rFonts w:ascii="標楷體" w:eastAsia="標楷體" w:hAnsi="標楷體"/>
+                <w:rFonts w:eastAsia="標楷體"/>
                 <w:b/>
-                <w:szCs w:val="16"/>
+                <w:color w:val="000000" w:themeColor="text1"/>
               </w:rPr>
             </w:pPr>
           </w:p>
         </w:tc>
         <w:tc>
           <w:tcPr>
-            <w:tcW w:w="340" w:type="dxa"/>
+            <w:tcW w:w="708" w:type="dxa"/>
           </w:tcPr>
           <w:p>
             <w:pPr>
               <w:spacing w:line="0" w:lineRule="atLeast"/>
               <w:rPr>
-                <w:rFonts w:ascii="標楷體" w:eastAsia="標楷體" w:hAnsi="標楷體"/>
+                <w:rFonts w:eastAsia="標楷體"/>
                 <w:b/>
-                <w:szCs w:val="16"/>
+                <w:color w:val="000000" w:themeColor="text1"/>
               </w:rPr>
             </w:pPr>
           </w:p>
         </w:tc>
         <w:tc>
           <w:tcPr>
-            <w:tcW w:w="1814" w:type="dxa"/>
+            <w:tcW w:w="1701" w:type="dxa"/>
             <w:vMerge/>
           </w:tcPr>
           <w:p>
             <w:pPr>
               <w:spacing w:line="0" w:lineRule="atLeast"/>
               <w:rPr>
-                <w:rFonts w:ascii="標楷體" w:eastAsia="標楷體" w:hAnsi="標楷體"/>
+                <w:rFonts w:eastAsia="標楷體"/>
                 <w:b/>
-                <w:szCs w:val="16"/>
+                <w:color w:val="000000" w:themeColor="text1"/>
               </w:rPr>
             </w:pPr>
           </w:p>
         </w:tc>
         <w:tc>
           <w:tcPr>
-            <w:tcW w:w="340" w:type="dxa"/>
+            <w:tcW w:w="851" w:type="dxa"/>
             <w:vMerge/>
           </w:tcPr>
           <w:p>
             <w:pPr>
               <w:spacing w:line="0" w:lineRule="atLeast"/>
               <w:rPr>
-                <w:rFonts w:ascii="標楷體" w:eastAsia="標楷體" w:hAnsi="標楷體"/>
+                <w:rFonts w:eastAsia="標楷體"/>
                 <w:b/>
-                <w:szCs w:val="16"/>
+                <w:color w:val="000000" w:themeColor="text1"/>
               </w:rPr>
             </w:pPr>
           </w:p>
         </w:tc>
         <w:tc>
           <w:tcPr>
-            <w:tcW w:w="340" w:type="dxa"/>
+            <w:tcW w:w="567" w:type="dxa"/>
           </w:tcPr>
           <w:p>
             <w:pPr>
               <w:spacing w:line="0" w:lineRule="atLeast"/>
               <w:rPr>
-                <w:rFonts w:ascii="標楷體" w:eastAsia="標楷體" w:hAnsi="標楷體"/>
+                <w:rFonts w:eastAsia="標楷體"/>
                 <w:b/>
-                <w:szCs w:val="16"/>
-              </w:rPr>
-            </w:pPr>
-          </w:p>
-        </w:tc>
-        <w:tc>
-          <w:tcPr>
-            <w:tcW w:w="1813" w:type="dxa"/>
-            <w:vMerge/>
-          </w:tcPr>
-          <w:p>
-            <w:pPr>
-              <w:spacing w:line="0" w:lineRule="atLeast"/>
-              <w:rPr>
-                <w:rFonts w:ascii="標楷體" w:eastAsia="標楷體" w:hAnsi="標楷體"/>
-                <w:b/>
-                <w:szCs w:val="16"/>
-              </w:rPr>
-            </w:pPr>
-          </w:p>
-        </w:tc>
-        <w:tc>
-          <w:tcPr>
-            <w:tcW w:w="340" w:type="dxa"/>
-            <w:vMerge/>
-          </w:tcPr>
-          <w:p>
-            <w:pPr>
-              <w:spacing w:line="0" w:lineRule="atLeast"/>
-              <w:rPr>
-                <w:rFonts w:ascii="標楷體" w:eastAsia="標楷體" w:hAnsi="標楷體"/>
-                <w:b/>
-                <w:szCs w:val="16"/>
-              </w:rPr>
-            </w:pPr>
-          </w:p>
-        </w:tc>
-        <w:tc>
-          <w:tcPr>
-            <w:tcW w:w="340" w:type="dxa"/>
-          </w:tcPr>
-          <w:p>
-            <w:pPr>
-              <w:spacing w:line="0" w:lineRule="atLeast"/>
-              <w:rPr>
-                <w:rFonts w:ascii="標楷體" w:eastAsia="標楷體" w:hAnsi="標楷體"/>
-                <w:b/>
-                <w:szCs w:val="16"/>
+                <w:color w:val="000000" w:themeColor="text1"/>
               </w:rPr>
             </w:pPr>
           </w:p>
@@ -2943,32 +2912,32 @@
             <w:pPr>
               <w:spacing w:line="0" w:lineRule="atLeast"/>
               <w:rPr>
-                <w:rFonts w:ascii="標楷體" w:eastAsia="標楷體" w:hAnsi="標楷體"/>
+                <w:rFonts w:eastAsia="標楷體"/>
                 <w:b/>
-                <w:szCs w:val="16"/>
+                <w:color w:val="000000" w:themeColor="text1"/>
               </w:rPr>
             </w:pPr>
           </w:p>
         </w:tc>
         <w:tc>
           <w:tcPr>
-            <w:tcW w:w="340" w:type="dxa"/>
+            <w:tcW w:w="1016" w:type="dxa"/>
             <w:vMerge w:val="restart"/>
           </w:tcPr>
           <w:p>
             <w:pPr>
               <w:spacing w:line="0" w:lineRule="atLeast"/>
               <w:rPr>
-                <w:rFonts w:ascii="標楷體" w:eastAsia="標楷體" w:hAnsi="標楷體"/>
+                <w:rFonts w:eastAsia="標楷體"/>
                 <w:b/>
-                <w:szCs w:val="16"/>
+                <w:color w:val="000000" w:themeColor="text1"/>
               </w:rPr>
             </w:pPr>
           </w:p>
         </w:tc>
         <w:tc>
           <w:tcPr>
-            <w:tcW w:w="340" w:type="dxa"/>
+            <w:tcW w:w="567" w:type="dxa"/>
             <w:tcBorders>
               <w:right w:val="single" w:sz="2" w:space="0" w:color="auto"/>
             </w:tcBorders>
@@ -2977,16 +2946,16 @@
             <w:pPr>
               <w:spacing w:line="0" w:lineRule="atLeast"/>
               <w:rPr>
-                <w:rFonts w:ascii="標楷體" w:eastAsia="標楷體" w:hAnsi="標楷體"/>
+                <w:rFonts w:eastAsia="標楷體"/>
                 <w:b/>
-                <w:szCs w:val="16"/>
+                <w:color w:val="000000" w:themeColor="text1"/>
               </w:rPr>
             </w:pPr>
           </w:p>
         </w:tc>
         <w:tc>
           <w:tcPr>
-            <w:tcW w:w="1814" w:type="dxa"/>
+            <w:tcW w:w="1843" w:type="dxa"/>
             <w:vMerge w:val="restart"/>
             <w:tcBorders>
               <w:left w:val="single" w:sz="2" w:space="0" w:color="auto"/>
@@ -2996,134 +2965,87 @@
             <w:pPr>
               <w:spacing w:line="0" w:lineRule="atLeast"/>
               <w:rPr>
-                <w:rFonts w:ascii="標楷體" w:eastAsia="標楷體" w:hAnsi="標楷體"/>
+                <w:rFonts w:eastAsia="標楷體"/>
                 <w:b/>
-                <w:szCs w:val="16"/>
+                <w:color w:val="000000" w:themeColor="text1"/>
               </w:rPr>
             </w:pPr>
           </w:p>
         </w:tc>
         <w:tc>
           <w:tcPr>
-            <w:tcW w:w="340" w:type="dxa"/>
+            <w:tcW w:w="851" w:type="dxa"/>
             <w:vMerge w:val="restart"/>
           </w:tcPr>
           <w:p>
             <w:pPr>
               <w:spacing w:line="0" w:lineRule="atLeast"/>
               <w:rPr>
-                <w:rFonts w:ascii="標楷體" w:eastAsia="標楷體" w:hAnsi="標楷體"/>
+                <w:rFonts w:eastAsia="標楷體"/>
                 <w:b/>
-                <w:szCs w:val="16"/>
+                <w:color w:val="000000" w:themeColor="text1"/>
               </w:rPr>
             </w:pPr>
           </w:p>
         </w:tc>
         <w:tc>
           <w:tcPr>
-            <w:tcW w:w="340" w:type="dxa"/>
+            <w:tcW w:w="708" w:type="dxa"/>
           </w:tcPr>
           <w:p>
             <w:pPr>
               <w:spacing w:line="0" w:lineRule="atLeast"/>
               <w:rPr>
-                <w:rFonts w:ascii="標楷體" w:eastAsia="標楷體" w:hAnsi="標楷體"/>
+                <w:rFonts w:eastAsia="標楷體"/>
                 <w:b/>
-                <w:szCs w:val="16"/>
+                <w:color w:val="000000" w:themeColor="text1"/>
               </w:rPr>
             </w:pPr>
           </w:p>
         </w:tc>
         <w:tc>
           <w:tcPr>
-            <w:tcW w:w="1814" w:type="dxa"/>
+            <w:tcW w:w="1701" w:type="dxa"/>
             <w:vMerge w:val="restart"/>
           </w:tcPr>
           <w:p>
             <w:pPr>
               <w:spacing w:line="0" w:lineRule="atLeast"/>
               <w:rPr>
-                <w:rFonts w:ascii="標楷體" w:eastAsia="標楷體" w:hAnsi="標楷體"/>
+                <w:rFonts w:eastAsia="標楷體"/>
                 <w:b/>
-                <w:szCs w:val="16"/>
+                <w:color w:val="000000" w:themeColor="text1"/>
               </w:rPr>
             </w:pPr>
           </w:p>
         </w:tc>
         <w:tc>
           <w:tcPr>
-            <w:tcW w:w="340" w:type="dxa"/>
+            <w:tcW w:w="851" w:type="dxa"/>
             <w:vMerge w:val="restart"/>
           </w:tcPr>
           <w:p>
             <w:pPr>
               <w:spacing w:line="0" w:lineRule="atLeast"/>
               <w:rPr>
-                <w:rFonts w:ascii="標楷體" w:eastAsia="標楷體" w:hAnsi="標楷體"/>
+                <w:rFonts w:eastAsia="標楷體"/>
                 <w:b/>
-                <w:szCs w:val="16"/>
+                <w:color w:val="000000" w:themeColor="text1"/>
               </w:rPr>
             </w:pPr>
           </w:p>
         </w:tc>
         <w:tc>
           <w:tcPr>
-            <w:tcW w:w="340" w:type="dxa"/>
+            <w:tcW w:w="567" w:type="dxa"/>
           </w:tcPr>
           <w:p>
             <w:pPr>
               <w:spacing w:line="0" w:lineRule="atLeast"/>
               <w:rPr>
-                <w:rFonts w:ascii="標楷體" w:eastAsia="標楷體" w:hAnsi="標楷體"/>
+                <w:rFonts w:eastAsia="標楷體"/>
                 <w:b/>
-                <w:szCs w:val="16"/>
-              </w:rPr>
-            </w:pPr>
-          </w:p>
-        </w:tc>
-        <w:tc>
-          <w:tcPr>
-            <w:tcW w:w="1813" w:type="dxa"/>
-            <w:vMerge w:val="restart"/>
-          </w:tcPr>
-          <w:p>
-            <w:pPr>
-              <w:spacing w:line="0" w:lineRule="atLeast"/>
-              <w:rPr>
-                <w:rFonts w:ascii="標楷體" w:eastAsia="標楷體" w:hAnsi="標楷體"/>
-                <w:b/>
-                <w:szCs w:val="16"/>
-              </w:rPr>
-            </w:pPr>
-          </w:p>
-        </w:tc>
-        <w:tc>
-          <w:tcPr>
-            <w:tcW w:w="340" w:type="dxa"/>
-            <w:vMerge w:val="restart"/>
-          </w:tcPr>
-          <w:p>
-            <w:pPr>
-              <w:spacing w:line="0" w:lineRule="atLeast"/>
-              <w:rPr>
-                <w:rFonts w:ascii="標楷體" w:eastAsia="標楷體" w:hAnsi="標楷體"/>
-                <w:b/>
-                <w:szCs w:val="16"/>
-              </w:rPr>
-            </w:pPr>
-          </w:p>
-        </w:tc>
-        <w:tc>
-          <w:tcPr>
-            <w:tcW w:w="340" w:type="dxa"/>
-          </w:tcPr>
-          <w:p>
-            <w:pPr>
-              <w:spacing w:line="0" w:lineRule="atLeast"/>
-              <w:rPr>
-                <w:rFonts w:ascii="標楷體" w:eastAsia="標楷體" w:hAnsi="標楷體"/>
-                <w:b/>
-                <w:szCs w:val="16"/>
+                <w:color w:val="000000" w:themeColor="text1"/>
               </w:rPr>
             </w:pPr>
           </w:p>
@@ -3142,32 +3064,32 @@
             <w:pPr>
               <w:spacing w:line="0" w:lineRule="atLeast"/>
               <w:rPr>
-                <w:rFonts w:ascii="標楷體" w:eastAsia="標楷體" w:hAnsi="標楷體"/>
+                <w:rFonts w:eastAsia="標楷體"/>
                 <w:b/>
-                <w:szCs w:val="16"/>
+                <w:color w:val="000000" w:themeColor="text1"/>
               </w:rPr>
             </w:pPr>
           </w:p>
         </w:tc>
         <w:tc>
           <w:tcPr>
-            <w:tcW w:w="340" w:type="dxa"/>
+            <w:tcW w:w="1016" w:type="dxa"/>
             <w:vMerge/>
           </w:tcPr>
           <w:p>
             <w:pPr>
               <w:spacing w:line="0" w:lineRule="atLeast"/>
               <w:rPr>
-                <w:rFonts w:ascii="標楷體" w:eastAsia="標楷體" w:hAnsi="標楷體"/>
+                <w:rFonts w:eastAsia="標楷體"/>
                 <w:b/>
-                <w:szCs w:val="16"/>
+                <w:color w:val="000000" w:themeColor="text1"/>
               </w:rPr>
             </w:pPr>
           </w:p>
         </w:tc>
         <w:tc>
           <w:tcPr>
-            <w:tcW w:w="340" w:type="dxa"/>
+            <w:tcW w:w="567" w:type="dxa"/>
             <w:tcBorders>
               <w:right w:val="single" w:sz="2" w:space="0" w:color="auto"/>
             </w:tcBorders>
@@ -3176,16 +3098,16 @@
             <w:pPr>
               <w:spacing w:line="0" w:lineRule="atLeast"/>
               <w:rPr>
-                <w:rFonts w:ascii="標楷體" w:eastAsia="標楷體" w:hAnsi="標楷體"/>
+                <w:rFonts w:eastAsia="標楷體"/>
                 <w:b/>
-                <w:szCs w:val="16"/>
+                <w:color w:val="000000" w:themeColor="text1"/>
               </w:rPr>
             </w:pPr>
           </w:p>
         </w:tc>
         <w:tc>
           <w:tcPr>
-            <w:tcW w:w="1814" w:type="dxa"/>
+            <w:tcW w:w="1843" w:type="dxa"/>
             <w:vMerge/>
             <w:tcBorders>
               <w:left w:val="single" w:sz="2" w:space="0" w:color="auto"/>
@@ -3195,134 +3117,87 @@
             <w:pPr>
               <w:spacing w:line="0" w:lineRule="atLeast"/>
               <w:rPr>
-                <w:rFonts w:ascii="標楷體" w:eastAsia="標楷體" w:hAnsi="標楷體"/>
+                <w:rFonts w:eastAsia="標楷體"/>
                 <w:b/>
-                <w:szCs w:val="16"/>
+                <w:color w:val="000000" w:themeColor="text1"/>
               </w:rPr>
             </w:pPr>
           </w:p>
         </w:tc>
         <w:tc>
           <w:tcPr>
-            <w:tcW w:w="340" w:type="dxa"/>
+            <w:tcW w:w="851" w:type="dxa"/>
             <w:vMerge/>
           </w:tcPr>
           <w:p>
             <w:pPr>
               <w:spacing w:line="0" w:lineRule="atLeast"/>
               <w:rPr>
-                <w:rFonts w:ascii="標楷體" w:eastAsia="標楷體" w:hAnsi="標楷體"/>
+                <w:rFonts w:eastAsia="標楷體"/>
                 <w:b/>
-                <w:szCs w:val="16"/>
+                <w:color w:val="000000" w:themeColor="text1"/>
               </w:rPr>
             </w:pPr>
           </w:p>
         </w:tc>
         <w:tc>
           <w:tcPr>
-            <w:tcW w:w="340" w:type="dxa"/>
+            <w:tcW w:w="708" w:type="dxa"/>
           </w:tcPr>
           <w:p>
             <w:pPr>
               <w:spacing w:line="0" w:lineRule="atLeast"/>
               <w:rPr>
-                <w:rFonts w:ascii="標楷體" w:eastAsia="標楷體" w:hAnsi="標楷體"/>
+                <w:rFonts w:eastAsia="標楷體"/>
                 <w:b/>
-                <w:szCs w:val="16"/>
+                <w:color w:val="000000" w:themeColor="text1"/>
               </w:rPr>
             </w:pPr>
           </w:p>
         </w:tc>
         <w:tc>
           <w:tcPr>
-            <w:tcW w:w="1814" w:type="dxa"/>
+            <w:tcW w:w="1701" w:type="dxa"/>
             <w:vMerge/>
           </w:tcPr>
           <w:p>
             <w:pPr>
               <w:spacing w:line="0" w:lineRule="atLeast"/>
               <w:rPr>
-                <w:rFonts w:ascii="標楷體" w:eastAsia="標楷體" w:hAnsi="標楷體"/>
+                <w:rFonts w:eastAsia="標楷體"/>
                 <w:b/>
-                <w:szCs w:val="16"/>
+                <w:color w:val="000000" w:themeColor="text1"/>
               </w:rPr>
             </w:pPr>
           </w:p>
         </w:tc>
         <w:tc>
           <w:tcPr>
-            <w:tcW w:w="340" w:type="dxa"/>
+            <w:tcW w:w="851" w:type="dxa"/>
             <w:vMerge/>
           </w:tcPr>
           <w:p>
             <w:pPr>
               <w:spacing w:line="0" w:lineRule="atLeast"/>
               <w:rPr>
-                <w:rFonts w:ascii="標楷體" w:eastAsia="標楷體" w:hAnsi="標楷體"/>
+                <w:rFonts w:eastAsia="標楷體"/>
                 <w:b/>
-                <w:szCs w:val="16"/>
+                <w:color w:val="000000" w:themeColor="text1"/>
               </w:rPr>
             </w:pPr>
           </w:p>
         </w:tc>
         <w:tc>
           <w:tcPr>
-            <w:tcW w:w="340" w:type="dxa"/>
+            <w:tcW w:w="567" w:type="dxa"/>
           </w:tcPr>
           <w:p>
             <w:pPr>
               <w:spacing w:line="0" w:lineRule="atLeast"/>
               <w:rPr>
-                <w:rFonts w:ascii="標楷體" w:eastAsia="標楷體" w:hAnsi="標楷體"/>
+                <w:rFonts w:eastAsia="標楷體"/>
                 <w:b/>
-                <w:szCs w:val="16"/>
-              </w:rPr>
-            </w:pPr>
-          </w:p>
-        </w:tc>
-        <w:tc>
-          <w:tcPr>
-            <w:tcW w:w="1813" w:type="dxa"/>
-            <w:vMerge/>
-          </w:tcPr>
-          <w:p>
-            <w:pPr>
-              <w:spacing w:line="0" w:lineRule="atLeast"/>
-              <w:rPr>
-                <w:rFonts w:ascii="標楷體" w:eastAsia="標楷體" w:hAnsi="標楷體"/>
-                <w:b/>
-                <w:szCs w:val="16"/>
-              </w:rPr>
-            </w:pPr>
-          </w:p>
-        </w:tc>
-        <w:tc>
-          <w:tcPr>
-            <w:tcW w:w="340" w:type="dxa"/>
-            <w:vMerge/>
-          </w:tcPr>
-          <w:p>
-            <w:pPr>
-              <w:spacing w:line="0" w:lineRule="atLeast"/>
-              <w:rPr>
-                <w:rFonts w:ascii="標楷體" w:eastAsia="標楷體" w:hAnsi="標楷體"/>
-                <w:b/>
-                <w:szCs w:val="16"/>
-              </w:rPr>
-            </w:pPr>
-          </w:p>
-        </w:tc>
-        <w:tc>
-          <w:tcPr>
-            <w:tcW w:w="340" w:type="dxa"/>
-          </w:tcPr>
-          <w:p>
-            <w:pPr>
-              <w:spacing w:line="0" w:lineRule="atLeast"/>
-              <w:rPr>
-                <w:rFonts w:ascii="標楷體" w:eastAsia="標楷體" w:hAnsi="標楷體"/>
-                <w:b/>
-                <w:szCs w:val="16"/>
+                <w:color w:val="000000" w:themeColor="text1"/>
               </w:rPr>
             </w:pPr>
           </w:p>
@@ -3341,32 +3216,32 @@
             <w:pPr>
               <w:spacing w:line="0" w:lineRule="atLeast"/>
               <w:rPr>
-                <w:rFonts w:ascii="標楷體" w:eastAsia="標楷體" w:hAnsi="標楷體"/>
+                <w:rFonts w:eastAsia="標楷體"/>
                 <w:b/>
-                <w:szCs w:val="16"/>
+                <w:color w:val="000000" w:themeColor="text1"/>
               </w:rPr>
             </w:pPr>
           </w:p>
         </w:tc>
         <w:tc>
           <w:tcPr>
-            <w:tcW w:w="340" w:type="dxa"/>
+            <w:tcW w:w="1016" w:type="dxa"/>
             <w:vMerge w:val="restart"/>
           </w:tcPr>
           <w:p>
             <w:pPr>
               <w:spacing w:line="0" w:lineRule="atLeast"/>
               <w:rPr>
-                <w:rFonts w:ascii="標楷體" w:eastAsia="標楷體" w:hAnsi="標楷體"/>
+                <w:rFonts w:eastAsia="標楷體"/>
                 <w:b/>
-                <w:szCs w:val="16"/>
+                <w:color w:val="000000" w:themeColor="text1"/>
               </w:rPr>
             </w:pPr>
           </w:p>
         </w:tc>
         <w:tc>
           <w:tcPr>
-            <w:tcW w:w="340" w:type="dxa"/>
+            <w:tcW w:w="567" w:type="dxa"/>
             <w:tcBorders>
               <w:right w:val="single" w:sz="2" w:space="0" w:color="auto"/>
             </w:tcBorders>
@@ -3375,16 +3250,16 @@
             <w:pPr>
               <w:spacing w:line="0" w:lineRule="atLeast"/>
               <w:rPr>
-                <w:rFonts w:ascii="標楷體" w:eastAsia="標楷體" w:hAnsi="標楷體"/>
+                <w:rFonts w:eastAsia="標楷體"/>
                 <w:b/>
-                <w:szCs w:val="16"/>
+                <w:color w:val="000000" w:themeColor="text1"/>
               </w:rPr>
             </w:pPr>
           </w:p>
         </w:tc>
         <w:tc>
           <w:tcPr>
-            <w:tcW w:w="1814" w:type="dxa"/>
+            <w:tcW w:w="1843" w:type="dxa"/>
             <w:vMerge w:val="restart"/>
             <w:tcBorders>
               <w:left w:val="single" w:sz="2" w:space="0" w:color="auto"/>
@@ -3394,134 +3269,87 @@
             <w:pPr>
               <w:spacing w:line="0" w:lineRule="atLeast"/>
               <w:rPr>
-                <w:rFonts w:ascii="標楷體" w:eastAsia="標楷體" w:hAnsi="標楷體"/>
+                <w:rFonts w:eastAsia="標楷體"/>
                 <w:b/>
-                <w:szCs w:val="16"/>
+                <w:color w:val="000000" w:themeColor="text1"/>
               </w:rPr>
             </w:pPr>
           </w:p>
         </w:tc>
         <w:tc>
           <w:tcPr>
-            <w:tcW w:w="340" w:type="dxa"/>
+            <w:tcW w:w="851" w:type="dxa"/>
             <w:vMerge w:val="restart"/>
           </w:tcPr>
           <w:p>
             <w:pPr>
               <w:spacing w:line="0" w:lineRule="atLeast"/>
               <w:rPr>
-                <w:rFonts w:ascii="標楷體" w:eastAsia="標楷體" w:hAnsi="標楷體"/>
+                <w:rFonts w:eastAsia="標楷體"/>
                 <w:b/>
-                <w:szCs w:val="16"/>
+                <w:color w:val="000000" w:themeColor="text1"/>
               </w:rPr>
             </w:pPr>
           </w:p>
         </w:tc>
         <w:tc>
           <w:tcPr>
-            <w:tcW w:w="340" w:type="dxa"/>
+            <w:tcW w:w="708" w:type="dxa"/>
           </w:tcPr>
           <w:p>
             <w:pPr>
               <w:spacing w:line="0" w:lineRule="atLeast"/>
               <w:rPr>
-                <w:rFonts w:ascii="標楷體" w:eastAsia="標楷體" w:hAnsi="標楷體"/>
+                <w:rFonts w:eastAsia="標楷體"/>
                 <w:b/>
-                <w:szCs w:val="16"/>
+                <w:color w:val="000000" w:themeColor="text1"/>
               </w:rPr>
             </w:pPr>
           </w:p>
         </w:tc>
         <w:tc>
           <w:tcPr>
-            <w:tcW w:w="1814" w:type="dxa"/>
+            <w:tcW w:w="1701" w:type="dxa"/>
             <w:vMerge w:val="restart"/>
           </w:tcPr>
           <w:p>
             <w:pPr>
               <w:spacing w:line="0" w:lineRule="atLeast"/>
               <w:rPr>
-                <w:rFonts w:ascii="標楷體" w:eastAsia="標楷體" w:hAnsi="標楷體"/>
+                <w:rFonts w:eastAsia="標楷體"/>
                 <w:b/>
-                <w:szCs w:val="16"/>
+                <w:color w:val="000000" w:themeColor="text1"/>
               </w:rPr>
             </w:pPr>
           </w:p>
         </w:tc>
         <w:tc>
           <w:tcPr>
-            <w:tcW w:w="340" w:type="dxa"/>
+            <w:tcW w:w="851" w:type="dxa"/>
             <w:vMerge w:val="restart"/>
           </w:tcPr>
           <w:p>
             <w:pPr>
               <w:spacing w:line="0" w:lineRule="atLeast"/>
               <w:rPr>
-                <w:rFonts w:ascii="標楷體" w:eastAsia="標楷體" w:hAnsi="標楷體"/>
+                <w:rFonts w:eastAsia="標楷體"/>
                 <w:b/>
-                <w:szCs w:val="16"/>
+                <w:color w:val="000000" w:themeColor="text1"/>
               </w:rPr>
             </w:pPr>
           </w:p>
         </w:tc>
         <w:tc>
           <w:tcPr>
-            <w:tcW w:w="340" w:type="dxa"/>
+            <w:tcW w:w="567" w:type="dxa"/>
           </w:tcPr>
           <w:p>
             <w:pPr>
               <w:spacing w:line="0" w:lineRule="atLeast"/>
               <w:rPr>
-                <w:rFonts w:ascii="標楷體" w:eastAsia="標楷體" w:hAnsi="標楷體"/>
+                <w:rFonts w:eastAsia="標楷體"/>
                 <w:b/>
-                <w:szCs w:val="16"/>
-              </w:rPr>
-            </w:pPr>
-          </w:p>
-        </w:tc>
-        <w:tc>
-          <w:tcPr>
-            <w:tcW w:w="1813" w:type="dxa"/>
-            <w:vMerge w:val="restart"/>
-          </w:tcPr>
-          <w:p>
-            <w:pPr>
-              <w:spacing w:line="0" w:lineRule="atLeast"/>
-              <w:rPr>
-                <w:rFonts w:ascii="標楷體" w:eastAsia="標楷體" w:hAnsi="標楷體"/>
-                <w:b/>
-                <w:szCs w:val="16"/>
-              </w:rPr>
-            </w:pPr>
-          </w:p>
-        </w:tc>
-        <w:tc>
-          <w:tcPr>
-            <w:tcW w:w="340" w:type="dxa"/>
-            <w:vMerge w:val="restart"/>
-          </w:tcPr>
-          <w:p>
-            <w:pPr>
-              <w:spacing w:line="0" w:lineRule="atLeast"/>
-              <w:rPr>
-                <w:rFonts w:ascii="標楷體" w:eastAsia="標楷體" w:hAnsi="標楷體"/>
-                <w:b/>
-                <w:szCs w:val="16"/>
-              </w:rPr>
-            </w:pPr>
-          </w:p>
-        </w:tc>
-        <w:tc>
-          <w:tcPr>
-            <w:tcW w:w="340" w:type="dxa"/>
-          </w:tcPr>
-          <w:p>
-            <w:pPr>
-              <w:spacing w:line="0" w:lineRule="atLeast"/>
-              <w:rPr>
-                <w:rFonts w:ascii="標楷體" w:eastAsia="標楷體" w:hAnsi="標楷體"/>
-                <w:b/>
-                <w:szCs w:val="16"/>
+                <w:color w:val="000000" w:themeColor="text1"/>
               </w:rPr>
             </w:pPr>
           </w:p>
@@ -3540,32 +3368,32 @@
             <w:pPr>
               <w:spacing w:line="0" w:lineRule="atLeast"/>
               <w:rPr>
-                <w:rFonts w:ascii="標楷體" w:eastAsia="標楷體" w:hAnsi="標楷體"/>
+                <w:rFonts w:eastAsia="標楷體"/>
                 <w:b/>
-                <w:szCs w:val="16"/>
+                <w:color w:val="000000" w:themeColor="text1"/>
               </w:rPr>
             </w:pPr>
           </w:p>
         </w:tc>
         <w:tc>
           <w:tcPr>
-            <w:tcW w:w="340" w:type="dxa"/>
+            <w:tcW w:w="1016" w:type="dxa"/>
             <w:vMerge/>
           </w:tcPr>
           <w:p>
             <w:pPr>
               <w:spacing w:line="0" w:lineRule="atLeast"/>
               <w:rPr>
-                <w:rFonts w:ascii="標楷體" w:eastAsia="標楷體" w:hAnsi="標楷體"/>
+                <w:rFonts w:eastAsia="標楷體"/>
                 <w:b/>
-                <w:szCs w:val="16"/>
+                <w:color w:val="000000" w:themeColor="text1"/>
               </w:rPr>
             </w:pPr>
           </w:p>
         </w:tc>
         <w:tc>
           <w:tcPr>
-            <w:tcW w:w="340" w:type="dxa"/>
+            <w:tcW w:w="567" w:type="dxa"/>
             <w:tcBorders>
               <w:right w:val="single" w:sz="2" w:space="0" w:color="auto"/>
             </w:tcBorders>
@@ -3574,16 +3402,16 @@
             <w:pPr>
               <w:spacing w:line="0" w:lineRule="atLeast"/>
               <w:rPr>
-                <w:rFonts w:ascii="標楷體" w:eastAsia="標楷體" w:hAnsi="標楷體"/>
+                <w:rFonts w:eastAsia="標楷體"/>
                 <w:b/>
-                <w:szCs w:val="16"/>
+                <w:color w:val="000000" w:themeColor="text1"/>
               </w:rPr>
             </w:pPr>
           </w:p>
         </w:tc>
         <w:tc>
           <w:tcPr>
-            <w:tcW w:w="1814" w:type="dxa"/>
+            <w:tcW w:w="1843" w:type="dxa"/>
             <w:vMerge/>
             <w:tcBorders>
               <w:left w:val="single" w:sz="2" w:space="0" w:color="auto"/>
@@ -3593,930 +3421,87 @@
             <w:pPr>
               <w:spacing w:line="0" w:lineRule="atLeast"/>
               <w:rPr>
-                <w:rFonts w:ascii="標楷體" w:eastAsia="標楷體" w:hAnsi="標楷體"/>
+                <w:rFonts w:eastAsia="標楷體"/>
                 <w:b/>
-                <w:szCs w:val="16"/>
+                <w:color w:val="000000" w:themeColor="text1"/>
               </w:rPr>
             </w:pPr>
           </w:p>
         </w:tc>
         <w:tc>
           <w:tcPr>
-            <w:tcW w:w="340" w:type="dxa"/>
+            <w:tcW w:w="851" w:type="dxa"/>
             <w:vMerge/>
           </w:tcPr>
           <w:p>
             <w:pPr>
               <w:spacing w:line="0" w:lineRule="atLeast"/>
               <w:rPr>
-                <w:rFonts w:ascii="標楷體" w:eastAsia="標楷體" w:hAnsi="標楷體"/>
+                <w:rFonts w:eastAsia="標楷體"/>
                 <w:b/>
-                <w:szCs w:val="16"/>
+                <w:color w:val="000000" w:themeColor="text1"/>
               </w:rPr>
             </w:pPr>
           </w:p>
         </w:tc>
         <w:tc>
           <w:tcPr>
-            <w:tcW w:w="340" w:type="dxa"/>
+            <w:tcW w:w="708" w:type="dxa"/>
           </w:tcPr>
           <w:p>
             <w:pPr>
               <w:spacing w:line="0" w:lineRule="atLeast"/>
               <w:rPr>
-                <w:rFonts w:ascii="標楷體" w:eastAsia="標楷體" w:hAnsi="標楷體"/>
+                <w:rFonts w:eastAsia="標楷體"/>
                 <w:b/>
-                <w:szCs w:val="16"/>
+                <w:color w:val="000000" w:themeColor="text1"/>
               </w:rPr>
             </w:pPr>
           </w:p>
         </w:tc>
         <w:tc>
           <w:tcPr>
-            <w:tcW w:w="1814" w:type="dxa"/>
+            <w:tcW w:w="1701" w:type="dxa"/>
             <w:vMerge/>
           </w:tcPr>
           <w:p>
             <w:pPr>
               <w:spacing w:line="0" w:lineRule="atLeast"/>
               <w:rPr>
-                <w:rFonts w:ascii="標楷體" w:eastAsia="標楷體" w:hAnsi="標楷體"/>
+                <w:rFonts w:eastAsia="標楷體"/>
                 <w:b/>
-                <w:szCs w:val="16"/>
+                <w:color w:val="000000" w:themeColor="text1"/>
               </w:rPr>
             </w:pPr>
           </w:p>
         </w:tc>
         <w:tc>
           <w:tcPr>
-            <w:tcW w:w="340" w:type="dxa"/>
+            <w:tcW w:w="851" w:type="dxa"/>
             <w:vMerge/>
           </w:tcPr>
           <w:p>
             <w:pPr>
               <w:spacing w:line="0" w:lineRule="atLeast"/>
               <w:rPr>
-                <w:rFonts w:ascii="標楷體" w:eastAsia="標楷體" w:hAnsi="標楷體"/>
+                <w:rFonts w:eastAsia="標楷體"/>
                 <w:b/>
-                <w:szCs w:val="16"/>
+                <w:color w:val="000000" w:themeColor="text1"/>
               </w:rPr>
             </w:pPr>
           </w:p>
         </w:tc>
         <w:tc>
           <w:tcPr>
-            <w:tcW w:w="340" w:type="dxa"/>
+            <w:tcW w:w="567" w:type="dxa"/>
           </w:tcPr>
           <w:p>
             <w:pPr>
               <w:spacing w:line="0" w:lineRule="atLeast"/>
               <w:rPr>
-                <w:rFonts w:ascii="標楷體" w:eastAsia="標楷體" w:hAnsi="標楷體"/>
+                <w:rFonts w:eastAsia="標楷體"/>
                 <w:b/>
-                <w:szCs w:val="16"/>
-              </w:rPr>
-            </w:pPr>
-          </w:p>
-        </w:tc>
-        <w:tc>
-          <w:tcPr>
-            <w:tcW w:w="1813" w:type="dxa"/>
-            <w:vMerge/>
-          </w:tcPr>
-          <w:p>
-            <w:pPr>
-              <w:spacing w:line="0" w:lineRule="atLeast"/>
-              <w:rPr>
-                <w:rFonts w:ascii="標楷體" w:eastAsia="標楷體" w:hAnsi="標楷體"/>
-                <w:b/>
-                <w:szCs w:val="16"/>
-              </w:rPr>
-            </w:pPr>
-          </w:p>
-        </w:tc>
-        <w:tc>
-          <w:tcPr>
-            <w:tcW w:w="340" w:type="dxa"/>
-            <w:vMerge/>
-          </w:tcPr>
-          <w:p>
-            <w:pPr>
-              <w:spacing w:line="0" w:lineRule="atLeast"/>
-              <w:rPr>
-                <w:rFonts w:ascii="標楷體" w:eastAsia="標楷體" w:hAnsi="標楷體"/>
-                <w:b/>
-                <w:szCs w:val="16"/>
-              </w:rPr>
-            </w:pPr>
-          </w:p>
-        </w:tc>
-        <w:tc>
-          <w:tcPr>
-            <w:tcW w:w="340" w:type="dxa"/>
-          </w:tcPr>
-          <w:p>
-            <w:pPr>
-              <w:spacing w:line="0" w:lineRule="atLeast"/>
-              <w:rPr>
-                <w:rFonts w:ascii="標楷體" w:eastAsia="標楷體" w:hAnsi="標楷體"/>
-                <w:b/>
-                <w:szCs w:val="16"/>
-              </w:rPr>
-            </w:pPr>
-          </w:p>
-        </w:tc>
-      </w:tr>
-      <w:tr>
-        <w:trPr>
-          <w:trHeight w:val="271"/>
-        </w:trPr>
-        <w:tc>
-          <w:tcPr>
-            <w:tcW w:w="1814" w:type="dxa"/>
-            <w:vMerge w:val="restart"/>
-          </w:tcPr>
-          <w:p>
-            <w:pPr>
-              <w:spacing w:line="0" w:lineRule="atLeast"/>
-              <w:rPr>
-                <w:rFonts w:ascii="標楷體" w:eastAsia="標楷體" w:hAnsi="標楷體"/>
-                <w:b/>
-                <w:szCs w:val="16"/>
-              </w:rPr>
-            </w:pPr>
-          </w:p>
-        </w:tc>
-        <w:tc>
-          <w:tcPr>
-            <w:tcW w:w="340" w:type="dxa"/>
-            <w:vMerge w:val="restart"/>
-          </w:tcPr>
-          <w:p>
-            <w:pPr>
-              <w:spacing w:line="0" w:lineRule="atLeast"/>
-              <w:rPr>
-                <w:rFonts w:ascii="標楷體" w:eastAsia="標楷體" w:hAnsi="標楷體"/>
-                <w:b/>
-                <w:szCs w:val="16"/>
-              </w:rPr>
-            </w:pPr>
-          </w:p>
-        </w:tc>
-        <w:tc>
-          <w:tcPr>
-            <w:tcW w:w="340" w:type="dxa"/>
-            <w:tcBorders>
-              <w:right w:val="single" w:sz="2" w:space="0" w:color="auto"/>
-            </w:tcBorders>
-          </w:tcPr>
-          <w:p>
-            <w:pPr>
-              <w:spacing w:line="0" w:lineRule="atLeast"/>
-              <w:rPr>
-                <w:rFonts w:ascii="標楷體" w:eastAsia="標楷體" w:hAnsi="標楷體"/>
-                <w:b/>
-                <w:szCs w:val="16"/>
-              </w:rPr>
-            </w:pPr>
-          </w:p>
-        </w:tc>
-        <w:tc>
-          <w:tcPr>
-            <w:tcW w:w="1814" w:type="dxa"/>
-            <w:vMerge w:val="restart"/>
-            <w:tcBorders>
-              <w:left w:val="single" w:sz="2" w:space="0" w:color="auto"/>
-            </w:tcBorders>
-          </w:tcPr>
-          <w:p>
-            <w:pPr>
-              <w:spacing w:line="0" w:lineRule="atLeast"/>
-              <w:rPr>
-                <w:rFonts w:ascii="標楷體" w:eastAsia="標楷體" w:hAnsi="標楷體"/>
-                <w:b/>
-                <w:szCs w:val="16"/>
-              </w:rPr>
-            </w:pPr>
-          </w:p>
-        </w:tc>
-        <w:tc>
-          <w:tcPr>
-            <w:tcW w:w="340" w:type="dxa"/>
-            <w:vMerge w:val="restart"/>
-          </w:tcPr>
-          <w:p>
-            <w:pPr>
-              <w:spacing w:line="0" w:lineRule="atLeast"/>
-              <w:rPr>
-                <w:rFonts w:ascii="標楷體" w:eastAsia="標楷體" w:hAnsi="標楷體"/>
-                <w:b/>
-                <w:szCs w:val="16"/>
-              </w:rPr>
-            </w:pPr>
-          </w:p>
-        </w:tc>
-        <w:tc>
-          <w:tcPr>
-            <w:tcW w:w="340" w:type="dxa"/>
-          </w:tcPr>
-          <w:p>
-            <w:pPr>
-              <w:spacing w:line="0" w:lineRule="atLeast"/>
-              <w:rPr>
-                <w:rFonts w:ascii="標楷體" w:eastAsia="標楷體" w:hAnsi="標楷體"/>
-                <w:b/>
-                <w:szCs w:val="16"/>
-              </w:rPr>
-            </w:pPr>
-          </w:p>
-        </w:tc>
-        <w:tc>
-          <w:tcPr>
-            <w:tcW w:w="1814" w:type="dxa"/>
-            <w:vMerge w:val="restart"/>
-          </w:tcPr>
-          <w:p>
-            <w:pPr>
-              <w:spacing w:line="0" w:lineRule="atLeast"/>
-              <w:rPr>
-                <w:rFonts w:ascii="標楷體" w:eastAsia="標楷體" w:hAnsi="標楷體"/>
-                <w:b/>
-                <w:szCs w:val="16"/>
-              </w:rPr>
-            </w:pPr>
-          </w:p>
-        </w:tc>
-        <w:tc>
-          <w:tcPr>
-            <w:tcW w:w="340" w:type="dxa"/>
-            <w:vMerge w:val="restart"/>
-          </w:tcPr>
-          <w:p>
-            <w:pPr>
-              <w:spacing w:line="0" w:lineRule="atLeast"/>
-              <w:rPr>
-                <w:rFonts w:ascii="標楷體" w:eastAsia="標楷體" w:hAnsi="標楷體"/>
-                <w:b/>
-                <w:szCs w:val="16"/>
-              </w:rPr>
-            </w:pPr>
-          </w:p>
-        </w:tc>
-        <w:tc>
-          <w:tcPr>
-            <w:tcW w:w="340" w:type="dxa"/>
-          </w:tcPr>
-          <w:p>
-            <w:pPr>
-              <w:spacing w:line="0" w:lineRule="atLeast"/>
-              <w:rPr>
-                <w:rFonts w:ascii="標楷體" w:eastAsia="標楷體" w:hAnsi="標楷體"/>
-                <w:b/>
-                <w:szCs w:val="16"/>
-              </w:rPr>
-            </w:pPr>
-          </w:p>
-        </w:tc>
-        <w:tc>
-          <w:tcPr>
-            <w:tcW w:w="1813" w:type="dxa"/>
-            <w:vMerge w:val="restart"/>
-          </w:tcPr>
-          <w:p>
-            <w:pPr>
-              <w:spacing w:line="0" w:lineRule="atLeast"/>
-              <w:rPr>
-                <w:rFonts w:ascii="標楷體" w:eastAsia="標楷體" w:hAnsi="標楷體"/>
-                <w:b/>
-                <w:szCs w:val="16"/>
-              </w:rPr>
-            </w:pPr>
-          </w:p>
-        </w:tc>
-        <w:tc>
-          <w:tcPr>
-            <w:tcW w:w="340" w:type="dxa"/>
-            <w:vMerge w:val="restart"/>
-          </w:tcPr>
-          <w:p>
-            <w:pPr>
-              <w:spacing w:line="0" w:lineRule="atLeast"/>
-              <w:rPr>
-                <w:rFonts w:ascii="標楷體" w:eastAsia="標楷體" w:hAnsi="標楷體"/>
-                <w:b/>
-                <w:szCs w:val="16"/>
-              </w:rPr>
-            </w:pPr>
-          </w:p>
-        </w:tc>
-        <w:tc>
-          <w:tcPr>
-            <w:tcW w:w="340" w:type="dxa"/>
-          </w:tcPr>
-          <w:p>
-            <w:pPr>
-              <w:spacing w:line="0" w:lineRule="atLeast"/>
-              <w:rPr>
-                <w:rFonts w:ascii="標楷體" w:eastAsia="標楷體" w:hAnsi="標楷體"/>
-                <w:b/>
-                <w:szCs w:val="16"/>
-              </w:rPr>
-            </w:pPr>
-          </w:p>
-        </w:tc>
-      </w:tr>
-      <w:tr>
-        <w:trPr>
-          <w:trHeight w:val="272"/>
-        </w:trPr>
-        <w:tc>
-          <w:tcPr>
-            <w:tcW w:w="1814" w:type="dxa"/>
-            <w:vMerge/>
-          </w:tcPr>
-          <w:p>
-            <w:pPr>
-              <w:spacing w:line="0" w:lineRule="atLeast"/>
-              <w:rPr>
-                <w:rFonts w:ascii="標楷體" w:eastAsia="標楷體" w:hAnsi="標楷體"/>
-                <w:b/>
-                <w:szCs w:val="16"/>
-              </w:rPr>
-            </w:pPr>
-          </w:p>
-        </w:tc>
-        <w:tc>
-          <w:tcPr>
-            <w:tcW w:w="340" w:type="dxa"/>
-            <w:vMerge/>
-          </w:tcPr>
-          <w:p>
-            <w:pPr>
-              <w:spacing w:line="0" w:lineRule="atLeast"/>
-              <w:rPr>
-                <w:rFonts w:ascii="標楷體" w:eastAsia="標楷體" w:hAnsi="標楷體"/>
-                <w:b/>
-                <w:szCs w:val="16"/>
-              </w:rPr>
-            </w:pPr>
-          </w:p>
-        </w:tc>
-        <w:tc>
-          <w:tcPr>
-            <w:tcW w:w="340" w:type="dxa"/>
-            <w:tcBorders>
-              <w:right w:val="single" w:sz="2" w:space="0" w:color="auto"/>
-            </w:tcBorders>
-          </w:tcPr>
-          <w:p>
-            <w:pPr>
-              <w:spacing w:line="0" w:lineRule="atLeast"/>
-              <w:rPr>
-                <w:rFonts w:ascii="標楷體" w:eastAsia="標楷體" w:hAnsi="標楷體"/>
-                <w:b/>
-                <w:szCs w:val="16"/>
-              </w:rPr>
-            </w:pPr>
-          </w:p>
-        </w:tc>
-        <w:tc>
-          <w:tcPr>
-            <w:tcW w:w="1814" w:type="dxa"/>
-            <w:vMerge/>
-            <w:tcBorders>
-              <w:left w:val="single" w:sz="2" w:space="0" w:color="auto"/>
-            </w:tcBorders>
-          </w:tcPr>
-          <w:p>
-            <w:pPr>
-              <w:spacing w:line="0" w:lineRule="atLeast"/>
-              <w:rPr>
-                <w:rFonts w:ascii="標楷體" w:eastAsia="標楷體" w:hAnsi="標楷體"/>
-                <w:b/>
-                <w:szCs w:val="16"/>
-              </w:rPr>
-            </w:pPr>
-          </w:p>
-        </w:tc>
-        <w:tc>
-          <w:tcPr>
-            <w:tcW w:w="340" w:type="dxa"/>
-            <w:vMerge/>
-          </w:tcPr>
-          <w:p>
-            <w:pPr>
-              <w:spacing w:line="0" w:lineRule="atLeast"/>
-              <w:rPr>
-                <w:rFonts w:ascii="標楷體" w:eastAsia="標楷體" w:hAnsi="標楷體"/>
-                <w:b/>
-                <w:szCs w:val="16"/>
-              </w:rPr>
-            </w:pPr>
-          </w:p>
-        </w:tc>
-        <w:tc>
-          <w:tcPr>
-            <w:tcW w:w="340" w:type="dxa"/>
-          </w:tcPr>
-          <w:p>
-            <w:pPr>
-              <w:spacing w:line="0" w:lineRule="atLeast"/>
-              <w:rPr>
-                <w:rFonts w:ascii="標楷體" w:eastAsia="標楷體" w:hAnsi="標楷體"/>
-                <w:b/>
-                <w:szCs w:val="16"/>
-              </w:rPr>
-            </w:pPr>
-          </w:p>
-        </w:tc>
-        <w:tc>
-          <w:tcPr>
-            <w:tcW w:w="1814" w:type="dxa"/>
-            <w:vMerge/>
-          </w:tcPr>
-          <w:p>
-            <w:pPr>
-              <w:spacing w:line="0" w:lineRule="atLeast"/>
-              <w:rPr>
-                <w:rFonts w:ascii="標楷體" w:eastAsia="標楷體" w:hAnsi="標楷體"/>
-                <w:b/>
-                <w:szCs w:val="16"/>
-              </w:rPr>
-            </w:pPr>
-          </w:p>
-        </w:tc>
-        <w:tc>
-          <w:tcPr>
-            <w:tcW w:w="340" w:type="dxa"/>
-            <w:vMerge/>
-          </w:tcPr>
-          <w:p>
-            <w:pPr>
-              <w:spacing w:line="0" w:lineRule="atLeast"/>
-              <w:rPr>
-                <w:rFonts w:ascii="標楷體" w:eastAsia="標楷體" w:hAnsi="標楷體"/>
-                <w:b/>
-                <w:szCs w:val="16"/>
-              </w:rPr>
-            </w:pPr>
-          </w:p>
-        </w:tc>
-        <w:tc>
-          <w:tcPr>
-            <w:tcW w:w="340" w:type="dxa"/>
-          </w:tcPr>
-          <w:p>
-            <w:pPr>
-              <w:spacing w:line="0" w:lineRule="atLeast"/>
-              <w:rPr>
-                <w:rFonts w:ascii="標楷體" w:eastAsia="標楷體" w:hAnsi="標楷體"/>
-                <w:b/>
-                <w:szCs w:val="16"/>
-              </w:rPr>
-            </w:pPr>
-          </w:p>
-        </w:tc>
-        <w:tc>
-          <w:tcPr>
-            <w:tcW w:w="1813" w:type="dxa"/>
-            <w:vMerge/>
-          </w:tcPr>
-          <w:p>
-            <w:pPr>
-              <w:spacing w:line="0" w:lineRule="atLeast"/>
-              <w:rPr>
-                <w:rFonts w:ascii="標楷體" w:eastAsia="標楷體" w:hAnsi="標楷體"/>
-                <w:b/>
-                <w:szCs w:val="16"/>
-              </w:rPr>
-            </w:pPr>
-          </w:p>
-        </w:tc>
-        <w:tc>
-          <w:tcPr>
-            <w:tcW w:w="340" w:type="dxa"/>
-            <w:vMerge/>
-          </w:tcPr>
-          <w:p>
-            <w:pPr>
-              <w:spacing w:line="0" w:lineRule="atLeast"/>
-              <w:rPr>
-                <w:rFonts w:ascii="標楷體" w:eastAsia="標楷體" w:hAnsi="標楷體"/>
-                <w:b/>
-                <w:szCs w:val="16"/>
-              </w:rPr>
-            </w:pPr>
-          </w:p>
-        </w:tc>
-        <w:tc>
-          <w:tcPr>
-            <w:tcW w:w="340" w:type="dxa"/>
-          </w:tcPr>
-          <w:p>
-            <w:pPr>
-              <w:spacing w:line="0" w:lineRule="atLeast"/>
-              <w:rPr>
-                <w:rFonts w:ascii="標楷體" w:eastAsia="標楷體" w:hAnsi="標楷體"/>
-                <w:b/>
-                <w:szCs w:val="16"/>
-              </w:rPr>
-            </w:pPr>
-          </w:p>
-        </w:tc>
-      </w:tr>
-      <w:tr>
-        <w:trPr>
-          <w:trHeight w:val="271"/>
-        </w:trPr>
-        <w:tc>
-          <w:tcPr>
-            <w:tcW w:w="1814" w:type="dxa"/>
-            <w:vMerge w:val="restart"/>
-          </w:tcPr>
-          <w:p>
-            <w:pPr>
-              <w:spacing w:line="0" w:lineRule="atLeast"/>
-              <w:rPr>
-                <w:rFonts w:ascii="標楷體" w:eastAsia="標楷體" w:hAnsi="標楷體"/>
-                <w:b/>
-                <w:szCs w:val="16"/>
-              </w:rPr>
-            </w:pPr>
-          </w:p>
-        </w:tc>
-        <w:tc>
-          <w:tcPr>
-            <w:tcW w:w="340" w:type="dxa"/>
-            <w:vMerge w:val="restart"/>
-          </w:tcPr>
-          <w:p>
-            <w:pPr>
-              <w:spacing w:line="0" w:lineRule="atLeast"/>
-              <w:rPr>
-                <w:rFonts w:ascii="標楷體" w:eastAsia="標楷體" w:hAnsi="標楷體"/>
-                <w:b/>
-                <w:szCs w:val="16"/>
-              </w:rPr>
-            </w:pPr>
-          </w:p>
-        </w:tc>
-        <w:tc>
-          <w:tcPr>
-            <w:tcW w:w="340" w:type="dxa"/>
-            <w:tcBorders>
-              <w:right w:val="single" w:sz="2" w:space="0" w:color="auto"/>
-            </w:tcBorders>
-          </w:tcPr>
-          <w:p>
-            <w:pPr>
-              <w:spacing w:line="0" w:lineRule="atLeast"/>
-              <w:rPr>
-                <w:rFonts w:ascii="標楷體" w:eastAsia="標楷體" w:hAnsi="標楷體"/>
-                <w:b/>
-                <w:szCs w:val="16"/>
-              </w:rPr>
-            </w:pPr>
-          </w:p>
-        </w:tc>
-        <w:tc>
-          <w:tcPr>
-            <w:tcW w:w="1814" w:type="dxa"/>
-            <w:vMerge w:val="restart"/>
-            <w:tcBorders>
-              <w:left w:val="single" w:sz="2" w:space="0" w:color="auto"/>
-            </w:tcBorders>
-          </w:tcPr>
-          <w:p>
-            <w:pPr>
-              <w:spacing w:line="0" w:lineRule="atLeast"/>
-              <w:rPr>
-                <w:rFonts w:ascii="標楷體" w:eastAsia="標楷體" w:hAnsi="標楷體"/>
-                <w:b/>
-                <w:szCs w:val="16"/>
-              </w:rPr>
-            </w:pPr>
-          </w:p>
-        </w:tc>
-        <w:tc>
-          <w:tcPr>
-            <w:tcW w:w="340" w:type="dxa"/>
-            <w:vMerge w:val="restart"/>
-          </w:tcPr>
-          <w:p>
-            <w:pPr>
-              <w:spacing w:line="0" w:lineRule="atLeast"/>
-              <w:rPr>
-                <w:rFonts w:ascii="標楷體" w:eastAsia="標楷體" w:hAnsi="標楷體"/>
-                <w:b/>
-                <w:szCs w:val="16"/>
-              </w:rPr>
-            </w:pPr>
-          </w:p>
-        </w:tc>
-        <w:tc>
-          <w:tcPr>
-            <w:tcW w:w="340" w:type="dxa"/>
-          </w:tcPr>
-          <w:p>
-            <w:pPr>
-              <w:spacing w:line="0" w:lineRule="atLeast"/>
-              <w:rPr>
-                <w:rFonts w:ascii="標楷體" w:eastAsia="標楷體" w:hAnsi="標楷體"/>
-                <w:b/>
-                <w:szCs w:val="16"/>
-              </w:rPr>
-            </w:pPr>
-          </w:p>
-        </w:tc>
-        <w:tc>
-          <w:tcPr>
-            <w:tcW w:w="1814" w:type="dxa"/>
-            <w:vMerge w:val="restart"/>
-          </w:tcPr>
-          <w:p>
-            <w:pPr>
-              <w:spacing w:line="0" w:lineRule="atLeast"/>
-              <w:rPr>
-                <w:rFonts w:ascii="標楷體" w:eastAsia="標楷體" w:hAnsi="標楷體"/>
-                <w:b/>
-                <w:szCs w:val="16"/>
-              </w:rPr>
-            </w:pPr>
-          </w:p>
-        </w:tc>
-        <w:tc>
-          <w:tcPr>
-            <w:tcW w:w="340" w:type="dxa"/>
-            <w:vMerge w:val="restart"/>
-          </w:tcPr>
-          <w:p>
-            <w:pPr>
-              <w:spacing w:line="0" w:lineRule="atLeast"/>
-              <w:rPr>
-                <w:rFonts w:ascii="標楷體" w:eastAsia="標楷體" w:hAnsi="標楷體"/>
-                <w:b/>
-                <w:szCs w:val="16"/>
-              </w:rPr>
-            </w:pPr>
-          </w:p>
-        </w:tc>
-        <w:tc>
-          <w:tcPr>
-            <w:tcW w:w="340" w:type="dxa"/>
-          </w:tcPr>
-          <w:p>
-            <w:pPr>
-              <w:spacing w:line="0" w:lineRule="atLeast"/>
-              <w:rPr>
-                <w:rFonts w:ascii="標楷體" w:eastAsia="標楷體" w:hAnsi="標楷體"/>
-                <w:b/>
-                <w:szCs w:val="16"/>
-              </w:rPr>
-            </w:pPr>
-          </w:p>
-        </w:tc>
-        <w:tc>
-          <w:tcPr>
-            <w:tcW w:w="1813" w:type="dxa"/>
-            <w:vMerge w:val="restart"/>
-          </w:tcPr>
-          <w:p>
-            <w:pPr>
-              <w:spacing w:line="0" w:lineRule="atLeast"/>
-              <w:rPr>
-                <w:rFonts w:ascii="標楷體" w:eastAsia="標楷體" w:hAnsi="標楷體"/>
-                <w:b/>
-                <w:szCs w:val="16"/>
-              </w:rPr>
-            </w:pPr>
-          </w:p>
-        </w:tc>
-        <w:tc>
-          <w:tcPr>
-            <w:tcW w:w="340" w:type="dxa"/>
-            <w:vMerge w:val="restart"/>
-          </w:tcPr>
-          <w:p>
-            <w:pPr>
-              <w:spacing w:line="0" w:lineRule="atLeast"/>
-              <w:rPr>
-                <w:rFonts w:ascii="標楷體" w:eastAsia="標楷體" w:hAnsi="標楷體"/>
-                <w:b/>
-                <w:szCs w:val="16"/>
-              </w:rPr>
-            </w:pPr>
-          </w:p>
-        </w:tc>
-        <w:tc>
-          <w:tcPr>
-            <w:tcW w:w="340" w:type="dxa"/>
-          </w:tcPr>
-          <w:p>
-            <w:pPr>
-              <w:spacing w:line="0" w:lineRule="atLeast"/>
-              <w:rPr>
-                <w:rFonts w:ascii="標楷體" w:eastAsia="標楷體" w:hAnsi="標楷體"/>
-                <w:b/>
-                <w:szCs w:val="16"/>
-              </w:rPr>
-            </w:pPr>
-          </w:p>
-        </w:tc>
-      </w:tr>
-      <w:tr>
-        <w:trPr>
-          <w:trHeight w:val="265"/>
-        </w:trPr>
-        <w:tc>
-          <w:tcPr>
-            <w:tcW w:w="1814" w:type="dxa"/>
-            <w:vMerge/>
-          </w:tcPr>
-          <w:p>
-            <w:pPr>
-              <w:spacing w:line="0" w:lineRule="atLeast"/>
-              <w:rPr>
-                <w:rFonts w:ascii="標楷體" w:eastAsia="標楷體" w:hAnsi="標楷體"/>
-                <w:b/>
-                <w:szCs w:val="16"/>
-              </w:rPr>
-            </w:pPr>
-          </w:p>
-        </w:tc>
-        <w:tc>
-          <w:tcPr>
-            <w:tcW w:w="340" w:type="dxa"/>
-            <w:vMerge/>
-          </w:tcPr>
-          <w:p>
-            <w:pPr>
-              <w:spacing w:line="0" w:lineRule="atLeast"/>
-              <w:rPr>
-                <w:rFonts w:ascii="標楷體" w:eastAsia="標楷體" w:hAnsi="標楷體"/>
-                <w:b/>
-                <w:szCs w:val="16"/>
-              </w:rPr>
-            </w:pPr>
-          </w:p>
-        </w:tc>
-        <w:tc>
-          <w:tcPr>
-            <w:tcW w:w="340" w:type="dxa"/>
-            <w:tcBorders>
-              <w:right w:val="single" w:sz="2" w:space="0" w:color="auto"/>
-            </w:tcBorders>
-          </w:tcPr>
-          <w:p>
-            <w:pPr>
-              <w:spacing w:line="0" w:lineRule="atLeast"/>
-              <w:rPr>
-                <w:rFonts w:ascii="標楷體" w:eastAsia="標楷體" w:hAnsi="標楷體"/>
-                <w:b/>
-                <w:szCs w:val="16"/>
-              </w:rPr>
-            </w:pPr>
-          </w:p>
-        </w:tc>
-        <w:tc>
-          <w:tcPr>
-            <w:tcW w:w="1814" w:type="dxa"/>
-            <w:vMerge/>
-            <w:tcBorders>
-              <w:left w:val="single" w:sz="2" w:space="0" w:color="auto"/>
-            </w:tcBorders>
-          </w:tcPr>
-          <w:p>
-            <w:pPr>
-              <w:spacing w:line="0" w:lineRule="atLeast"/>
-              <w:rPr>
-                <w:rFonts w:ascii="標楷體" w:eastAsia="標楷體" w:hAnsi="標楷體"/>
-                <w:b/>
-                <w:szCs w:val="16"/>
-              </w:rPr>
-            </w:pPr>
-          </w:p>
-        </w:tc>
-        <w:tc>
-          <w:tcPr>
-            <w:tcW w:w="340" w:type="dxa"/>
-            <w:vMerge/>
-          </w:tcPr>
-          <w:p>
-            <w:pPr>
-              <w:spacing w:line="0" w:lineRule="atLeast"/>
-              <w:rPr>
-                <w:rFonts w:ascii="標楷體" w:eastAsia="標楷體" w:hAnsi="標楷體"/>
-                <w:b/>
-                <w:szCs w:val="16"/>
-              </w:rPr>
-            </w:pPr>
-          </w:p>
-        </w:tc>
-        <w:tc>
-          <w:tcPr>
-            <w:tcW w:w="340" w:type="dxa"/>
-          </w:tcPr>
-          <w:p>
-            <w:pPr>
-              <w:spacing w:line="0" w:lineRule="atLeast"/>
-              <w:rPr>
-                <w:rFonts w:ascii="標楷體" w:eastAsia="標楷體" w:hAnsi="標楷體"/>
-                <w:b/>
-                <w:szCs w:val="16"/>
-              </w:rPr>
-            </w:pPr>
-          </w:p>
-        </w:tc>
-        <w:tc>
-          <w:tcPr>
-            <w:tcW w:w="1814" w:type="dxa"/>
-            <w:vMerge/>
-          </w:tcPr>
-          <w:p>
-            <w:pPr>
-              <w:spacing w:line="0" w:lineRule="atLeast"/>
-              <w:rPr>
-                <w:rFonts w:ascii="標楷體" w:eastAsia="標楷體" w:hAnsi="標楷體"/>
-                <w:b/>
-                <w:szCs w:val="16"/>
-              </w:rPr>
-            </w:pPr>
-          </w:p>
-        </w:tc>
-        <w:tc>
-          <w:tcPr>
-            <w:tcW w:w="340" w:type="dxa"/>
-            <w:vMerge/>
-          </w:tcPr>
-          <w:p>
-            <w:pPr>
-              <w:spacing w:line="0" w:lineRule="atLeast"/>
-              <w:rPr>
-                <w:rFonts w:ascii="標楷體" w:eastAsia="標楷體" w:hAnsi="標楷體"/>
-                <w:b/>
-                <w:szCs w:val="16"/>
-              </w:rPr>
-            </w:pPr>
-          </w:p>
-        </w:tc>
-        <w:tc>
-          <w:tcPr>
-            <w:tcW w:w="340" w:type="dxa"/>
-          </w:tcPr>
-          <w:p>
-            <w:pPr>
-              <w:spacing w:line="0" w:lineRule="atLeast"/>
-              <w:rPr>
-                <w:rFonts w:ascii="標楷體" w:eastAsia="標楷體" w:hAnsi="標楷體"/>
-                <w:b/>
-                <w:szCs w:val="16"/>
-              </w:rPr>
-            </w:pPr>
-          </w:p>
-        </w:tc>
-        <w:tc>
-          <w:tcPr>
-            <w:tcW w:w="1813" w:type="dxa"/>
-            <w:vMerge/>
-          </w:tcPr>
-          <w:p>
-            <w:pPr>
-              <w:spacing w:line="0" w:lineRule="atLeast"/>
-              <w:rPr>
-                <w:rFonts w:ascii="標楷體" w:eastAsia="標楷體" w:hAnsi="標楷體"/>
-                <w:b/>
-                <w:szCs w:val="16"/>
-              </w:rPr>
-            </w:pPr>
-          </w:p>
-        </w:tc>
-        <w:tc>
-          <w:tcPr>
-            <w:tcW w:w="340" w:type="dxa"/>
-            <w:vMerge/>
-          </w:tcPr>
-          <w:p>
-            <w:pPr>
-              <w:spacing w:line="0" w:lineRule="atLeast"/>
-              <w:rPr>
-                <w:rFonts w:ascii="標楷體" w:eastAsia="標楷體" w:hAnsi="標楷體"/>
-                <w:b/>
-                <w:szCs w:val="16"/>
-              </w:rPr>
-            </w:pPr>
-          </w:p>
-        </w:tc>
-        <w:tc>
-          <w:tcPr>
-            <w:tcW w:w="340" w:type="dxa"/>
-          </w:tcPr>
-          <w:p>
-            <w:pPr>
-              <w:spacing w:line="0" w:lineRule="atLeast"/>
-              <w:rPr>
-                <w:rFonts w:ascii="標楷體" w:eastAsia="標楷體" w:hAnsi="標楷體"/>
-                <w:b/>
-                <w:szCs w:val="16"/>
+                <w:color w:val="000000" w:themeColor="text1"/>
               </w:rPr>
             </w:pPr>
           </w:p>
@@ -4528,102 +3513,81 @@
         <w:widowControl/>
         <w:spacing w:beforeLines="50" w:before="180"/>
         <w:rPr>
-          <w:rFonts w:ascii="標楷體" w:eastAsia="標楷體" w:hAnsi="標楷體"/>
+          <w:rFonts w:eastAsia="標楷體"/>
+          <w:color w:val="000000" w:themeColor="text1"/>
         </w:rPr>
       </w:pPr>
       <w:r>
         <w:rPr>
-          <w:rFonts w:ascii="標楷體" w:eastAsia="標楷體" w:hAnsi="標楷體" w:hint="eastAsia"/>
+          <w:rFonts w:eastAsia="標楷體"/>
+          <w:color w:val="000000" w:themeColor="text1"/>
           <w:sz w:val="20"/>
         </w:rPr>
         <w:t>(</w:t>
       </w:r>
       <w:r>
         <w:rPr>
-          <w:rFonts w:ascii="標楷體" w:eastAsia="標楷體" w:hAnsi="標楷體" w:hint="eastAsia"/>
+          <w:rFonts w:eastAsia="標楷體" w:hint="eastAsia"/>
+          <w:color w:val="000000" w:themeColor="text1"/>
         </w:rPr>
         <w:t>承攬商</w:t>
       </w:r>
       <w:r>
         <w:rPr>
-          <w:rFonts w:ascii="標楷體" w:eastAsia="標楷體" w:hAnsi="標楷體" w:hint="eastAsia"/>
+          <w:rFonts w:eastAsia="標楷體"/>
+          <w:color w:val="000000" w:themeColor="text1"/>
           <w:sz w:val="20"/>
         </w:rPr>
         <w:t>)</w:t>
       </w:r>
       <w:r>
         <w:rPr>
-          <w:rFonts w:ascii="標楷體" w:eastAsia="標楷體" w:hAnsi="標楷體" w:hint="eastAsia"/>
+          <w:rFonts w:eastAsia="標楷體" w:hint="eastAsia"/>
+          <w:color w:val="000000" w:themeColor="text1"/>
         </w:rPr>
         <w:t>領班：</w:t>
       </w:r>
       <w:r>
         <w:rPr>
-          <w:rFonts w:ascii="標楷體" w:eastAsia="標楷體" w:hAnsi="標楷體"/>
+          <w:rFonts w:eastAsia="標楷體"/>
+          <w:color w:val="000000" w:themeColor="text1"/>
         </w:rPr>
-        <w:t xml:space="preserve">     </w:t>
+        <w:t xml:space="preserve">                   </w:t>
+      </w:r>
+      <w:proofErr w:type="gramStart"/>
+      <w:r>
+        <w:rPr>
+          <w:rFonts w:eastAsia="標楷體" w:hint="eastAsia"/>
+          <w:color w:val="000000" w:themeColor="text1"/>
+        </w:rPr>
+        <w:t>職安人員</w:t>
+      </w:r>
+      <w:proofErr w:type="gramEnd"/>
+      <w:r>
+        <w:rPr>
+          <w:rFonts w:eastAsia="標楷體" w:hint="eastAsia"/>
+          <w:color w:val="000000" w:themeColor="text1"/>
+        </w:rPr>
+        <w:t>：</w:t>
       </w:r>
       <w:r>
         <w:rPr>
-          <w:rFonts w:ascii="標楷體" w:eastAsia="標楷體" w:hAnsi="標楷體" w:hint="eastAsia"/>
+          <w:rFonts w:eastAsia="標楷體"/>
+          <w:color w:val="000000" w:themeColor="text1"/>
         </w:rPr>
-        <w:t xml:space="preserve">      </w:t>
+        <w:t xml:space="preserve">                 </w:t>
       </w:r>
       <w:r>
         <w:rPr>
-          <w:rFonts w:ascii="標楷體" w:eastAsia="標楷體" w:hAnsi="標楷體"/>
+          <w:rFonts w:eastAsia="標楷體" w:hint="eastAsia"/>
+          <w:color w:val="000000" w:themeColor="text1"/>
         </w:rPr>
-        <w:t xml:space="preserve"> </w:t>
-      </w:r>
-      <w:r>
-        <w:rPr>
-          <w:rFonts w:ascii="標楷體" w:eastAsia="標楷體" w:hAnsi="標楷體" w:hint="eastAsia"/>
-        </w:rPr>
-        <w:t xml:space="preserve">       </w:t>
-      </w:r>
-      <w:r>
-        <w:rPr>
-          <w:rFonts w:ascii="標楷體" w:eastAsia="標楷體" w:hAnsi="標楷體" w:hint="eastAsia"/>
-          <w:lang w:eastAsia="zh-HK"/>
-        </w:rPr>
-        <w:t>職</w:t>
-      </w:r>
-      <w:r>
-        <w:rPr>
-          <w:rFonts w:ascii="標楷體" w:eastAsia="標楷體" w:hAnsi="標楷體" w:hint="eastAsia"/>
-        </w:rPr>
-        <w:t>安人員：</w:t>
-      </w:r>
-      <w:r>
-        <w:rPr>
-          <w:rFonts w:ascii="標楷體" w:eastAsia="標楷體" w:hAnsi="標楷體"/>
-        </w:rPr>
-        <w:t xml:space="preserve">     </w:t>
-      </w:r>
-      <w:r>
-        <w:rPr>
-          <w:rFonts w:ascii="標楷體" w:eastAsia="標楷體" w:hAnsi="標楷體" w:hint="eastAsia"/>
-        </w:rPr>
-        <w:t xml:space="preserve">      </w:t>
-      </w:r>
-      <w:r>
-        <w:rPr>
-          <w:rFonts w:ascii="標楷體" w:eastAsia="標楷體" w:hAnsi="標楷體"/>
-        </w:rPr>
-        <w:t xml:space="preserve"> </w:t>
-      </w:r>
-      <w:r>
-        <w:rPr>
-          <w:rFonts w:ascii="標楷體" w:eastAsia="標楷體" w:hAnsi="標楷體" w:hint="eastAsia"/>
-        </w:rPr>
-        <w:t xml:space="preserve">     工地負責人：</w:t>
+        <w:t>工地負責人：</w:t>
       </w:r>
     </w:p>
     <w:sectPr>
-      <w:headerReference w:type="default" r:id="rId8"/>
       <w:pgSz w:w="11907" w:h="16840" w:code="9"/>
       <w:pgMar w:top="510" w:right="851" w:bottom="510" w:left="595" w:header="284" w:footer="340" w:gutter="397"/>
-      <w:pgNumType w:start="1"/>
       <w:cols w:space="425"/>
       <w:docGrid w:type="lines" w:linePitch="360"/>
     </w:sectPr>
@@ -4647,6 +3611,9 @@
       </w:r>
     </w:p>
   </w:endnote>
+  <w:endnote w:type="continuationNotice" w:id="1">
+    <w:p/>
+  </w:endnote>
 </w:endnotes>
 </file>
 
@@ -4666,17 +3633,10 @@
       </w:r>
     </w:p>
   </w:footnote>
+  <w:footnote w:type="continuationNotice" w:id="1">
+    <w:p/>
+  </w:footnote>
 </w:footnotes>
-</file>
-
-<file path=word/header1.xml><?xml version="1.0" encoding="utf-8"?>
-<w:hdr xmlns:wpc="http://schemas.microsoft.com/office/word/2010/wordprocessingCanvas" xmlns:cx="http://schemas.microsoft.com/office/drawing/2014/chartex" xmlns:cx1="http://schemas.microsoft.com/office/drawing/2015/9/8/chartex" xmlns:cx2="http://schemas.microsoft.com/office/drawing/2015/10/21/chartex" xmlns:cx3="http://schemas.microsoft.com/office/drawing/2016/5/9/chartex" xmlns:cx4="http://schemas.microsoft.com/office/drawing/2016/5/10/chartex" xmlns:cx5="http://schemas.microsoft.com/office/drawing/2016/5/11/chartex" xmlns:cx6="http://schemas.microsoft.com/office/drawing/2016/5/12/chartex" xmlns:cx7="http://schemas.microsoft.com/office/drawing/2016/5/13/chartex" xmlns:cx8="http://schemas.microsoft.com/office/drawing/2016/5/14/chartex" xmlns:mc="http://schemas.openxmlformats.org/markup-compatibility/2006" xmlns:aink="http://schemas.microsoft.com/office/drawing/2016/ink" xmlns:am3d="http://schemas.microsoft.com/office/drawing/2017/model3d" xmlns:o="urn:schemas-microsoft-com:office:office" xmlns:oel="http://schemas.microsoft.com/office/2019/extlst" xmlns:r="http://schemas.openxmlformats.org/officeDocument/2006/relationships" xmlns:m="http://schemas.openxmlformats.org/officeDocument/2006/math" xmlns:v="urn:schemas-microsoft-com:vml" xmlns:wp14="http://schemas.microsoft.com/office/word/2010/wordprocessingDrawing" xmlns:wp="http://schemas.openxmlformats.org/drawingml/2006/wordprocessingDrawing" xmlns:w10="urn:schemas-microsoft-com:office:word" xmlns:w="http://schemas.openxmlformats.org/wordprocessingml/2006/main" xmlns:w14="http://schemas.microsoft.com/office/word/2010/wordml" xmlns:w15="http://schemas.microsoft.com/office/word/2012/wordml" xmlns:w16cex="http://schemas.microsoft.com/office/word/2018/wordml/cex" xmlns:w16cid="http://schemas.microsoft.com/office/word/2016/wordml/cid" xmlns:w16="http://schemas.microsoft.com/office/word/2018/wordml" xmlns:w16sdtdh="http://schemas.microsoft.com/office/word/2020/wordml/sdtdatahash" xmlns:w16se="http://schemas.microsoft.com/office/word/2015/wordml/symex" xmlns:wpg="http://schemas.microsoft.com/office/word/2010/wordprocessingGroup" xmlns:wpi="http://schemas.microsoft.com/office/word/2010/wordprocessingInk" xmlns:wne="http://schemas.microsoft.com/office/word/2006/wordml" xmlns:wps="http://schemas.microsoft.com/office/word/2010/wordprocessingShape" mc:Ignorable="w14 w15 w16se w16cid w16 w16cex w16sdtdh wp14">
-  <w:p>
-    <w:pPr>
-      <w:pStyle w:val="af7"/>
-    </w:pPr>
-  </w:p>
-</w:hdr>
 </file>
 
 <file path=word/numbering.xml><?xml version="1.0" encoding="utf-8"?>
@@ -4702,7 +3662,7 @@
         <v:path o:extrusionok="f" gradientshapeok="t" o:connecttype="rect"/>
         <o:lock v:ext="edit" aspectratio="t"/>
       </v:shapetype>
-      <v:shape id="_x0000_i1036" type="#_x0000_t75" style="width:11.4pt;height:11.4pt" o:bullet="t">
+      <v:shape id="_x0000_i1043" type="#_x0000_t75" style="width:11.25pt;height:11.25pt" o:bullet="t">
         <v:imagedata r:id="rId1" o:title="msoE1C5"/>
       </v:shape>
     </w:pict>
@@ -6660,6 +5620,95 @@
     </w:lvl>
   </w:abstractNum>
   <w:abstractNum w:abstractNumId="22" w15:restartNumberingAfterBreak="0">
+    <w:nsid w:val="280D246E"/>
+    <w:multiLevelType w:val="hybridMultilevel"/>
+    <w:tmpl w:val="893E9DF0"/>
+    <w:lvl w:ilvl="0" w:tplc="1602C91C">
+      <w:start w:val="6"/>
+      <w:numFmt w:val="taiwaneseCountingThousand"/>
+      <w:lvlText w:val="(%1)"/>
+      <w:lvlJc w:val="left"/>
+      <w:pPr>
+        <w:ind w:left="720" w:hanging="480"/>
+      </w:pPr>
+      <w:rPr>
+        <w:rFonts w:hint="eastAsia"/>
+      </w:rPr>
+    </w:lvl>
+    <w:lvl w:ilvl="1" w:tplc="04090019" w:tentative="1">
+      <w:start w:val="1"/>
+      <w:numFmt w:val="ideographTraditional"/>
+      <w:lvlText w:val="%2、"/>
+      <w:lvlJc w:val="left"/>
+      <w:pPr>
+        <w:ind w:left="960" w:hanging="480"/>
+      </w:pPr>
+    </w:lvl>
+    <w:lvl w:ilvl="2" w:tplc="0409001B" w:tentative="1">
+      <w:start w:val="1"/>
+      <w:numFmt w:val="lowerRoman"/>
+      <w:lvlText w:val="%3."/>
+      <w:lvlJc w:val="right"/>
+      <w:pPr>
+        <w:ind w:left="1440" w:hanging="480"/>
+      </w:pPr>
+    </w:lvl>
+    <w:lvl w:ilvl="3" w:tplc="0409000F" w:tentative="1">
+      <w:start w:val="1"/>
+      <w:numFmt w:val="decimal"/>
+      <w:lvlText w:val="%4."/>
+      <w:lvlJc w:val="left"/>
+      <w:pPr>
+        <w:ind w:left="1920" w:hanging="480"/>
+      </w:pPr>
+    </w:lvl>
+    <w:lvl w:ilvl="4" w:tplc="04090019" w:tentative="1">
+      <w:start w:val="1"/>
+      <w:numFmt w:val="ideographTraditional"/>
+      <w:lvlText w:val="%5、"/>
+      <w:lvlJc w:val="left"/>
+      <w:pPr>
+        <w:ind w:left="2400" w:hanging="480"/>
+      </w:pPr>
+    </w:lvl>
+    <w:lvl w:ilvl="5" w:tplc="0409001B" w:tentative="1">
+      <w:start w:val="1"/>
+      <w:numFmt w:val="lowerRoman"/>
+      <w:lvlText w:val="%6."/>
+      <w:lvlJc w:val="right"/>
+      <w:pPr>
+        <w:ind w:left="2880" w:hanging="480"/>
+      </w:pPr>
+    </w:lvl>
+    <w:lvl w:ilvl="6" w:tplc="0409000F" w:tentative="1">
+      <w:start w:val="1"/>
+      <w:numFmt w:val="decimal"/>
+      <w:lvlText w:val="%7."/>
+      <w:lvlJc w:val="left"/>
+      <w:pPr>
+        <w:ind w:left="3360" w:hanging="480"/>
+      </w:pPr>
+    </w:lvl>
+    <w:lvl w:ilvl="7" w:tplc="04090019" w:tentative="1">
+      <w:start w:val="1"/>
+      <w:numFmt w:val="ideographTraditional"/>
+      <w:lvlText w:val="%8、"/>
+      <w:lvlJc w:val="left"/>
+      <w:pPr>
+        <w:ind w:left="3840" w:hanging="480"/>
+      </w:pPr>
+    </w:lvl>
+    <w:lvl w:ilvl="8" w:tplc="0409001B" w:tentative="1">
+      <w:start w:val="1"/>
+      <w:numFmt w:val="lowerRoman"/>
+      <w:lvlText w:val="%9."/>
+      <w:lvlJc w:val="right"/>
+      <w:pPr>
+        <w:ind w:left="4320" w:hanging="480"/>
+      </w:pPr>
+    </w:lvl>
+  </w:abstractNum>
+  <w:abstractNum w:abstractNumId="23" w15:restartNumberingAfterBreak="0">
     <w:nsid w:val="2983433A"/>
     <w:multiLevelType w:val="hybridMultilevel"/>
     <w:tmpl w:val="B05C2B22"/>
@@ -6745,7 +5794,7 @@
       </w:pPr>
     </w:lvl>
   </w:abstractNum>
-  <w:abstractNum w:abstractNumId="23" w15:restartNumberingAfterBreak="0">
+  <w:abstractNum w:abstractNumId="24" w15:restartNumberingAfterBreak="0">
     <w:nsid w:val="2B383B12"/>
     <w:multiLevelType w:val="hybridMultilevel"/>
     <w:tmpl w:val="7592FA44"/>
@@ -6861,7 +5910,7 @@
       </w:pPr>
     </w:lvl>
   </w:abstractNum>
-  <w:abstractNum w:abstractNumId="24" w15:restartNumberingAfterBreak="0">
+  <w:abstractNum w:abstractNumId="25" w15:restartNumberingAfterBreak="0">
     <w:nsid w:val="2F382E66"/>
     <w:multiLevelType w:val="hybridMultilevel"/>
     <w:tmpl w:val="00587956"/>
@@ -6951,7 +6000,7 @@
       </w:pPr>
     </w:lvl>
   </w:abstractNum>
-  <w:abstractNum w:abstractNumId="25" w15:restartNumberingAfterBreak="0">
+  <w:abstractNum w:abstractNumId="26" w15:restartNumberingAfterBreak="0">
     <w:nsid w:val="301419CE"/>
     <w:multiLevelType w:val="hybridMultilevel"/>
     <w:tmpl w:val="A13E6368"/>
@@ -7075,7 +6124,7 @@
       </w:pPr>
     </w:lvl>
   </w:abstractNum>
-  <w:abstractNum w:abstractNumId="26" w15:restartNumberingAfterBreak="0">
+  <w:abstractNum w:abstractNumId="27" w15:restartNumberingAfterBreak="0">
     <w:nsid w:val="321B6533"/>
     <w:multiLevelType w:val="hybridMultilevel"/>
     <w:tmpl w:val="1B944A46"/>
@@ -7191,7 +6240,7 @@
       </w:pPr>
     </w:lvl>
   </w:abstractNum>
-  <w:abstractNum w:abstractNumId="27" w15:restartNumberingAfterBreak="0">
+  <w:abstractNum w:abstractNumId="28" w15:restartNumberingAfterBreak="0">
     <w:nsid w:val="386B24C9"/>
     <w:multiLevelType w:val="hybridMultilevel"/>
     <w:tmpl w:val="7C6CC628"/>
@@ -7282,7 +6331,7 @@
       </w:pPr>
     </w:lvl>
   </w:abstractNum>
-  <w:abstractNum w:abstractNumId="28" w15:restartNumberingAfterBreak="0">
+  <w:abstractNum w:abstractNumId="29" w15:restartNumberingAfterBreak="0">
     <w:nsid w:val="388A4EF6"/>
     <w:multiLevelType w:val="multilevel"/>
     <w:tmpl w:val="1848E9DE"/>
@@ -7375,7 +6424,7 @@
       </w:pPr>
     </w:lvl>
   </w:abstractNum>
-  <w:abstractNum w:abstractNumId="29" w15:restartNumberingAfterBreak="0">
+  <w:abstractNum w:abstractNumId="30" w15:restartNumberingAfterBreak="0">
     <w:nsid w:val="38EC624C"/>
     <w:multiLevelType w:val="hybridMultilevel"/>
     <w:tmpl w:val="8CFE7C86"/>
@@ -7464,7 +6513,147 @@
       </w:pPr>
     </w:lvl>
   </w:abstractNum>
-  <w:abstractNum w:abstractNumId="30" w15:restartNumberingAfterBreak="0">
+  <w:abstractNum w:abstractNumId="31" w15:restartNumberingAfterBreak="0">
+    <w:nsid w:val="3B1B37E1"/>
+    <w:multiLevelType w:val="hybridMultilevel"/>
+    <w:tmpl w:val="FC225698"/>
+    <w:lvl w:ilvl="0" w:tplc="7C9CEEFC">
+      <w:start w:val="1"/>
+      <w:numFmt w:val="bullet"/>
+      <w:lvlText w:val="※"/>
+      <w:lvlJc w:val="left"/>
+      <w:pPr>
+        <w:tabs>
+          <w:tab w:val="num" w:pos="360"/>
+        </w:tabs>
+        <w:ind w:left="360" w:hanging="360"/>
+      </w:pPr>
+      <w:rPr>
+        <w:rFonts w:ascii="標楷體" w:eastAsia="標楷體" w:hAnsi="標楷體" w:cs="Times New Roman" w:hint="eastAsia"/>
+      </w:rPr>
+    </w:lvl>
+    <w:lvl w:ilvl="1" w:tplc="04090003">
+      <w:start w:val="1"/>
+      <w:numFmt w:val="bullet"/>
+      <w:lvlText w:val=""/>
+      <w:lvlJc w:val="left"/>
+      <w:pPr>
+        <w:tabs>
+          <w:tab w:val="num" w:pos="960"/>
+        </w:tabs>
+        <w:ind w:left="960" w:hanging="480"/>
+      </w:pPr>
+      <w:rPr>
+        <w:rFonts w:ascii="Wingdings" w:hAnsi="Wingdings" w:hint="default"/>
+      </w:rPr>
+    </w:lvl>
+    <w:lvl w:ilvl="2" w:tplc="04090005">
+      <w:start w:val="1"/>
+      <w:numFmt w:val="bullet"/>
+      <w:lvlText w:val=""/>
+      <w:lvlJc w:val="left"/>
+      <w:pPr>
+        <w:tabs>
+          <w:tab w:val="num" w:pos="1440"/>
+        </w:tabs>
+        <w:ind w:left="1440" w:hanging="480"/>
+      </w:pPr>
+      <w:rPr>
+        <w:rFonts w:ascii="Wingdings" w:hAnsi="Wingdings" w:hint="default"/>
+      </w:rPr>
+    </w:lvl>
+    <w:lvl w:ilvl="3" w:tplc="04090001">
+      <w:start w:val="1"/>
+      <w:numFmt w:val="bullet"/>
+      <w:lvlText w:val=""/>
+      <w:lvlJc w:val="left"/>
+      <w:pPr>
+        <w:tabs>
+          <w:tab w:val="num" w:pos="1920"/>
+        </w:tabs>
+        <w:ind w:left="1920" w:hanging="480"/>
+      </w:pPr>
+      <w:rPr>
+        <w:rFonts w:ascii="Wingdings" w:hAnsi="Wingdings" w:hint="default"/>
+      </w:rPr>
+    </w:lvl>
+    <w:lvl w:ilvl="4" w:tplc="04090003">
+      <w:start w:val="1"/>
+      <w:numFmt w:val="bullet"/>
+      <w:lvlText w:val=""/>
+      <w:lvlJc w:val="left"/>
+      <w:pPr>
+        <w:tabs>
+          <w:tab w:val="num" w:pos="2400"/>
+        </w:tabs>
+        <w:ind w:left="2400" w:hanging="480"/>
+      </w:pPr>
+      <w:rPr>
+        <w:rFonts w:ascii="Wingdings" w:hAnsi="Wingdings" w:hint="default"/>
+      </w:rPr>
+    </w:lvl>
+    <w:lvl w:ilvl="5" w:tplc="04090005">
+      <w:start w:val="1"/>
+      <w:numFmt w:val="bullet"/>
+      <w:lvlText w:val=""/>
+      <w:lvlJc w:val="left"/>
+      <w:pPr>
+        <w:tabs>
+          <w:tab w:val="num" w:pos="2880"/>
+        </w:tabs>
+        <w:ind w:left="2880" w:hanging="480"/>
+      </w:pPr>
+      <w:rPr>
+        <w:rFonts w:ascii="Wingdings" w:hAnsi="Wingdings" w:hint="default"/>
+      </w:rPr>
+    </w:lvl>
+    <w:lvl w:ilvl="6" w:tplc="04090001">
+      <w:start w:val="1"/>
+      <w:numFmt w:val="bullet"/>
+      <w:lvlText w:val=""/>
+      <w:lvlJc w:val="left"/>
+      <w:pPr>
+        <w:tabs>
+          <w:tab w:val="num" w:pos="3360"/>
+        </w:tabs>
+        <w:ind w:left="3360" w:hanging="480"/>
+      </w:pPr>
+      <w:rPr>
+        <w:rFonts w:ascii="Wingdings" w:hAnsi="Wingdings" w:hint="default"/>
+      </w:rPr>
+    </w:lvl>
+    <w:lvl w:ilvl="7" w:tplc="04090003">
+      <w:start w:val="1"/>
+      <w:numFmt w:val="bullet"/>
+      <w:lvlText w:val=""/>
+      <w:lvlJc w:val="left"/>
+      <w:pPr>
+        <w:tabs>
+          <w:tab w:val="num" w:pos="3840"/>
+        </w:tabs>
+        <w:ind w:left="3840" w:hanging="480"/>
+      </w:pPr>
+      <w:rPr>
+        <w:rFonts w:ascii="Wingdings" w:hAnsi="Wingdings" w:hint="default"/>
+      </w:rPr>
+    </w:lvl>
+    <w:lvl w:ilvl="8" w:tplc="04090005">
+      <w:start w:val="1"/>
+      <w:numFmt w:val="bullet"/>
+      <w:lvlText w:val=""/>
+      <w:lvlJc w:val="left"/>
+      <w:pPr>
+        <w:tabs>
+          <w:tab w:val="num" w:pos="4320"/>
+        </w:tabs>
+        <w:ind w:left="4320" w:hanging="480"/>
+      </w:pPr>
+      <w:rPr>
+        <w:rFonts w:ascii="Wingdings" w:hAnsi="Wingdings" w:hint="default"/>
+      </w:rPr>
+    </w:lvl>
+  </w:abstractNum>
+  <w:abstractNum w:abstractNumId="32" w15:restartNumberingAfterBreak="0">
     <w:nsid w:val="3B211B80"/>
     <w:multiLevelType w:val="hybridMultilevel"/>
     <w:tmpl w:val="6B704878"/>
@@ -7553,7 +6742,7 @@
       </w:pPr>
     </w:lvl>
   </w:abstractNum>
-  <w:abstractNum w:abstractNumId="31" w15:restartNumberingAfterBreak="0">
+  <w:abstractNum w:abstractNumId="33" w15:restartNumberingAfterBreak="0">
     <w:nsid w:val="3BED37F4"/>
     <w:multiLevelType w:val="hybridMultilevel"/>
     <w:tmpl w:val="982AF3EC"/>
@@ -7642,7 +6831,7 @@
       </w:pPr>
     </w:lvl>
   </w:abstractNum>
-  <w:abstractNum w:abstractNumId="32" w15:restartNumberingAfterBreak="0">
+  <w:abstractNum w:abstractNumId="34" w15:restartNumberingAfterBreak="0">
     <w:nsid w:val="3CA36BCB"/>
     <w:multiLevelType w:val="hybridMultilevel"/>
     <w:tmpl w:val="65F62CC8"/>
@@ -7734,7 +6923,7 @@
       </w:pPr>
     </w:lvl>
   </w:abstractNum>
-  <w:abstractNum w:abstractNumId="33" w15:restartNumberingAfterBreak="0">
+  <w:abstractNum w:abstractNumId="35" w15:restartNumberingAfterBreak="0">
     <w:nsid w:val="3F14197C"/>
     <w:multiLevelType w:val="hybridMultilevel"/>
     <w:tmpl w:val="15E68AF8"/>
@@ -7848,7 +7037,7 @@
       </w:rPr>
     </w:lvl>
   </w:abstractNum>
-  <w:abstractNum w:abstractNumId="34" w15:restartNumberingAfterBreak="0">
+  <w:abstractNum w:abstractNumId="36" w15:restartNumberingAfterBreak="0">
     <w:nsid w:val="40ED7E36"/>
     <w:multiLevelType w:val="hybridMultilevel"/>
     <w:tmpl w:val="4878B304"/>
@@ -7937,7 +7126,7 @@
       </w:pPr>
     </w:lvl>
   </w:abstractNum>
-  <w:abstractNum w:abstractNumId="35" w15:restartNumberingAfterBreak="0">
+  <w:abstractNum w:abstractNumId="37" w15:restartNumberingAfterBreak="0">
     <w:nsid w:val="41935A4F"/>
     <w:multiLevelType w:val="hybridMultilevel"/>
     <w:tmpl w:val="DCF689F4"/>
@@ -8026,7 +7215,7 @@
       </w:pPr>
     </w:lvl>
   </w:abstractNum>
-  <w:abstractNum w:abstractNumId="36" w15:restartNumberingAfterBreak="0">
+  <w:abstractNum w:abstractNumId="38" w15:restartNumberingAfterBreak="0">
     <w:nsid w:val="455D37DA"/>
     <w:multiLevelType w:val="hybridMultilevel"/>
     <w:tmpl w:val="8182F490"/>
@@ -8117,7 +7306,7 @@
       </w:pPr>
     </w:lvl>
   </w:abstractNum>
-  <w:abstractNum w:abstractNumId="37" w15:restartNumberingAfterBreak="0">
+  <w:abstractNum w:abstractNumId="39" w15:restartNumberingAfterBreak="0">
     <w:nsid w:val="489E131F"/>
     <w:multiLevelType w:val="singleLevel"/>
     <w:tmpl w:val="5ED0A95C"/>
@@ -8137,7 +7326,7 @@
       </w:rPr>
     </w:lvl>
   </w:abstractNum>
-  <w:abstractNum w:abstractNumId="38" w15:restartNumberingAfterBreak="0">
+  <w:abstractNum w:abstractNumId="40" w15:restartNumberingAfterBreak="0">
     <w:nsid w:val="48BD50CB"/>
     <w:multiLevelType w:val="hybridMultilevel"/>
     <w:tmpl w:val="7EF4FE28"/>
@@ -8226,7 +7415,7 @@
       </w:pPr>
     </w:lvl>
   </w:abstractNum>
-  <w:abstractNum w:abstractNumId="39" w15:restartNumberingAfterBreak="0">
+  <w:abstractNum w:abstractNumId="41" w15:restartNumberingAfterBreak="0">
     <w:nsid w:val="4AD22E57"/>
     <w:multiLevelType w:val="hybridMultilevel"/>
     <w:tmpl w:val="65F62CC8"/>
@@ -8318,7 +7507,7 @@
       </w:pPr>
     </w:lvl>
   </w:abstractNum>
-  <w:abstractNum w:abstractNumId="40" w15:restartNumberingAfterBreak="0">
+  <w:abstractNum w:abstractNumId="42" w15:restartNumberingAfterBreak="0">
     <w:nsid w:val="4B360CB3"/>
     <w:multiLevelType w:val="hybridMultilevel"/>
     <w:tmpl w:val="DCF689F4"/>
@@ -8407,7 +7596,7 @@
       </w:pPr>
     </w:lvl>
   </w:abstractNum>
-  <w:abstractNum w:abstractNumId="41" w15:restartNumberingAfterBreak="0">
+  <w:abstractNum w:abstractNumId="43" w15:restartNumberingAfterBreak="0">
     <w:nsid w:val="4D3531D8"/>
     <w:multiLevelType w:val="hybridMultilevel"/>
     <w:tmpl w:val="76FE925E"/>
@@ -8548,7 +7737,7 @@
       </w:rPr>
     </w:lvl>
   </w:abstractNum>
-  <w:abstractNum w:abstractNumId="42" w15:restartNumberingAfterBreak="0">
+  <w:abstractNum w:abstractNumId="44" w15:restartNumberingAfterBreak="0">
     <w:nsid w:val="4F801EAD"/>
     <w:multiLevelType w:val="hybridMultilevel"/>
     <w:tmpl w:val="072ED336"/>
@@ -8634,7 +7823,7 @@
       </w:pPr>
     </w:lvl>
   </w:abstractNum>
-  <w:abstractNum w:abstractNumId="43" w15:restartNumberingAfterBreak="0">
+  <w:abstractNum w:abstractNumId="45" w15:restartNumberingAfterBreak="0">
     <w:nsid w:val="515D2019"/>
     <w:multiLevelType w:val="hybridMultilevel"/>
     <w:tmpl w:val="C36453A6"/>
@@ -8724,7 +7913,7 @@
       </w:pPr>
     </w:lvl>
   </w:abstractNum>
-  <w:abstractNum w:abstractNumId="44" w15:restartNumberingAfterBreak="0">
+  <w:abstractNum w:abstractNumId="46" w15:restartNumberingAfterBreak="0">
     <w:nsid w:val="532504FF"/>
     <w:multiLevelType w:val="hybridMultilevel"/>
     <w:tmpl w:val="DCF689F4"/>
@@ -8813,7 +8002,7 @@
       </w:pPr>
     </w:lvl>
   </w:abstractNum>
-  <w:abstractNum w:abstractNumId="45" w15:restartNumberingAfterBreak="0">
+  <w:abstractNum w:abstractNumId="47" w15:restartNumberingAfterBreak="0">
     <w:nsid w:val="536811BF"/>
     <w:multiLevelType w:val="hybridMultilevel"/>
     <w:tmpl w:val="6F58FE96"/>
@@ -8902,7 +8091,7 @@
       </w:pPr>
     </w:lvl>
   </w:abstractNum>
-  <w:abstractNum w:abstractNumId="46" w15:restartNumberingAfterBreak="0">
+  <w:abstractNum w:abstractNumId="48" w15:restartNumberingAfterBreak="0">
     <w:nsid w:val="536F0229"/>
     <w:multiLevelType w:val="hybridMultilevel"/>
     <w:tmpl w:val="BDB2F76E"/>
@@ -9018,7 +8207,7 @@
       </w:pPr>
     </w:lvl>
   </w:abstractNum>
-  <w:abstractNum w:abstractNumId="47" w15:restartNumberingAfterBreak="0">
+  <w:abstractNum w:abstractNumId="49" w15:restartNumberingAfterBreak="0">
     <w:nsid w:val="537447CD"/>
     <w:multiLevelType w:val="hybridMultilevel"/>
     <w:tmpl w:val="DCF689F4"/>
@@ -9107,19 +8296,134 @@
       </w:pPr>
     </w:lvl>
   </w:abstractNum>
-  <w:abstractNum w:abstractNumId="48" w15:restartNumberingAfterBreak="0">
+  <w:abstractNum w:abstractNumId="50" w15:restartNumberingAfterBreak="0">
+    <w:nsid w:val="538E2664"/>
+    <w:multiLevelType w:val="hybridMultilevel"/>
+    <w:tmpl w:val="B07CFA7E"/>
+    <w:lvl w:ilvl="0" w:tplc="7D46806A">
+      <w:start w:val="1"/>
+      <w:numFmt w:val="taiwaneseCountingThousand"/>
+      <w:lvlText w:val="%1、"/>
+      <w:lvlJc w:val="left"/>
+      <w:pPr>
+        <w:tabs>
+          <w:tab w:val="num" w:pos="480"/>
+        </w:tabs>
+        <w:ind w:left="480" w:hanging="480"/>
+      </w:pPr>
+      <w:rPr>
+        <w:sz w:val="28"/>
+        <w:szCs w:val="28"/>
+      </w:rPr>
+    </w:lvl>
+    <w:lvl w:ilvl="1" w:tplc="04090019">
+      <w:start w:val="1"/>
+      <w:numFmt w:val="ideographTraditional"/>
+      <w:lvlText w:val="%2、"/>
+      <w:lvlJc w:val="left"/>
+      <w:pPr>
+        <w:tabs>
+          <w:tab w:val="num" w:pos="960"/>
+        </w:tabs>
+        <w:ind w:left="960" w:hanging="480"/>
+      </w:pPr>
+    </w:lvl>
+    <w:lvl w:ilvl="2" w:tplc="0409001B">
+      <w:start w:val="1"/>
+      <w:numFmt w:val="lowerRoman"/>
+      <w:lvlText w:val="%3."/>
+      <w:lvlJc w:val="right"/>
+      <w:pPr>
+        <w:tabs>
+          <w:tab w:val="num" w:pos="1440"/>
+        </w:tabs>
+        <w:ind w:left="1440" w:hanging="480"/>
+      </w:pPr>
+    </w:lvl>
+    <w:lvl w:ilvl="3" w:tplc="0409000F">
+      <w:start w:val="1"/>
+      <w:numFmt w:val="decimal"/>
+      <w:lvlText w:val="%4."/>
+      <w:lvlJc w:val="left"/>
+      <w:pPr>
+        <w:tabs>
+          <w:tab w:val="num" w:pos="1920"/>
+        </w:tabs>
+        <w:ind w:left="1920" w:hanging="480"/>
+      </w:pPr>
+    </w:lvl>
+    <w:lvl w:ilvl="4" w:tplc="04090019">
+      <w:start w:val="1"/>
+      <w:numFmt w:val="ideographTraditional"/>
+      <w:lvlText w:val="%5、"/>
+      <w:lvlJc w:val="left"/>
+      <w:pPr>
+        <w:tabs>
+          <w:tab w:val="num" w:pos="2400"/>
+        </w:tabs>
+        <w:ind w:left="2400" w:hanging="480"/>
+      </w:pPr>
+    </w:lvl>
+    <w:lvl w:ilvl="5" w:tplc="0409001B">
+      <w:start w:val="1"/>
+      <w:numFmt w:val="lowerRoman"/>
+      <w:lvlText w:val="%6."/>
+      <w:lvlJc w:val="right"/>
+      <w:pPr>
+        <w:tabs>
+          <w:tab w:val="num" w:pos="2880"/>
+        </w:tabs>
+        <w:ind w:left="2880" w:hanging="480"/>
+      </w:pPr>
+    </w:lvl>
+    <w:lvl w:ilvl="6" w:tplc="0409000F">
+      <w:start w:val="1"/>
+      <w:numFmt w:val="decimal"/>
+      <w:lvlText w:val="%7."/>
+      <w:lvlJc w:val="left"/>
+      <w:pPr>
+        <w:tabs>
+          <w:tab w:val="num" w:pos="3360"/>
+        </w:tabs>
+        <w:ind w:left="3360" w:hanging="480"/>
+      </w:pPr>
+    </w:lvl>
+    <w:lvl w:ilvl="7" w:tplc="04090019">
+      <w:start w:val="1"/>
+      <w:numFmt w:val="ideographTraditional"/>
+      <w:lvlText w:val="%8、"/>
+      <w:lvlJc w:val="left"/>
+      <w:pPr>
+        <w:tabs>
+          <w:tab w:val="num" w:pos="3840"/>
+        </w:tabs>
+        <w:ind w:left="3840" w:hanging="480"/>
+      </w:pPr>
+    </w:lvl>
+    <w:lvl w:ilvl="8" w:tplc="0409001B">
+      <w:start w:val="1"/>
+      <w:numFmt w:val="lowerRoman"/>
+      <w:lvlText w:val="%9."/>
+      <w:lvlJc w:val="right"/>
+      <w:pPr>
+        <w:tabs>
+          <w:tab w:val="num" w:pos="4320"/>
+        </w:tabs>
+        <w:ind w:left="4320" w:hanging="480"/>
+      </w:pPr>
+    </w:lvl>
+  </w:abstractNum>
+  <w:abstractNum w:abstractNumId="51" w15:restartNumberingAfterBreak="0">
     <w:nsid w:val="541E4EF2"/>
     <w:multiLevelType w:val="singleLevel"/>
-    <w:tmpl w:val="E56CFA1A"/>
+    <w:tmpl w:val="A86470E6"/>
     <w:lvl w:ilvl="0">
       <w:start w:val="1"/>
       <w:numFmt w:val="taiwaneseCountingThousand"/>
+      <w:suff w:val="nothing"/>
       <w:lvlText w:val="%1、"/>
       <w:lvlJc w:val="left"/>
       <w:pPr>
-        <w:tabs>
-          <w:tab w:val="num" w:pos="480"/>
-        </w:tabs>
         <w:ind w:left="480" w:hanging="480"/>
       </w:pPr>
       <w:rPr>
@@ -9127,7 +8431,7 @@
       </w:rPr>
     </w:lvl>
   </w:abstractNum>
-  <w:abstractNum w:abstractNumId="49" w15:restartNumberingAfterBreak="0">
+  <w:abstractNum w:abstractNumId="52" w15:restartNumberingAfterBreak="0">
     <w:nsid w:val="55607F23"/>
     <w:multiLevelType w:val="hybridMultilevel"/>
     <w:tmpl w:val="C144C364"/>
@@ -9216,7 +8520,7 @@
       </w:pPr>
     </w:lvl>
   </w:abstractNum>
-  <w:abstractNum w:abstractNumId="50" w15:restartNumberingAfterBreak="0">
+  <w:abstractNum w:abstractNumId="53" w15:restartNumberingAfterBreak="0">
     <w:nsid w:val="57F10696"/>
     <w:multiLevelType w:val="hybridMultilevel"/>
     <w:tmpl w:val="1B944A46"/>
@@ -9332,7 +8636,7 @@
       </w:pPr>
     </w:lvl>
   </w:abstractNum>
-  <w:abstractNum w:abstractNumId="51" w15:restartNumberingAfterBreak="0">
+  <w:abstractNum w:abstractNumId="54" w15:restartNumberingAfterBreak="0">
     <w:nsid w:val="5AA23888"/>
     <w:multiLevelType w:val="hybridMultilevel"/>
     <w:tmpl w:val="03C63550"/>
@@ -9418,7 +8722,7 @@
       </w:pPr>
     </w:lvl>
   </w:abstractNum>
-  <w:abstractNum w:abstractNumId="52" w15:restartNumberingAfterBreak="0">
+  <w:abstractNum w:abstractNumId="55" w15:restartNumberingAfterBreak="0">
     <w:nsid w:val="5BCA2E40"/>
     <w:multiLevelType w:val="hybridMultilevel"/>
     <w:tmpl w:val="2E8C052C"/>
@@ -9507,7 +8811,7 @@
       </w:pPr>
     </w:lvl>
   </w:abstractNum>
-  <w:abstractNum w:abstractNumId="53" w15:restartNumberingAfterBreak="0">
+  <w:abstractNum w:abstractNumId="56" w15:restartNumberingAfterBreak="0">
     <w:nsid w:val="5CB6761F"/>
     <w:multiLevelType w:val="hybridMultilevel"/>
     <w:tmpl w:val="3E56FDB0"/>
@@ -9597,7 +8901,7 @@
       </w:pPr>
     </w:lvl>
   </w:abstractNum>
-  <w:abstractNum w:abstractNumId="54" w15:restartNumberingAfterBreak="0">
+  <w:abstractNum w:abstractNumId="57" w15:restartNumberingAfterBreak="0">
     <w:nsid w:val="5D8B5BB4"/>
     <w:multiLevelType w:val="hybridMultilevel"/>
     <w:tmpl w:val="B3265FA2"/>
@@ -9712,7 +9016,7 @@
       </w:rPr>
     </w:lvl>
   </w:abstractNum>
-  <w:abstractNum w:abstractNumId="55" w15:restartNumberingAfterBreak="0">
+  <w:abstractNum w:abstractNumId="58" w15:restartNumberingAfterBreak="0">
     <w:nsid w:val="5F4D5249"/>
     <w:multiLevelType w:val="hybridMultilevel"/>
     <w:tmpl w:val="DF9A9100"/>
@@ -9829,7 +9133,7 @@
       </w:pPr>
     </w:lvl>
   </w:abstractNum>
-  <w:abstractNum w:abstractNumId="56" w15:restartNumberingAfterBreak="0">
+  <w:abstractNum w:abstractNumId="59" w15:restartNumberingAfterBreak="0">
     <w:nsid w:val="5F644DB1"/>
     <w:multiLevelType w:val="hybridMultilevel"/>
     <w:tmpl w:val="A6906EDE"/>
@@ -9944,7 +9248,7 @@
       </w:rPr>
     </w:lvl>
   </w:abstractNum>
-  <w:abstractNum w:abstractNumId="57" w15:restartNumberingAfterBreak="0">
+  <w:abstractNum w:abstractNumId="60" w15:restartNumberingAfterBreak="0">
     <w:nsid w:val="61CB62B5"/>
     <w:multiLevelType w:val="hybridMultilevel"/>
     <w:tmpl w:val="DCF689F4"/>
@@ -10033,7 +9337,96 @@
       </w:pPr>
     </w:lvl>
   </w:abstractNum>
-  <w:abstractNum w:abstractNumId="58" w15:restartNumberingAfterBreak="0">
+  <w:abstractNum w:abstractNumId="61" w15:restartNumberingAfterBreak="0">
+    <w:nsid w:val="66E47415"/>
+    <w:multiLevelType w:val="hybridMultilevel"/>
+    <w:tmpl w:val="3F3EA072"/>
+    <w:lvl w:ilvl="0" w:tplc="5E88FD5C">
+      <w:start w:val="1"/>
+      <w:numFmt w:val="taiwaneseCountingThousand"/>
+      <w:lvlText w:val="(%1)"/>
+      <w:lvlJc w:val="left"/>
+      <w:pPr>
+        <w:ind w:left="720" w:hanging="480"/>
+      </w:pPr>
+      <w:rPr>
+        <w:rFonts w:hint="eastAsia"/>
+      </w:rPr>
+    </w:lvl>
+    <w:lvl w:ilvl="1" w:tplc="04090019" w:tentative="1">
+      <w:start w:val="1"/>
+      <w:numFmt w:val="ideographTraditional"/>
+      <w:lvlText w:val="%2、"/>
+      <w:lvlJc w:val="left"/>
+      <w:pPr>
+        <w:ind w:left="1200" w:hanging="480"/>
+      </w:pPr>
+    </w:lvl>
+    <w:lvl w:ilvl="2" w:tplc="0409001B" w:tentative="1">
+      <w:start w:val="1"/>
+      <w:numFmt w:val="lowerRoman"/>
+      <w:lvlText w:val="%3."/>
+      <w:lvlJc w:val="right"/>
+      <w:pPr>
+        <w:ind w:left="1680" w:hanging="480"/>
+      </w:pPr>
+    </w:lvl>
+    <w:lvl w:ilvl="3" w:tplc="0409000F" w:tentative="1">
+      <w:start w:val="1"/>
+      <w:numFmt w:val="decimal"/>
+      <w:lvlText w:val="%4."/>
+      <w:lvlJc w:val="left"/>
+      <w:pPr>
+        <w:ind w:left="2160" w:hanging="480"/>
+      </w:pPr>
+    </w:lvl>
+    <w:lvl w:ilvl="4" w:tplc="04090019" w:tentative="1">
+      <w:start w:val="1"/>
+      <w:numFmt w:val="ideographTraditional"/>
+      <w:lvlText w:val="%5、"/>
+      <w:lvlJc w:val="left"/>
+      <w:pPr>
+        <w:ind w:left="2640" w:hanging="480"/>
+      </w:pPr>
+    </w:lvl>
+    <w:lvl w:ilvl="5" w:tplc="0409001B" w:tentative="1">
+      <w:start w:val="1"/>
+      <w:numFmt w:val="lowerRoman"/>
+      <w:lvlText w:val="%6."/>
+      <w:lvlJc w:val="right"/>
+      <w:pPr>
+        <w:ind w:left="3120" w:hanging="480"/>
+      </w:pPr>
+    </w:lvl>
+    <w:lvl w:ilvl="6" w:tplc="0409000F" w:tentative="1">
+      <w:start w:val="1"/>
+      <w:numFmt w:val="decimal"/>
+      <w:lvlText w:val="%7."/>
+      <w:lvlJc w:val="left"/>
+      <w:pPr>
+        <w:ind w:left="3600" w:hanging="480"/>
+      </w:pPr>
+    </w:lvl>
+    <w:lvl w:ilvl="7" w:tplc="04090019" w:tentative="1">
+      <w:start w:val="1"/>
+      <w:numFmt w:val="ideographTraditional"/>
+      <w:lvlText w:val="%8、"/>
+      <w:lvlJc w:val="left"/>
+      <w:pPr>
+        <w:ind w:left="4080" w:hanging="480"/>
+      </w:pPr>
+    </w:lvl>
+    <w:lvl w:ilvl="8" w:tplc="0409001B" w:tentative="1">
+      <w:start w:val="1"/>
+      <w:numFmt w:val="lowerRoman"/>
+      <w:lvlText w:val="%9."/>
+      <w:lvlJc w:val="right"/>
+      <w:pPr>
+        <w:ind w:left="4560" w:hanging="480"/>
+      </w:pPr>
+    </w:lvl>
+  </w:abstractNum>
+  <w:abstractNum w:abstractNumId="62" w15:restartNumberingAfterBreak="0">
     <w:nsid w:val="67C95A70"/>
     <w:multiLevelType w:val="multilevel"/>
     <w:tmpl w:val="870A2A9A"/>
@@ -10122,7 +9515,7 @@
       </w:pPr>
     </w:lvl>
   </w:abstractNum>
-  <w:abstractNum w:abstractNumId="59" w15:restartNumberingAfterBreak="0">
+  <w:abstractNum w:abstractNumId="63" w15:restartNumberingAfterBreak="0">
     <w:nsid w:val="68BA67E2"/>
     <w:multiLevelType w:val="hybridMultilevel"/>
     <w:tmpl w:val="244E2C38"/>
@@ -10211,7 +9604,7 @@
       </w:pPr>
     </w:lvl>
   </w:abstractNum>
-  <w:abstractNum w:abstractNumId="60" w15:restartNumberingAfterBreak="0">
+  <w:abstractNum w:abstractNumId="64" w15:restartNumberingAfterBreak="0">
     <w:nsid w:val="6A865A0D"/>
     <w:multiLevelType w:val="hybridMultilevel"/>
     <w:tmpl w:val="7442675E"/>
@@ -10300,7 +9693,7 @@
       </w:pPr>
     </w:lvl>
   </w:abstractNum>
-  <w:abstractNum w:abstractNumId="61" w15:restartNumberingAfterBreak="0">
+  <w:abstractNum w:abstractNumId="65" w15:restartNumberingAfterBreak="0">
     <w:nsid w:val="6B0571AA"/>
     <w:multiLevelType w:val="hybridMultilevel"/>
     <w:tmpl w:val="79EE36BC"/>
@@ -10416,7 +9809,7 @@
       </w:pPr>
     </w:lvl>
   </w:abstractNum>
-  <w:abstractNum w:abstractNumId="62" w15:restartNumberingAfterBreak="0">
+  <w:abstractNum w:abstractNumId="66" w15:restartNumberingAfterBreak="0">
     <w:nsid w:val="6C1F3FD5"/>
     <w:multiLevelType w:val="hybridMultilevel"/>
     <w:tmpl w:val="C692485C"/>
@@ -10532,7 +9925,7 @@
       </w:pPr>
     </w:lvl>
   </w:abstractNum>
-  <w:abstractNum w:abstractNumId="63" w15:restartNumberingAfterBreak="0">
+  <w:abstractNum w:abstractNumId="67" w15:restartNumberingAfterBreak="0">
     <w:nsid w:val="6C9D0E84"/>
     <w:multiLevelType w:val="hybridMultilevel"/>
     <w:tmpl w:val="B05C2B22"/>
@@ -10618,7 +10011,7 @@
       </w:pPr>
     </w:lvl>
   </w:abstractNum>
-  <w:abstractNum w:abstractNumId="64" w15:restartNumberingAfterBreak="0">
+  <w:abstractNum w:abstractNumId="68" w15:restartNumberingAfterBreak="0">
     <w:nsid w:val="70E4294E"/>
     <w:multiLevelType w:val="hybridMultilevel"/>
     <w:tmpl w:val="21CA86EC"/>
@@ -10734,7 +10127,7 @@
       </w:pPr>
     </w:lvl>
   </w:abstractNum>
-  <w:abstractNum w:abstractNumId="65" w15:restartNumberingAfterBreak="0">
+  <w:abstractNum w:abstractNumId="69" w15:restartNumberingAfterBreak="0">
     <w:nsid w:val="73042D5E"/>
     <w:multiLevelType w:val="hybridMultilevel"/>
     <w:tmpl w:val="1B944A46"/>
@@ -10850,7 +10243,7 @@
       </w:pPr>
     </w:lvl>
   </w:abstractNum>
-  <w:abstractNum w:abstractNumId="66" w15:restartNumberingAfterBreak="0">
+  <w:abstractNum w:abstractNumId="70" w15:restartNumberingAfterBreak="0">
     <w:nsid w:val="76BB2B30"/>
     <w:multiLevelType w:val="hybridMultilevel"/>
     <w:tmpl w:val="165AC012"/>
@@ -10963,7 +10356,7 @@
       </w:rPr>
     </w:lvl>
   </w:abstractNum>
-  <w:abstractNum w:abstractNumId="67" w15:restartNumberingAfterBreak="0">
+  <w:abstractNum w:abstractNumId="71" w15:restartNumberingAfterBreak="0">
     <w:nsid w:val="77670589"/>
     <w:multiLevelType w:val="hybridMultilevel"/>
     <w:tmpl w:val="3EDA81A0"/>
@@ -11052,7 +10445,7 @@
       </w:pPr>
     </w:lvl>
   </w:abstractNum>
-  <w:abstractNum w:abstractNumId="68" w15:restartNumberingAfterBreak="0">
+  <w:abstractNum w:abstractNumId="72" w15:restartNumberingAfterBreak="0">
     <w:nsid w:val="7D920C24"/>
     <w:multiLevelType w:val="hybridMultilevel"/>
     <w:tmpl w:val="F560009A"/>
@@ -11139,7 +10532,7 @@
     </w:lvl>
   </w:abstractNum>
   <w:num w:numId="1" w16cid:durableId="175653044">
-    <w:abstractNumId w:val="48"/>
+    <w:abstractNumId w:val="51"/>
   </w:num>
   <w:num w:numId="2" w16cid:durableId="1193373969">
     <w:abstractNumId w:val="10"/>
@@ -11148,31 +10541,31 @@
     <w:abstractNumId w:val="20"/>
   </w:num>
   <w:num w:numId="4" w16cid:durableId="2037727094">
-    <w:abstractNumId w:val="37"/>
+    <w:abstractNumId w:val="39"/>
   </w:num>
   <w:num w:numId="5" w16cid:durableId="2048723498">
-    <w:abstractNumId w:val="50"/>
+    <w:abstractNumId w:val="53"/>
   </w:num>
   <w:num w:numId="6" w16cid:durableId="591671294">
-    <w:abstractNumId w:val="61"/>
+    <w:abstractNumId w:val="65"/>
   </w:num>
   <w:num w:numId="7" w16cid:durableId="1147629086">
-    <w:abstractNumId w:val="23"/>
+    <w:abstractNumId w:val="24"/>
   </w:num>
   <w:num w:numId="8" w16cid:durableId="610164983">
-    <w:abstractNumId w:val="55"/>
+    <w:abstractNumId w:val="58"/>
   </w:num>
   <w:num w:numId="9" w16cid:durableId="242955285">
     <w:abstractNumId w:val="18"/>
   </w:num>
   <w:num w:numId="10" w16cid:durableId="1082988873">
-    <w:abstractNumId w:val="46"/>
+    <w:abstractNumId w:val="48"/>
   </w:num>
   <w:num w:numId="11" w16cid:durableId="1802380794">
-    <w:abstractNumId w:val="62"/>
+    <w:abstractNumId w:val="66"/>
   </w:num>
   <w:num w:numId="12" w16cid:durableId="149953142">
-    <w:abstractNumId w:val="25"/>
+    <w:abstractNumId w:val="26"/>
     <w:lvlOverride w:ilvl="0">
       <w:startOverride w:val="1"/>
     </w:lvlOverride>
@@ -11198,19 +10591,19 @@
     </w:lvlOverride>
   </w:num>
   <w:num w:numId="13" w16cid:durableId="1295253846">
-    <w:abstractNumId w:val="56"/>
+    <w:abstractNumId w:val="59"/>
   </w:num>
   <w:num w:numId="14" w16cid:durableId="1737824327">
-    <w:abstractNumId w:val="54"/>
+    <w:abstractNumId w:val="57"/>
   </w:num>
   <w:num w:numId="15" w16cid:durableId="193924544">
-    <w:abstractNumId w:val="41"/>
+    <w:abstractNumId w:val="43"/>
   </w:num>
   <w:num w:numId="16" w16cid:durableId="2117943530">
     <w:abstractNumId w:val="13"/>
   </w:num>
   <w:num w:numId="17" w16cid:durableId="490872939">
-    <w:abstractNumId w:val="35"/>
+    <w:abstractNumId w:val="37"/>
   </w:num>
   <w:num w:numId="18" w16cid:durableId="1539705565">
     <w:abstractNumId w:val="3"/>
@@ -11219,43 +10612,43 @@
     <w:abstractNumId w:val="6"/>
   </w:num>
   <w:num w:numId="20" w16cid:durableId="2133591484">
-    <w:abstractNumId w:val="40"/>
+    <w:abstractNumId w:val="42"/>
   </w:num>
   <w:num w:numId="21" w16cid:durableId="1755931734">
-    <w:abstractNumId w:val="47"/>
+    <w:abstractNumId w:val="49"/>
   </w:num>
   <w:num w:numId="22" w16cid:durableId="870918023">
-    <w:abstractNumId w:val="44"/>
+    <w:abstractNumId w:val="46"/>
   </w:num>
   <w:num w:numId="23" w16cid:durableId="2020085105">
-    <w:abstractNumId w:val="57"/>
+    <w:abstractNumId w:val="60"/>
   </w:num>
   <w:num w:numId="24" w16cid:durableId="416365350">
-    <w:abstractNumId w:val="29"/>
+    <w:abstractNumId w:val="30"/>
   </w:num>
   <w:num w:numId="25" w16cid:durableId="669717176">
-    <w:abstractNumId w:val="43"/>
+    <w:abstractNumId w:val="45"/>
   </w:num>
   <w:num w:numId="26" w16cid:durableId="1266303625">
-    <w:abstractNumId w:val="30"/>
+    <w:abstractNumId w:val="32"/>
   </w:num>
   <w:num w:numId="27" w16cid:durableId="1475102072">
     <w:abstractNumId w:val="21"/>
   </w:num>
   <w:num w:numId="28" w16cid:durableId="1146124917">
-    <w:abstractNumId w:val="42"/>
+    <w:abstractNumId w:val="44"/>
   </w:num>
   <w:num w:numId="29" w16cid:durableId="1954089041">
-    <w:abstractNumId w:val="58"/>
+    <w:abstractNumId w:val="62"/>
   </w:num>
   <w:num w:numId="30" w16cid:durableId="224801921">
-    <w:abstractNumId w:val="63"/>
+    <w:abstractNumId w:val="67"/>
   </w:num>
   <w:num w:numId="31" w16cid:durableId="1776053006">
-    <w:abstractNumId w:val="39"/>
+    <w:abstractNumId w:val="41"/>
   </w:num>
   <w:num w:numId="32" w16cid:durableId="1133058853">
-    <w:abstractNumId w:val="67"/>
+    <w:abstractNumId w:val="71"/>
   </w:num>
   <w:num w:numId="33" w16cid:durableId="1636448663">
     <w:abstractNumId w:val="7"/>
@@ -11273,37 +10666,37 @@
     <w:abstractNumId w:val="0"/>
   </w:num>
   <w:num w:numId="38" w16cid:durableId="1856308743">
-    <w:abstractNumId w:val="68"/>
+    <w:abstractNumId w:val="72"/>
   </w:num>
   <w:num w:numId="39" w16cid:durableId="133255702">
     <w:abstractNumId w:val="9"/>
   </w:num>
   <w:num w:numId="40" w16cid:durableId="1057627295">
-    <w:abstractNumId w:val="49"/>
+    <w:abstractNumId w:val="52"/>
   </w:num>
   <w:num w:numId="41" w16cid:durableId="1422676808">
-    <w:abstractNumId w:val="22"/>
+    <w:abstractNumId w:val="23"/>
   </w:num>
   <w:num w:numId="42" w16cid:durableId="513616112">
-    <w:abstractNumId w:val="52"/>
+    <w:abstractNumId w:val="55"/>
   </w:num>
   <w:num w:numId="43" w16cid:durableId="1527408862">
-    <w:abstractNumId w:val="32"/>
+    <w:abstractNumId w:val="34"/>
   </w:num>
   <w:num w:numId="44" w16cid:durableId="1031422146">
-    <w:abstractNumId w:val="36"/>
+    <w:abstractNumId w:val="38"/>
   </w:num>
   <w:num w:numId="45" w16cid:durableId="86269860">
     <w:abstractNumId w:val="14"/>
   </w:num>
   <w:num w:numId="46" w16cid:durableId="1094593007">
-    <w:abstractNumId w:val="27"/>
+    <w:abstractNumId w:val="28"/>
   </w:num>
   <w:num w:numId="47" w16cid:durableId="756172649">
-    <w:abstractNumId w:val="24"/>
+    <w:abstractNumId w:val="25"/>
   </w:num>
   <w:num w:numId="48" w16cid:durableId="1992902560">
-    <w:abstractNumId w:val="45"/>
+    <w:abstractNumId w:val="47"/>
   </w:num>
   <w:num w:numId="49" w16cid:durableId="1970168133">
     <w:abstractNumId w:val="4"/>
@@ -11318,7 +10711,7 @@
     <w:abstractNumId w:val="16"/>
   </w:num>
   <w:num w:numId="53" w16cid:durableId="1180041987">
-    <w:abstractNumId w:val="28"/>
+    <w:abstractNumId w:val="29"/>
   </w:num>
   <w:num w:numId="54" w16cid:durableId="1095251859">
     <w:abstractNumId w:val="17"/>
@@ -11333,13 +10726,13 @@
     </w:lvlOverride>
   </w:num>
   <w:num w:numId="56" w16cid:durableId="1094935886">
-    <w:abstractNumId w:val="28"/>
+    <w:abstractNumId w:val="29"/>
     <w:lvlOverride w:ilvl="0">
       <w:startOverride w:val="1"/>
     </w:lvlOverride>
   </w:num>
   <w:num w:numId="57" w16cid:durableId="358900644">
-    <w:abstractNumId w:val="51"/>
+    <w:abstractNumId w:val="54"/>
   </w:num>
   <w:num w:numId="58" w16cid:durableId="744298289">
     <w:abstractNumId w:val="5"/>
@@ -11348,46 +10741,93 @@
     <w:abstractNumId w:val="1"/>
   </w:num>
   <w:num w:numId="60" w16cid:durableId="855267421">
-    <w:abstractNumId w:val="26"/>
+    <w:abstractNumId w:val="27"/>
   </w:num>
   <w:num w:numId="61" w16cid:durableId="827090063">
-    <w:abstractNumId w:val="65"/>
+    <w:abstractNumId w:val="69"/>
   </w:num>
   <w:num w:numId="62" w16cid:durableId="198906490">
-    <w:abstractNumId w:val="64"/>
+    <w:abstractNumId w:val="68"/>
   </w:num>
   <w:num w:numId="63" w16cid:durableId="72548656">
-    <w:abstractNumId w:val="53"/>
+    <w:abstractNumId w:val="56"/>
   </w:num>
   <w:num w:numId="64" w16cid:durableId="18819939">
-    <w:abstractNumId w:val="33"/>
+    <w:abstractNumId w:val="35"/>
   </w:num>
   <w:num w:numId="65" w16cid:durableId="1658220592">
-    <w:abstractNumId w:val="34"/>
+    <w:abstractNumId w:val="36"/>
   </w:num>
   <w:num w:numId="66" w16cid:durableId="240264181">
     <w:abstractNumId w:val="12"/>
   </w:num>
   <w:num w:numId="67" w16cid:durableId="1537234060">
-    <w:abstractNumId w:val="60"/>
+    <w:abstractNumId w:val="64"/>
   </w:num>
   <w:num w:numId="68" w16cid:durableId="1758936540">
-    <w:abstractNumId w:val="31"/>
+    <w:abstractNumId w:val="33"/>
   </w:num>
   <w:num w:numId="69" w16cid:durableId="1873028174">
-    <w:abstractNumId w:val="66"/>
+    <w:abstractNumId w:val="70"/>
   </w:num>
   <w:num w:numId="70" w16cid:durableId="1418137412">
-    <w:abstractNumId w:val="38"/>
+    <w:abstractNumId w:val="40"/>
   </w:num>
   <w:num w:numId="71" w16cid:durableId="434054275">
-    <w:abstractNumId w:val="59"/>
+    <w:abstractNumId w:val="63"/>
   </w:num>
   <w:num w:numId="72" w16cid:durableId="1221937143">
     <w:abstractNumId w:val="19"/>
   </w:num>
+  <w:num w:numId="73" w16cid:durableId="14159865">
+    <w:abstractNumId w:val="61"/>
+  </w:num>
+  <w:num w:numId="74" w16cid:durableId="2032220708">
+    <w:abstractNumId w:val="22"/>
+  </w:num>
+  <w:num w:numId="75" w16cid:durableId="2057659452">
+    <w:abstractNumId w:val="50"/>
+    <w:lvlOverride w:ilvl="0">
+      <w:startOverride w:val="1"/>
+    </w:lvlOverride>
+    <w:lvlOverride w:ilvl="1">
+      <w:startOverride w:val="1"/>
+    </w:lvlOverride>
+    <w:lvlOverride w:ilvl="2">
+      <w:startOverride w:val="1"/>
+    </w:lvlOverride>
+    <w:lvlOverride w:ilvl="3">
+      <w:startOverride w:val="1"/>
+    </w:lvlOverride>
+    <w:lvlOverride w:ilvl="4">
+      <w:startOverride w:val="1"/>
+    </w:lvlOverride>
+    <w:lvlOverride w:ilvl="5">
+      <w:startOverride w:val="1"/>
+    </w:lvlOverride>
+    <w:lvlOverride w:ilvl="6">
+      <w:startOverride w:val="1"/>
+    </w:lvlOverride>
+    <w:lvlOverride w:ilvl="7">
+      <w:startOverride w:val="1"/>
+    </w:lvlOverride>
+    <w:lvlOverride w:ilvl="8">
+      <w:startOverride w:val="1"/>
+    </w:lvlOverride>
+  </w:num>
+  <w:num w:numId="76" w16cid:durableId="1560819934">
+    <w:abstractNumId w:val="31"/>
+  </w:num>
   <w:numIdMacAtCleanup w:val="64"/>
 </w:numbering>
+</file>
+
+<file path=word/people.xml><?xml version="1.0" encoding="utf-8"?>
+<w15:people xmlns:wpc="http://schemas.microsoft.com/office/word/2010/wordprocessingCanvas" xmlns:cx="http://schemas.microsoft.com/office/drawing/2014/chartex" xmlns:cx1="http://schemas.microsoft.com/office/drawing/2015/9/8/chartex" xmlns:cx2="http://schemas.microsoft.com/office/drawing/2015/10/21/chartex" xmlns:cx3="http://schemas.microsoft.com/office/drawing/2016/5/9/chartex" xmlns:cx4="http://schemas.microsoft.com/office/drawing/2016/5/10/chartex" xmlns:cx5="http://schemas.microsoft.com/office/drawing/2016/5/11/chartex" xmlns:cx6="http://schemas.microsoft.com/office/drawing/2016/5/12/chartex" xmlns:cx7="http://schemas.microsoft.com/office/drawing/2016/5/13/chartex" xmlns:cx8="http://schemas.microsoft.com/office/drawing/2016/5/14/chartex" xmlns:mc="http://schemas.openxmlformats.org/markup-compatibility/2006" xmlns:aink="http://schemas.microsoft.com/office/drawing/2016/ink" xmlns:am3d="http://schemas.microsoft.com/office/drawing/2017/model3d" xmlns:o="urn:schemas-microsoft-com:office:office" xmlns:oel="http://schemas.microsoft.com/office/2019/extlst" xmlns:r="http://schemas.openxmlformats.org/officeDocument/2006/relationships" xmlns:m="http://schemas.openxmlformats.org/officeDocument/2006/math" xmlns:v="urn:schemas-microsoft-com:vml" xmlns:wp14="http://schemas.microsoft.com/office/word/2010/wordprocessingDrawing" xmlns:wp="http://schemas.openxmlformats.org/drawingml/2006/wordprocessingDrawing" xmlns:w10="urn:schemas-microsoft-com:office:word" xmlns:w="http://schemas.openxmlformats.org/wordprocessingml/2006/main" xmlns:w14="http://schemas.microsoft.com/office/word/2010/wordml" xmlns:w15="http://schemas.microsoft.com/office/word/2012/wordml" xmlns:w16cex="http://schemas.microsoft.com/office/word/2018/wordml/cex" xmlns:w16cid="http://schemas.microsoft.com/office/word/2016/wordml/cid" xmlns:w16="http://schemas.microsoft.com/office/word/2018/wordml" xmlns:w16sdtdh="http://schemas.microsoft.com/office/word/2020/wordml/sdtdatahash" xmlns:w16se="http://schemas.microsoft.com/office/word/2015/wordml/symex" xmlns:wpg="http://schemas.microsoft.com/office/word/2010/wordprocessingGroup" xmlns:wpi="http://schemas.microsoft.com/office/word/2010/wordprocessingInk" xmlns:wne="http://schemas.microsoft.com/office/word/2006/wordml" xmlns:wps="http://schemas.microsoft.com/office/word/2010/wordprocessingShape" mc:Ignorable="w14 w15 w16se w16cid w16 w16cex w16sdtdh wp14">
+  <w15:person w15:author="郁敏 許">
+    <w15:presenceInfo w15:providerId="Windows Live" w15:userId="5aa517eba68fbe1e"/>
+  </w15:person>
+</w15:people>
 </file>
 
 <file path=word/styles.xml><?xml version="1.0" encoding="utf-8"?>
@@ -11427,12 +10867,12 @@
     <w:lsdException w:name="toc 1" w:locked="1" w:uiPriority="39"/>
     <w:lsdException w:name="toc 2" w:locked="1" w:uiPriority="39"/>
     <w:lsdException w:name="toc 3" w:locked="1" w:uiPriority="39"/>
-    <w:lsdException w:name="toc 4" w:locked="1" w:uiPriority="0"/>
-    <w:lsdException w:name="toc 5" w:locked="1" w:uiPriority="0"/>
-    <w:lsdException w:name="toc 6" w:locked="1" w:uiPriority="0"/>
-    <w:lsdException w:name="toc 7" w:locked="1" w:uiPriority="0"/>
-    <w:lsdException w:name="toc 8" w:locked="1" w:uiPriority="0"/>
-    <w:lsdException w:name="toc 9" w:locked="1" w:uiPriority="0"/>
+    <w:lsdException w:name="toc 4" w:locked="1" w:uiPriority="39"/>
+    <w:lsdException w:name="toc 5" w:locked="1" w:uiPriority="39"/>
+    <w:lsdException w:name="toc 6" w:locked="1" w:uiPriority="39"/>
+    <w:lsdException w:name="toc 7" w:locked="1" w:uiPriority="39"/>
+    <w:lsdException w:name="toc 8" w:locked="1" w:uiPriority="39"/>
+    <w:lsdException w:name="toc 9" w:locked="1" w:uiPriority="39"/>
     <w:lsdException w:name="Normal Indent" w:semiHidden="1" w:unhideWhenUsed="1"/>
     <w:lsdException w:name="footnote text" w:semiHidden="1" w:unhideWhenUsed="1"/>
     <w:lsdException w:name="annotation text" w:semiHidden="1" w:uiPriority="0" w:unhideWhenUsed="1"/>
@@ -14450,13 +13890,13 @@
     <w:uiPriority w:val="39"/>
     <w:unhideWhenUsed/>
     <w:locked/>
-    <w:rsid w:val="001D5033"/>
+    <w:rsid w:val="002A0631"/>
     <w:pPr>
       <w:widowControl/>
       <w:spacing w:after="100" w:line="259" w:lineRule="auto"/>
     </w:pPr>
     <w:rPr>
-      <w:rFonts w:asciiTheme="minorHAnsi" w:eastAsiaTheme="minorEastAsia" w:hAnsiTheme="minorHAnsi"/>
+      <w:rFonts w:asciiTheme="minorHAnsi" w:eastAsia="標楷體" w:hAnsiTheme="minorHAnsi"/>
       <w:kern w:val="0"/>
       <w:sz w:val="22"/>
       <w:szCs w:val="22"/>
@@ -14481,6 +13921,114 @@
       <w:kern w:val="0"/>
       <w:sz w:val="22"/>
       <w:szCs w:val="22"/>
+    </w:rPr>
+  </w:style>
+  <w:style w:type="paragraph" w:styleId="4">
+    <w:name w:val="toc 4"/>
+    <w:basedOn w:val="a"/>
+    <w:next w:val="a"/>
+    <w:autoRedefine/>
+    <w:uiPriority w:val="39"/>
+    <w:unhideWhenUsed/>
+    <w:locked/>
+    <w:rsid w:val="00270163"/>
+    <w:pPr>
+      <w:spacing w:after="160" w:line="278" w:lineRule="auto"/>
+      <w:ind w:leftChars="600" w:left="1440"/>
+    </w:pPr>
+    <w:rPr>
+      <w:rFonts w:asciiTheme="minorHAnsi" w:eastAsiaTheme="minorEastAsia" w:hAnsiTheme="minorHAnsi" w:cstheme="minorBidi"/>
+      <w14:ligatures w14:val="standardContextual"/>
+    </w:rPr>
+  </w:style>
+  <w:style w:type="paragraph" w:styleId="5">
+    <w:name w:val="toc 5"/>
+    <w:basedOn w:val="a"/>
+    <w:next w:val="a"/>
+    <w:autoRedefine/>
+    <w:uiPriority w:val="39"/>
+    <w:unhideWhenUsed/>
+    <w:locked/>
+    <w:rsid w:val="00270163"/>
+    <w:pPr>
+      <w:spacing w:after="160" w:line="278" w:lineRule="auto"/>
+      <w:ind w:leftChars="800" w:left="1920"/>
+    </w:pPr>
+    <w:rPr>
+      <w:rFonts w:asciiTheme="minorHAnsi" w:eastAsiaTheme="minorEastAsia" w:hAnsiTheme="minorHAnsi" w:cstheme="minorBidi"/>
+      <w14:ligatures w14:val="standardContextual"/>
+    </w:rPr>
+  </w:style>
+  <w:style w:type="paragraph" w:styleId="6">
+    <w:name w:val="toc 6"/>
+    <w:basedOn w:val="a"/>
+    <w:next w:val="a"/>
+    <w:autoRedefine/>
+    <w:uiPriority w:val="39"/>
+    <w:unhideWhenUsed/>
+    <w:locked/>
+    <w:rsid w:val="00270163"/>
+    <w:pPr>
+      <w:spacing w:after="160" w:line="278" w:lineRule="auto"/>
+      <w:ind w:leftChars="1000" w:left="2400"/>
+    </w:pPr>
+    <w:rPr>
+      <w:rFonts w:asciiTheme="minorHAnsi" w:eastAsiaTheme="minorEastAsia" w:hAnsiTheme="minorHAnsi" w:cstheme="minorBidi"/>
+      <w14:ligatures w14:val="standardContextual"/>
+    </w:rPr>
+  </w:style>
+  <w:style w:type="paragraph" w:styleId="7">
+    <w:name w:val="toc 7"/>
+    <w:basedOn w:val="a"/>
+    <w:next w:val="a"/>
+    <w:autoRedefine/>
+    <w:uiPriority w:val="39"/>
+    <w:unhideWhenUsed/>
+    <w:locked/>
+    <w:rsid w:val="00270163"/>
+    <w:pPr>
+      <w:spacing w:after="160" w:line="278" w:lineRule="auto"/>
+      <w:ind w:leftChars="1200" w:left="2880"/>
+    </w:pPr>
+    <w:rPr>
+      <w:rFonts w:asciiTheme="minorHAnsi" w:eastAsiaTheme="minorEastAsia" w:hAnsiTheme="minorHAnsi" w:cstheme="minorBidi"/>
+      <w14:ligatures w14:val="standardContextual"/>
+    </w:rPr>
+  </w:style>
+  <w:style w:type="paragraph" w:styleId="8">
+    <w:name w:val="toc 8"/>
+    <w:basedOn w:val="a"/>
+    <w:next w:val="a"/>
+    <w:autoRedefine/>
+    <w:uiPriority w:val="39"/>
+    <w:unhideWhenUsed/>
+    <w:locked/>
+    <w:rsid w:val="00270163"/>
+    <w:pPr>
+      <w:spacing w:after="160" w:line="278" w:lineRule="auto"/>
+      <w:ind w:leftChars="1400" w:left="3360"/>
+    </w:pPr>
+    <w:rPr>
+      <w:rFonts w:asciiTheme="minorHAnsi" w:eastAsiaTheme="minorEastAsia" w:hAnsiTheme="minorHAnsi" w:cstheme="minorBidi"/>
+      <w14:ligatures w14:val="standardContextual"/>
+    </w:rPr>
+  </w:style>
+  <w:style w:type="paragraph" w:styleId="9">
+    <w:name w:val="toc 9"/>
+    <w:basedOn w:val="a"/>
+    <w:next w:val="a"/>
+    <w:autoRedefine/>
+    <w:uiPriority w:val="39"/>
+    <w:unhideWhenUsed/>
+    <w:locked/>
+    <w:rsid w:val="00270163"/>
+    <w:pPr>
+      <w:spacing w:after="160" w:line="278" w:lineRule="auto"/>
+      <w:ind w:leftChars="1600" w:left="3840"/>
+    </w:pPr>
+    <w:rPr>
+      <w:rFonts w:asciiTheme="minorHAnsi" w:eastAsiaTheme="minorEastAsia" w:hAnsiTheme="minorHAnsi" w:cstheme="minorBidi"/>
+      <w14:ligatures w14:val="standardContextual"/>
     </w:rPr>
   </w:style>
 </w:styles>
